--- a/3k1s/SYC3-1/лабы/ЛР_14_Apex_1.docx
+++ b/3k1s/SYC3-1/лабы/ЛР_14_Apex_1.docx
@@ -6,524 +6,5222 @@
       <w:pPr>
         <w:pStyle w:val="1"/>
         <w:rPr>
-          <w:bCs/>
-          <w:szCs w:val="32"/>
+          <w:rFonts w:ascii="Times New Roman" w:hAnsi="Times New Roman"/>
+          <w:sz w:val="24"/>
         </w:rPr>
       </w:pPr>
       <w:r>
         <w:t>ЛАБОРАТОРНАЯ РАБОТА №</w:t>
       </w:r>
       <w:r>
-        <w:t xml:space="preserve"> 1</w:t>
-      </w:r>
-      <w:r>
-        <w:t>4</w:t>
-      </w:r>
-      <w:r>
-        <w:t xml:space="preserve">. </w:t>
-      </w:r>
-      <w:r>
-        <w:t xml:space="preserve">Работа с </w:t>
-      </w:r>
-      <w:r>
-        <w:rPr>
-          <w:bCs/>
-          <w:szCs w:val="32"/>
-        </w:rPr>
-        <w:t>п</w:t>
-      </w:r>
-      <w:r>
-        <w:rPr>
-          <w:bCs/>
-          <w:szCs w:val="32"/>
-        </w:rPr>
-        <w:t>ользовател</w:t>
-      </w:r>
-      <w:r>
-        <w:rPr>
-          <w:bCs/>
-          <w:szCs w:val="32"/>
-        </w:rPr>
-        <w:t>ями</w:t>
-      </w:r>
-      <w:r>
-        <w:rPr>
-          <w:bCs/>
-          <w:szCs w:val="32"/>
-        </w:rPr>
-        <w:t>. Настройка темы</w:t>
+        <w:t xml:space="preserve"> 12. </w:t>
+      </w:r>
+      <w:r>
+        <w:t xml:space="preserve">Структура </w:t>
+      </w:r>
+      <w:proofErr w:type="spellStart"/>
+      <w:r>
+        <w:t>Oracle</w:t>
+      </w:r>
+      <w:proofErr w:type="spellEnd"/>
+      <w:r>
+        <w:t xml:space="preserve"> APEX</w:t>
+      </w:r>
+      <w:r>
+        <w:t xml:space="preserve"> и начало работы</w:t>
       </w:r>
     </w:p>
     <w:p>
       <w:pPr>
-        <w:pStyle w:val="a3"/>
-      </w:pPr>
-      <w:r>
-        <w:t xml:space="preserve">Задание </w:t>
-      </w:r>
-      <w:r>
-        <w:t>№</w:t>
-      </w:r>
-      <w:r>
-        <w:t xml:space="preserve">1. </w:t>
-      </w:r>
+        <w:ind w:firstLine="0"/>
+        <w:rPr>
+          <w:sz w:val="10"/>
+          <w:szCs w:val="10"/>
+        </w:rPr>
+      </w:pPr>
     </w:p>
     <w:p>
-      <w:pPr>
-        <w:pStyle w:val="a5"/>
-        <w:ind w:left="1304" w:firstLine="0"/>
-      </w:pPr>
+      <w:r>
+        <w:t>Задачи:</w:t>
+      </w:r>
     </w:p>
     <w:p>
-      <w:pPr>
-        <w:pStyle w:val="a5"/>
-        <w:ind w:left="0" w:firstLine="0"/>
-        <w:rPr>
-          <w:rFonts w:ascii="Times New Roman" w:hAnsi="Times New Roman"/>
-          <w:b/>
-          <w:bCs/>
-          <w:szCs w:val="28"/>
-        </w:rPr>
-      </w:pPr>
-      <w:r>
-        <w:rPr>
-          <w:szCs w:val="28"/>
-        </w:rPr>
-        <w:t>С</w:t>
-      </w:r>
-      <w:r>
-        <w:rPr>
-          <w:szCs w:val="28"/>
-        </w:rPr>
-        <w:t>оздать новую учетную запись пользователя</w:t>
-      </w:r>
-      <w:r>
-        <w:rPr>
-          <w:szCs w:val="28"/>
-        </w:rPr>
-        <w:t xml:space="preserve">. Назначить роль </w:t>
-      </w:r>
-      <w:r>
-        <w:rPr>
-          <w:szCs w:val="28"/>
-          <w:lang w:val="en-US"/>
-        </w:rPr>
-        <w:t>Developer</w:t>
-      </w:r>
-      <w:r>
-        <w:rPr>
-          <w:szCs w:val="28"/>
-        </w:rPr>
-        <w:t>.</w:t>
-      </w:r>
-      <w:r>
-        <w:rPr>
-          <w:szCs w:val="28"/>
-        </w:rPr>
-        <w:t xml:space="preserve"> Добавьте в группу </w:t>
-      </w:r>
-      <w:r>
-        <w:rPr>
-          <w:szCs w:val="28"/>
-          <w:lang w:val="en-US"/>
-        </w:rPr>
-        <w:t>SQL</w:t>
-      </w:r>
-      <w:r>
-        <w:rPr>
-          <w:szCs w:val="28"/>
-        </w:rPr>
-        <w:t xml:space="preserve"> </w:t>
-      </w:r>
-      <w:r>
-        <w:rPr>
-          <w:szCs w:val="28"/>
-          <w:lang w:val="en-US"/>
-        </w:rPr>
-        <w:t>Developer</w:t>
-      </w:r>
-      <w:r>
-        <w:rPr>
-          <w:szCs w:val="28"/>
-        </w:rPr>
-        <w:t>.</w:t>
+      <w:r>
+        <w:t>1. Изучить структуру APEX.</w:t>
       </w:r>
     </w:p>
     <w:p>
-      <w:pPr>
-        <w:pStyle w:val="a5"/>
-        <w:ind w:left="1304" w:firstLine="0"/>
-        <w:rPr>
-          <w:rFonts w:ascii="Times New Roman" w:hAnsi="Times New Roman"/>
-          <w:b/>
-          <w:bCs/>
-          <w:szCs w:val="28"/>
-        </w:rPr>
-      </w:pPr>
+      <w:r>
+        <w:t>2. Ознакомиться с технологией регистрации и начала работы в A</w:t>
+      </w:r>
+      <w:r>
+        <w:rPr>
+          <w:lang w:val="en-US"/>
+        </w:rPr>
+        <w:t>PEX</w:t>
+      </w:r>
     </w:p>
     <w:p>
-      <w:pPr>
-        <w:pStyle w:val="a3"/>
-      </w:pPr>
-      <w:r>
-        <w:t xml:space="preserve">Задание </w:t>
-      </w:r>
-      <w:r>
-        <w:t>№</w:t>
-      </w:r>
-      <w:r>
-        <w:t>2</w:t>
-      </w:r>
-      <w:r>
-        <w:t xml:space="preserve">. </w:t>
+      <w:r>
+        <w:t xml:space="preserve">3. </w:t>
+      </w:r>
+      <w:r>
+        <w:t>Создание и работа с таблицами</w:t>
       </w:r>
     </w:p>
     <w:p>
       <w:pPr>
-        <w:pStyle w:val="a5"/>
-        <w:ind w:left="1304" w:firstLine="0"/>
-      </w:pPr>
+        <w:pStyle w:val="a3"/>
+        <w:rPr>
+          <w:rFonts w:ascii="Times New Roman" w:hAnsi="Times New Roman"/>
+          <w:sz w:val="24"/>
+          <w:szCs w:val="24"/>
+        </w:rPr>
+      </w:pPr>
+      <w:r>
+        <w:t xml:space="preserve">Задание </w:t>
+      </w:r>
+      <w:r>
+        <w:t>№</w:t>
+      </w:r>
+      <w:r>
+        <w:t>1. Зарегистрир</w:t>
+      </w:r>
+      <w:r>
+        <w:t>уйтесь</w:t>
+      </w:r>
+      <w:r>
+        <w:t xml:space="preserve"> в системе</w:t>
+      </w:r>
     </w:p>
     <w:p>
       <w:pPr>
-        <w:jc w:val="both"/>
-        <w:rPr>
-          <w:szCs w:val="28"/>
-        </w:rPr>
-      </w:pPr>
-      <w:r>
-        <w:rPr>
-          <w:szCs w:val="28"/>
-        </w:rPr>
-        <w:t xml:space="preserve">Создать новую учетную запись пользователя. Роль – конечный пользователь. </w:t>
-      </w:r>
-      <w:r>
-        <w:rPr>
-          <w:szCs w:val="28"/>
-        </w:rPr>
-        <w:t xml:space="preserve">Запустите свое приложение, используя созданную учетную запись конечного пользователя. </w:t>
-      </w:r>
-      <w:r>
-        <w:rPr>
-          <w:szCs w:val="28"/>
-        </w:rPr>
-        <w:t>Посмотреть, к чему имеет доступ.</w:t>
+        <w:rPr>
+          <w:b/>
+        </w:rPr>
+      </w:pPr>
+      <w:r>
+        <w:rPr>
+          <w:rFonts w:ascii="Times New Roman" w:hAnsi="Times New Roman"/>
+          <w:szCs w:val="28"/>
+        </w:rPr>
+        <w:t xml:space="preserve">Для регистрации необходимо перейти по ссылке </w:t>
+      </w:r>
+      <w:hyperlink r:id="rId5" w:history="1">
+        <w:proofErr w:type="spellStart"/>
+        <w:r>
+          <w:rPr>
+            <w:rStyle w:val="a4"/>
+          </w:rPr>
+          <w:t>Oracle</w:t>
+        </w:r>
+        <w:proofErr w:type="spellEnd"/>
+        <w:r>
+          <w:rPr>
+            <w:rStyle w:val="a4"/>
+          </w:rPr>
+          <w:t xml:space="preserve"> APEX</w:t>
+        </w:r>
+      </w:hyperlink>
+      <w:r>
+        <w:t xml:space="preserve">, нажать на кнопку нажать кнопку </w:t>
+      </w:r>
+      <w:proofErr w:type="spellStart"/>
+      <w:r>
+        <w:rPr>
+          <w:b/>
+        </w:rPr>
+        <w:t>Get</w:t>
+      </w:r>
+      <w:proofErr w:type="spellEnd"/>
+      <w:r>
+        <w:rPr>
+          <w:b/>
+        </w:rPr>
+        <w:t xml:space="preserve"> </w:t>
+      </w:r>
+      <w:proofErr w:type="spellStart"/>
+      <w:r>
+        <w:rPr>
+          <w:b/>
+        </w:rPr>
+        <w:t>Started</w:t>
+      </w:r>
+      <w:proofErr w:type="spellEnd"/>
+      <w:r>
+        <w:rPr>
+          <w:b/>
+        </w:rPr>
+        <w:t xml:space="preserve"> </w:t>
+      </w:r>
+      <w:proofErr w:type="spellStart"/>
+      <w:r>
+        <w:rPr>
+          <w:b/>
+        </w:rPr>
+        <w:t>for</w:t>
+      </w:r>
+      <w:proofErr w:type="spellEnd"/>
+      <w:r>
+        <w:rPr>
+          <w:b/>
+        </w:rPr>
+        <w:t xml:space="preserve"> </w:t>
+      </w:r>
+      <w:proofErr w:type="spellStart"/>
+      <w:r>
+        <w:rPr>
+          <w:b/>
+        </w:rPr>
+        <w:t>Free</w:t>
+      </w:r>
+      <w:proofErr w:type="spellEnd"/>
+      <w:r>
+        <w:rPr>
+          <w:b/>
+        </w:rPr>
+        <w:t xml:space="preserve">, </w:t>
+      </w:r>
+      <w:r>
+        <w:rPr>
+          <w:bCs/>
+        </w:rPr>
+        <w:t xml:space="preserve">выбрать </w:t>
+      </w:r>
+      <w:proofErr w:type="spellStart"/>
+      <w:r>
+        <w:rPr>
+          <w:b/>
+        </w:rPr>
+        <w:t>Free</w:t>
+      </w:r>
+      <w:proofErr w:type="spellEnd"/>
+      <w:r>
+        <w:rPr>
+          <w:b/>
+        </w:rPr>
+        <w:t xml:space="preserve"> </w:t>
+      </w:r>
+      <w:proofErr w:type="spellStart"/>
+      <w:r>
+        <w:rPr>
+          <w:b/>
+        </w:rPr>
+        <w:t>Sign</w:t>
+      </w:r>
+      <w:proofErr w:type="spellEnd"/>
+      <w:r>
+        <w:rPr>
+          <w:b/>
+        </w:rPr>
+        <w:t xml:space="preserve"> </w:t>
+      </w:r>
+      <w:proofErr w:type="spellStart"/>
+      <w:r>
+        <w:rPr>
+          <w:b/>
+        </w:rPr>
+        <w:t>Up</w:t>
+      </w:r>
+      <w:proofErr w:type="spellEnd"/>
+      <w:r>
+        <w:rPr>
+          <w:bCs/>
+        </w:rPr>
+        <w:t xml:space="preserve">, </w:t>
+      </w:r>
+      <w:r>
+        <w:rPr>
+          <w:bCs/>
+        </w:rPr>
+        <w:t>далее необходимо заполнить форму и нажать</w:t>
+      </w:r>
+      <w:r>
+        <w:rPr>
+          <w:b/>
+        </w:rPr>
+        <w:t xml:space="preserve"> </w:t>
+      </w:r>
+      <w:r>
+        <w:rPr>
+          <w:b/>
+          <w:lang w:val="en-US"/>
+        </w:rPr>
+        <w:t>Request</w:t>
+      </w:r>
+      <w:r>
+        <w:rPr>
+          <w:b/>
+        </w:rPr>
+        <w:t xml:space="preserve"> </w:t>
+      </w:r>
+      <w:r>
+        <w:rPr>
+          <w:b/>
+          <w:lang w:val="en-US"/>
+        </w:rPr>
+        <w:t>workplace</w:t>
+      </w:r>
+      <w:r>
+        <w:rPr>
+          <w:b/>
+        </w:rPr>
+        <w:t>.</w:t>
       </w:r>
     </w:p>
     <w:p>
       <w:pPr>
         <w:pStyle w:val="a5"/>
-        <w:ind w:left="0" w:firstLine="0"/>
-        <w:rPr>
-          <w:szCs w:val="28"/>
-        </w:rPr>
-      </w:pPr>
+        <w:numPr>
+          <w:ilvl w:val="0"/>
+          <w:numId w:val="1"/>
+        </w:numPr>
+        <w:jc w:val="both"/>
+      </w:pPr>
+      <w:r>
+        <w:rPr>
+          <w:b/>
+        </w:rPr>
+        <w:t>Имя рабочей области</w:t>
+      </w:r>
+      <w:r>
+        <w:rPr>
+          <w:b/>
+        </w:rPr>
+        <w:t xml:space="preserve"> (</w:t>
+      </w:r>
+      <w:proofErr w:type="spellStart"/>
+      <w:r>
+        <w:rPr>
+          <w:b/>
+        </w:rPr>
+        <w:t>Workspase</w:t>
+      </w:r>
+      <w:proofErr w:type="spellEnd"/>
+      <w:r>
+        <w:rPr>
+          <w:b/>
+        </w:rPr>
+        <w:t>)</w:t>
+      </w:r>
+      <w:r>
+        <w:t xml:space="preserve"> – фамилия студента в транслитерации. Транслитерация здесь и далее – это запись русскоязычного текста латинскими буквами, например, фамилия Иванов запишется, как </w:t>
+      </w:r>
+      <w:proofErr w:type="spellStart"/>
+      <w:r>
+        <w:t>Ivanov</w:t>
+      </w:r>
+      <w:proofErr w:type="spellEnd"/>
+      <w:r>
+        <w:t>.</w:t>
+      </w:r>
     </w:p>
     <w:p>
       <w:pPr>
-        <w:pStyle w:val="a3"/>
-      </w:pPr>
-      <w:r>
-        <w:t xml:space="preserve">Задание </w:t>
-      </w:r>
-      <w:r>
-        <w:t>№3</w:t>
-      </w:r>
-      <w:r>
-        <w:t xml:space="preserve">. </w:t>
+        <w:pStyle w:val="a5"/>
+        <w:numPr>
+          <w:ilvl w:val="0"/>
+          <w:numId w:val="1"/>
+        </w:numPr>
+        <w:jc w:val="both"/>
+      </w:pPr>
+      <w:r>
+        <w:rPr>
+          <w:b/>
+        </w:rPr>
+        <w:t>Логин и пароль</w:t>
+      </w:r>
+      <w:r>
+        <w:t xml:space="preserve"> – произвольные. Рекомендуется имена рабочей области, логина и пароля записать и сохранить, поскольку они будут </w:t>
+      </w:r>
+      <w:proofErr w:type="spellStart"/>
+      <w:proofErr w:type="gramStart"/>
+      <w:r>
+        <w:t>использо-ваться</w:t>
+      </w:r>
+      <w:proofErr w:type="spellEnd"/>
+      <w:proofErr w:type="gramEnd"/>
+      <w:r>
+        <w:t xml:space="preserve"> всякий раз при выполнении лабораторных работ.</w:t>
       </w:r>
     </w:p>
     <w:p>
       <w:pPr>
         <w:pStyle w:val="a5"/>
-        <w:ind w:left="1304" w:firstLine="0"/>
-      </w:pPr>
+        <w:numPr>
+          <w:ilvl w:val="0"/>
+          <w:numId w:val="1"/>
+        </w:numPr>
+        <w:jc w:val="both"/>
+        <w:rPr>
+          <w:szCs w:val="28"/>
+          <w:lang w:val="be-BY" w:eastAsia="en-US"/>
+        </w:rPr>
+      </w:pPr>
+      <w:r>
+        <w:rPr>
+          <w:b/>
+        </w:rPr>
+        <w:t xml:space="preserve">Почта </w:t>
+      </w:r>
+      <w:r>
+        <w:t xml:space="preserve">– на неё будет выслано письмо с подтверждением, после чего вы получите рабочую область. Зайдите в полученное письмо и нажмите </w:t>
+      </w:r>
+      <w:r>
+        <w:rPr>
+          <w:b/>
+          <w:lang w:val="en-US"/>
+        </w:rPr>
+        <w:t>Create</w:t>
+      </w:r>
+      <w:r>
+        <w:rPr>
+          <w:b/>
+        </w:rPr>
+        <w:t xml:space="preserve"> </w:t>
+      </w:r>
+      <w:r>
+        <w:rPr>
+          <w:b/>
+          <w:lang w:val="en-US"/>
+        </w:rPr>
+        <w:t>Workspace</w:t>
+      </w:r>
+      <w:r>
+        <w:t>.</w:t>
+      </w:r>
+      <w:r>
+        <w:t xml:space="preserve"> </w:t>
+      </w:r>
+      <w:r>
+        <w:t>Далее необходимо ввести новый пароль</w:t>
+      </w:r>
     </w:p>
     <w:p>
       <w:pPr>
-        <w:pStyle w:val="a5"/>
-        <w:ind w:left="0" w:firstLine="0"/>
-        <w:rPr>
-          <w:rFonts w:ascii="Times New Roman" w:hAnsi="Times New Roman"/>
-          <w:b/>
-          <w:bCs/>
-          <w:szCs w:val="28"/>
-        </w:rPr>
-      </w:pPr>
-      <w:r>
-        <w:rPr>
-          <w:szCs w:val="28"/>
-        </w:rPr>
-        <w:t>Создать новую учетную запись пользователя. Роль – конечный пользователь. Посмотреть, к чему имеет доступ.</w:t>
+        <w:pStyle w:val="a3"/>
+        <w:rPr>
+          <w:sz w:val="24"/>
+          <w:szCs w:val="24"/>
+        </w:rPr>
+      </w:pPr>
+      <w:r>
+        <w:t xml:space="preserve">Задание </w:t>
+      </w:r>
+      <w:r>
+        <w:t>№2. Зайти в систему и ознакомиться со структурой главной страницы среды APEX.</w:t>
       </w:r>
     </w:p>
     <w:p>
-      <w:pPr>
-        <w:pStyle w:val="a5"/>
-        <w:ind w:left="0" w:firstLine="0"/>
-        <w:rPr>
-          <w:rFonts w:ascii="Times New Roman" w:hAnsi="Times New Roman"/>
-          <w:b/>
-          <w:bCs/>
-          <w:szCs w:val="28"/>
-        </w:rPr>
-      </w:pPr>
+      <w:r>
+        <w:t>Ознакомьтесь со структурой главной страницы</w:t>
+      </w:r>
     </w:p>
     <w:p>
       <w:pPr>
-        <w:pStyle w:val="a3"/>
-      </w:pPr>
-      <w:r>
-        <w:t xml:space="preserve">Задание </w:t>
-      </w:r>
-      <w:r>
-        <w:t>№</w:t>
-      </w:r>
-      <w:r>
-        <w:t>4</w:t>
-      </w:r>
-      <w:r>
-        <w:t xml:space="preserve">. </w:t>
+        <w:jc w:val="both"/>
+        <w:rPr>
+          <w:szCs w:val="28"/>
+          <w:lang w:val="be-BY" w:eastAsia="en-US"/>
+        </w:rPr>
+      </w:pPr>
+      <w:r>
+        <w:rPr>
+          <w:noProof/>
+        </w:rPr>
+        <w:drawing>
+          <wp:inline distT="0" distB="0" distL="0" distR="0" wp14:anchorId="3821EC93" wp14:editId="087D90CF">
+            <wp:extent cx="5491594" cy="2773680"/>
+            <wp:effectExtent l="0" t="0" r="0" b="7620"/>
+            <wp:docPr id="1" name="Рисунок 1"/>
+            <wp:cNvGraphicFramePr>
+              <a:graphicFrameLocks xmlns:a="http://schemas.openxmlformats.org/drawingml/2006/main" noChangeAspect="1"/>
+            </wp:cNvGraphicFramePr>
+            <a:graphic xmlns:a="http://schemas.openxmlformats.org/drawingml/2006/main">
+              <a:graphicData uri="http://schemas.openxmlformats.org/drawingml/2006/picture">
+                <pic:pic xmlns:pic="http://schemas.openxmlformats.org/drawingml/2006/picture">
+                  <pic:nvPicPr>
+                    <pic:cNvPr id="1" name=""/>
+                    <pic:cNvPicPr/>
+                  </pic:nvPicPr>
+                  <pic:blipFill>
+                    <a:blip r:embed="rId6"/>
+                    <a:stretch>
+                      <a:fillRect/>
+                    </a:stretch>
+                  </pic:blipFill>
+                  <pic:spPr>
+                    <a:xfrm>
+                      <a:off x="0" y="0"/>
+                      <a:ext cx="5498639" cy="2777238"/>
+                    </a:xfrm>
+                    <a:prstGeom prst="rect">
+                      <a:avLst/>
+                    </a:prstGeom>
+                  </pic:spPr>
+                </pic:pic>
+              </a:graphicData>
+            </a:graphic>
+          </wp:inline>
+        </w:drawing>
       </w:r>
     </w:p>
     <w:p>
       <w:pPr>
-        <w:pStyle w:val="a5"/>
-        <w:ind w:left="1304" w:firstLine="0"/>
-      </w:pPr>
+        <w:pStyle w:val="a3"/>
+        <w:ind w:firstLine="708"/>
+      </w:pPr>
+      <w:r>
+        <w:lastRenderedPageBreak/>
+        <w:t>Задание №3. Создание простых таблиц</w:t>
+      </w:r>
     </w:p>
     <w:p>
       <w:pPr>
-        <w:pStyle w:val="a5"/>
-        <w:ind w:left="0" w:firstLine="0"/>
-        <w:rPr>
-          <w:rFonts w:ascii="Times New Roman" w:hAnsi="Times New Roman"/>
-          <w:b/>
-          <w:bCs/>
-          <w:szCs w:val="28"/>
-        </w:rPr>
-      </w:pPr>
-      <w:r>
-        <w:rPr>
-          <w:szCs w:val="28"/>
-        </w:rPr>
-        <w:t xml:space="preserve">Измените логотип и </w:t>
-      </w:r>
-      <w:proofErr w:type="spellStart"/>
-      <w:r>
-        <w:rPr>
-          <w:szCs w:val="28"/>
-        </w:rPr>
-        <w:t>фавикон</w:t>
-      </w:r>
-      <w:proofErr w:type="spellEnd"/>
-      <w:r>
-        <w:rPr>
-          <w:szCs w:val="28"/>
-        </w:rPr>
-        <w:t xml:space="preserve"> для своего приложения.</w:t>
+        <w:rPr>
+          <w:rFonts w:ascii="Calibri" w:hAnsi="Calibri"/>
+          <w:szCs w:val="28"/>
+        </w:rPr>
+      </w:pPr>
+      <w:r>
+        <w:rPr>
+          <w:rFonts w:ascii="Calibri" w:hAnsi="Calibri"/>
+          <w:szCs w:val="28"/>
+        </w:rPr>
+        <w:t xml:space="preserve">Рассмотрим для начала технологию создания простых, не связанных между собой, таблиц в </w:t>
+      </w:r>
+      <w:r>
+        <w:rPr>
+          <w:rFonts w:ascii="Calibri" w:hAnsi="Calibri"/>
+          <w:szCs w:val="28"/>
+          <w:lang w:val="en-US"/>
+        </w:rPr>
+        <w:t>APEX</w:t>
+      </w:r>
+      <w:r>
+        <w:rPr>
+          <w:rFonts w:ascii="Calibri" w:hAnsi="Calibri"/>
+          <w:szCs w:val="28"/>
+        </w:rPr>
+        <w:t xml:space="preserve"> на примере таблиц </w:t>
+      </w:r>
+      <w:r>
+        <w:rPr>
+          <w:rFonts w:ascii="Calibri" w:hAnsi="Calibri" w:cs="Courier New"/>
+          <w:b/>
+          <w:szCs w:val="28"/>
+          <w:lang w:val="en-US"/>
+        </w:rPr>
+        <w:t>Countries</w:t>
+      </w:r>
+      <w:r>
+        <w:rPr>
+          <w:rFonts w:ascii="Calibri" w:hAnsi="Calibri"/>
+          <w:szCs w:val="28"/>
+        </w:rPr>
+        <w:t xml:space="preserve"> и </w:t>
+      </w:r>
+      <w:r>
+        <w:rPr>
+          <w:rFonts w:ascii="Calibri" w:hAnsi="Calibri" w:cs="Courier New"/>
+          <w:b/>
+          <w:szCs w:val="28"/>
+          <w:lang w:val="en-US"/>
+        </w:rPr>
+        <w:t>Locations</w:t>
+      </w:r>
+      <w:r>
+        <w:rPr>
+          <w:rFonts w:ascii="Calibri" w:hAnsi="Calibri"/>
+          <w:szCs w:val="28"/>
+        </w:rPr>
+        <w:t>:</w:t>
       </w:r>
     </w:p>
     <w:p>
       <w:pPr>
-        <w:pStyle w:val="a3"/>
-      </w:pPr>
-      <w:r>
-        <w:t xml:space="preserve">Задание </w:t>
-      </w:r>
-      <w:r>
-        <w:t>№5</w:t>
-      </w:r>
-      <w:r>
-        <w:t xml:space="preserve">. </w:t>
+        <w:numPr>
+          <w:ilvl w:val="0"/>
+          <w:numId w:val="2"/>
+        </w:numPr>
+        <w:tabs>
+          <w:tab w:val="left" w:pos="567"/>
+        </w:tabs>
+        <w:ind w:left="993"/>
+        <w:jc w:val="both"/>
+        <w:rPr>
+          <w:rFonts w:ascii="Calibri" w:hAnsi="Calibri"/>
+          <w:szCs w:val="28"/>
+          <w:u w:val="single"/>
+        </w:rPr>
+      </w:pPr>
+      <w:r>
+        <w:rPr>
+          <w:rFonts w:ascii="Calibri" w:hAnsi="Calibri"/>
+          <w:szCs w:val="28"/>
+          <w:u w:val="single"/>
+        </w:rPr>
+        <w:t>Запуск мастера создания таблиц:</w:t>
       </w:r>
     </w:p>
     <w:p>
       <w:pPr>
-        <w:pStyle w:val="a5"/>
-        <w:ind w:left="1304" w:firstLine="0"/>
-      </w:pPr>
+        <w:numPr>
+          <w:ilvl w:val="0"/>
+          <w:numId w:val="3"/>
+        </w:numPr>
+        <w:jc w:val="both"/>
+        <w:rPr>
+          <w:rFonts w:ascii="Calibri" w:hAnsi="Calibri"/>
+          <w:szCs w:val="28"/>
+          <w:lang w:val="en-US"/>
+        </w:rPr>
+      </w:pPr>
+      <w:r>
+        <w:rPr>
+          <w:rFonts w:ascii="Calibri" w:hAnsi="Calibri"/>
+          <w:szCs w:val="28"/>
+        </w:rPr>
+        <w:t>Откройте</w:t>
+      </w:r>
+      <w:r>
+        <w:rPr>
+          <w:rFonts w:ascii="Calibri" w:hAnsi="Calibri" w:cs="Courier New"/>
+          <w:szCs w:val="28"/>
+          <w:lang w:val="en-US"/>
+        </w:rPr>
+        <w:t xml:space="preserve"> </w:t>
+      </w:r>
+      <w:r>
+        <w:rPr>
+          <w:rFonts w:ascii="Calibri" w:hAnsi="Calibri" w:cs="Courier New"/>
+          <w:b/>
+          <w:szCs w:val="28"/>
+          <w:lang w:val="en-US"/>
+        </w:rPr>
+        <w:t>SQL Workshop</w:t>
+      </w:r>
+      <w:r>
+        <w:rPr>
+          <w:rFonts w:ascii="Calibri" w:hAnsi="Calibri"/>
+          <w:b/>
+          <w:szCs w:val="28"/>
+          <w:lang w:val="en-US"/>
+        </w:rPr>
+        <w:t xml:space="preserve"> </w:t>
+      </w:r>
+      <w:r>
+        <w:rPr>
+          <w:rFonts w:ascii="Calibri" w:hAnsi="Calibri"/>
+          <w:szCs w:val="28"/>
+        </w:rPr>
+        <w:t>и</w:t>
+      </w:r>
+      <w:r>
+        <w:rPr>
+          <w:rFonts w:ascii="Calibri" w:hAnsi="Calibri"/>
+          <w:szCs w:val="28"/>
+          <w:lang w:val="en-US"/>
+        </w:rPr>
+        <w:t xml:space="preserve"> </w:t>
+      </w:r>
+      <w:r>
+        <w:rPr>
+          <w:rFonts w:ascii="Calibri" w:hAnsi="Calibri"/>
+          <w:szCs w:val="28"/>
+        </w:rPr>
+        <w:t>запустите</w:t>
+      </w:r>
+      <w:r>
+        <w:rPr>
+          <w:rFonts w:ascii="Calibri" w:hAnsi="Calibri"/>
+          <w:szCs w:val="28"/>
+          <w:lang w:val="en-US"/>
+        </w:rPr>
+        <w:t xml:space="preserve"> </w:t>
+      </w:r>
+      <w:r>
+        <w:rPr>
+          <w:rFonts w:ascii="Calibri" w:hAnsi="Calibri" w:cs="Courier New"/>
+          <w:b/>
+          <w:szCs w:val="28"/>
+          <w:lang w:val="en-US"/>
+        </w:rPr>
+        <w:t>Object Browser</w:t>
+      </w:r>
+      <w:r>
+        <w:rPr>
+          <w:rFonts w:ascii="Calibri" w:hAnsi="Calibri"/>
+          <w:szCs w:val="28"/>
+          <w:lang w:val="en-US"/>
+        </w:rPr>
+        <w:t>.</w:t>
+      </w:r>
     </w:p>
     <w:p>
       <w:pPr>
-        <w:pStyle w:val="a5"/>
-        <w:ind w:left="0" w:firstLine="0"/>
+        <w:numPr>
+          <w:ilvl w:val="0"/>
+          <w:numId w:val="3"/>
+        </w:numPr>
         <w:jc w:val="both"/>
-      </w:pPr>
-      <w:r>
-        <w:rPr>
-          <w:szCs w:val="28"/>
-        </w:rPr>
-        <w:t xml:space="preserve">В </w:t>
-      </w:r>
-      <w:proofErr w:type="spellStart"/>
-      <w:r>
-        <w:rPr>
-          <w:rStyle w:val="a-breadcrumb-label"/>
-        </w:rPr>
-        <w:t>Page</w:t>
-      </w:r>
-      <w:proofErr w:type="spellEnd"/>
-      <w:r>
-        <w:rPr>
-          <w:rStyle w:val="a-breadcrumb-label"/>
+        <w:rPr>
+          <w:rFonts w:ascii="Calibri" w:hAnsi="Calibri"/>
+          <w:b/>
+          <w:bCs/>
+          <w:szCs w:val="28"/>
+          <w:lang w:val="en-US"/>
+        </w:rPr>
+      </w:pPr>
+      <w:r>
+        <w:rPr>
+          <w:rFonts w:ascii="Calibri" w:hAnsi="Calibri"/>
+          <w:szCs w:val="28"/>
+        </w:rPr>
+        <w:t>На</w:t>
+      </w:r>
+      <w:r>
+        <w:rPr>
+          <w:rFonts w:ascii="Calibri" w:hAnsi="Calibri"/>
+          <w:szCs w:val="28"/>
+          <w:lang w:val="en-US"/>
         </w:rPr>
         <w:t xml:space="preserve"> </w:t>
       </w:r>
-      <w:proofErr w:type="spellStart"/>
-      <w:r>
-        <w:rPr>
-          <w:rStyle w:val="a-breadcrumb-label"/>
-        </w:rPr>
-        <w:t>Designer</w:t>
-      </w:r>
-      <w:proofErr w:type="spellEnd"/>
-      <w:r>
-        <w:rPr>
-          <w:rStyle w:val="a-breadcrumb-label"/>
+      <w:r>
+        <w:rPr>
+          <w:rFonts w:ascii="Calibri" w:hAnsi="Calibri"/>
+          <w:szCs w:val="28"/>
+        </w:rPr>
+        <w:t>странице</w:t>
+      </w:r>
+      <w:r>
+        <w:rPr>
+          <w:rFonts w:ascii="Calibri" w:hAnsi="Calibri"/>
+          <w:szCs w:val="28"/>
+          <w:lang w:val="en-US"/>
         </w:rPr>
         <w:t xml:space="preserve"> </w:t>
       </w:r>
       <w:r>
         <w:rPr>
-          <w:szCs w:val="28"/>
-        </w:rPr>
-        <w:t>измените</w:t>
-      </w:r>
-      <w:r>
-        <w:rPr>
-          <w:rStyle w:val="a-breadcrumb-label"/>
-        </w:rPr>
-        <w:t xml:space="preserve"> одну из страниц своего приложения. Добавьте 2 региона, 2 элемента и минимум 1 кнопку.</w:t>
+          <w:rFonts w:ascii="Calibri" w:hAnsi="Calibri"/>
+          <w:b/>
+          <w:bCs/>
+          <w:szCs w:val="28"/>
+          <w:lang w:val="en-US"/>
+        </w:rPr>
+        <w:t xml:space="preserve">Create Database Objects </w:t>
+      </w:r>
+      <w:r>
+        <w:rPr>
+          <w:rFonts w:ascii="Calibri" w:hAnsi="Calibri"/>
+          <w:szCs w:val="28"/>
+        </w:rPr>
+        <w:t>выберите</w:t>
+      </w:r>
+      <w:r>
+        <w:rPr>
+          <w:rFonts w:ascii="Calibri" w:hAnsi="Calibri"/>
+          <w:szCs w:val="28"/>
+          <w:lang w:val="en-US"/>
+        </w:rPr>
+        <w:t xml:space="preserve"> </w:t>
+      </w:r>
+      <w:r>
+        <w:rPr>
+          <w:rFonts w:ascii="Calibri" w:hAnsi="Calibri"/>
+          <w:b/>
+          <w:bCs/>
+          <w:szCs w:val="28"/>
+          <w:lang w:val="en-US"/>
+        </w:rPr>
+        <w:t>Table</w:t>
+      </w:r>
+      <w:r>
+        <w:rPr>
+          <w:rFonts w:ascii="Calibri" w:hAnsi="Calibri"/>
+          <w:b/>
+          <w:bCs/>
+          <w:szCs w:val="28"/>
+          <w:lang w:val="en-US"/>
+        </w:rPr>
+        <w:t xml:space="preserve">. </w:t>
+      </w:r>
+      <w:r>
+        <w:rPr>
+          <w:rFonts w:ascii="Calibri" w:hAnsi="Calibri"/>
+          <w:szCs w:val="28"/>
+        </w:rPr>
+        <w:t>Запустится мастер создания таблицы.</w:t>
       </w:r>
     </w:p>
     <w:p>
       <w:pPr>
-        <w:pStyle w:val="a5"/>
-        <w:ind w:left="1418" w:firstLine="0"/>
-      </w:pPr>
+        <w:numPr>
+          <w:ilvl w:val="0"/>
+          <w:numId w:val="3"/>
+        </w:numPr>
+        <w:jc w:val="both"/>
+        <w:rPr>
+          <w:rFonts w:ascii="Calibri" w:hAnsi="Calibri"/>
+          <w:szCs w:val="28"/>
+        </w:rPr>
+      </w:pPr>
+      <w:r>
+        <w:rPr>
+          <w:rFonts w:ascii="Calibri" w:hAnsi="Calibri"/>
+          <w:szCs w:val="28"/>
+        </w:rPr>
+        <w:t xml:space="preserve">В поле </w:t>
+      </w:r>
+      <w:r>
+        <w:rPr>
+          <w:rFonts w:ascii="Calibri" w:hAnsi="Calibri"/>
+          <w:b/>
+          <w:bCs/>
+          <w:szCs w:val="28"/>
+          <w:lang w:val="en-US"/>
+        </w:rPr>
+        <w:t>Table</w:t>
+      </w:r>
+      <w:r>
+        <w:rPr>
+          <w:rFonts w:ascii="Calibri" w:hAnsi="Calibri"/>
+          <w:b/>
+          <w:bCs/>
+          <w:szCs w:val="28"/>
+        </w:rPr>
+        <w:t xml:space="preserve"> </w:t>
+      </w:r>
+      <w:r>
+        <w:rPr>
+          <w:rFonts w:ascii="Calibri" w:hAnsi="Calibri"/>
+          <w:b/>
+          <w:bCs/>
+          <w:szCs w:val="28"/>
+          <w:lang w:val="en-US"/>
+        </w:rPr>
+        <w:t>Name</w:t>
+      </w:r>
+      <w:r>
+        <w:rPr>
+          <w:rFonts w:ascii="Calibri" w:hAnsi="Calibri"/>
+          <w:szCs w:val="28"/>
+        </w:rPr>
+        <w:t xml:space="preserve"> </w:t>
+      </w:r>
+      <w:r>
+        <w:rPr>
+          <w:rFonts w:ascii="Calibri" w:hAnsi="Calibri"/>
+          <w:szCs w:val="28"/>
+        </w:rPr>
+        <w:t>введите название таблицы</w:t>
+      </w:r>
+      <w:r>
+        <w:rPr>
+          <w:rFonts w:ascii="Calibri" w:hAnsi="Calibri"/>
+          <w:szCs w:val="28"/>
+        </w:rPr>
+        <w:t xml:space="preserve"> –</w:t>
+      </w:r>
+      <w:r>
+        <w:rPr>
+          <w:rFonts w:ascii="Calibri" w:hAnsi="Calibri"/>
+          <w:szCs w:val="28"/>
+        </w:rPr>
+        <w:t xml:space="preserve"> </w:t>
+      </w:r>
+      <w:r>
+        <w:rPr>
+          <w:rFonts w:ascii="Calibri" w:hAnsi="Calibri" w:cs="Courier New"/>
+          <w:b/>
+          <w:szCs w:val="28"/>
+          <w:lang w:val="en-US"/>
+        </w:rPr>
+        <w:t>Countries</w:t>
+      </w:r>
     </w:p>
     <w:p>
       <w:pPr>
-        <w:pStyle w:val="a3"/>
-      </w:pPr>
-      <w:r>
-        <w:t xml:space="preserve">Задание </w:t>
-      </w:r>
-      <w:r>
-        <w:t>№</w:t>
-      </w:r>
-      <w:r>
-        <w:rPr>
-          <w:lang w:val="be-BY"/>
-        </w:rPr>
-        <w:t>6</w:t>
-      </w:r>
-      <w:r>
-        <w:t xml:space="preserve">. </w:t>
+        <w:numPr>
+          <w:ilvl w:val="0"/>
+          <w:numId w:val="3"/>
+        </w:numPr>
+        <w:jc w:val="both"/>
+        <w:rPr>
+          <w:rFonts w:ascii="Calibri" w:hAnsi="Calibri"/>
+          <w:szCs w:val="28"/>
+        </w:rPr>
+      </w:pPr>
+      <w:r>
+        <w:rPr>
+          <w:rFonts w:ascii="Calibri" w:hAnsi="Calibri"/>
+          <w:szCs w:val="28"/>
+        </w:rPr>
+        <w:t xml:space="preserve">Поля </w:t>
+      </w:r>
+      <w:proofErr w:type="spellStart"/>
+      <w:r>
+        <w:rPr>
+          <w:rFonts w:ascii="Calibri" w:hAnsi="Calibri"/>
+          <w:b/>
+          <w:szCs w:val="28"/>
+        </w:rPr>
+        <w:t>Column</w:t>
+      </w:r>
+      <w:proofErr w:type="spellEnd"/>
+      <w:r>
+        <w:rPr>
+          <w:rFonts w:ascii="Calibri" w:hAnsi="Calibri"/>
+          <w:b/>
+          <w:szCs w:val="28"/>
+        </w:rPr>
+        <w:t xml:space="preserve"> </w:t>
+      </w:r>
+      <w:proofErr w:type="spellStart"/>
+      <w:r>
+        <w:rPr>
+          <w:rFonts w:ascii="Calibri" w:hAnsi="Calibri"/>
+          <w:b/>
+          <w:szCs w:val="28"/>
+        </w:rPr>
+        <w:t>Name</w:t>
+      </w:r>
+      <w:proofErr w:type="spellEnd"/>
+      <w:r>
+        <w:rPr>
+          <w:rFonts w:ascii="Calibri" w:hAnsi="Calibri"/>
+          <w:szCs w:val="28"/>
+        </w:rPr>
+        <w:t xml:space="preserve"> (Имя столбца), </w:t>
+      </w:r>
+      <w:proofErr w:type="spellStart"/>
+      <w:r>
+        <w:rPr>
+          <w:rFonts w:ascii="Calibri" w:hAnsi="Calibri"/>
+          <w:b/>
+          <w:szCs w:val="28"/>
+        </w:rPr>
+        <w:t>Type</w:t>
+      </w:r>
+      <w:proofErr w:type="spellEnd"/>
+      <w:r>
+        <w:rPr>
+          <w:rFonts w:ascii="Calibri" w:hAnsi="Calibri"/>
+          <w:szCs w:val="28"/>
+        </w:rPr>
+        <w:t xml:space="preserve"> (Тип Данных), </w:t>
+      </w:r>
+      <w:r>
+        <w:rPr>
+          <w:rFonts w:ascii="Calibri" w:hAnsi="Calibri"/>
+          <w:b/>
+          <w:szCs w:val="28"/>
+          <w:lang w:val="en-US"/>
+        </w:rPr>
+        <w:t>Precision</w:t>
+      </w:r>
+      <w:r>
+        <w:rPr>
+          <w:rFonts w:ascii="Calibri" w:hAnsi="Calibri"/>
+          <w:szCs w:val="28"/>
+        </w:rPr>
+        <w:t xml:space="preserve"> (Точность, Максимальный размер), </w:t>
+      </w:r>
+      <w:r>
+        <w:rPr>
+          <w:rFonts w:ascii="Calibri" w:hAnsi="Calibri"/>
+          <w:b/>
+          <w:szCs w:val="28"/>
+          <w:lang w:val="en-US"/>
+        </w:rPr>
+        <w:t>Scale</w:t>
+      </w:r>
+      <w:r>
+        <w:rPr>
+          <w:rFonts w:ascii="Calibri" w:hAnsi="Calibri"/>
+          <w:szCs w:val="28"/>
+        </w:rPr>
+        <w:t xml:space="preserve"> (Размер, Количество знаков после запятой), </w:t>
+      </w:r>
+      <w:proofErr w:type="spellStart"/>
+      <w:r>
+        <w:rPr>
+          <w:rFonts w:ascii="Calibri" w:hAnsi="Calibri"/>
+          <w:b/>
+          <w:szCs w:val="28"/>
+        </w:rPr>
+        <w:t>Not</w:t>
+      </w:r>
+      <w:proofErr w:type="spellEnd"/>
+      <w:r>
+        <w:rPr>
+          <w:rFonts w:ascii="Calibri" w:hAnsi="Calibri"/>
+          <w:b/>
+          <w:szCs w:val="28"/>
+        </w:rPr>
+        <w:t xml:space="preserve"> </w:t>
+      </w:r>
+      <w:proofErr w:type="spellStart"/>
+      <w:r>
+        <w:rPr>
+          <w:rFonts w:ascii="Calibri" w:hAnsi="Calibri"/>
+          <w:b/>
+          <w:szCs w:val="28"/>
+        </w:rPr>
+        <w:t>Null</w:t>
+      </w:r>
+      <w:proofErr w:type="spellEnd"/>
+      <w:r>
+        <w:rPr>
+          <w:rFonts w:ascii="Calibri" w:hAnsi="Calibri"/>
+          <w:szCs w:val="28"/>
+        </w:rPr>
+        <w:t xml:space="preserve"> (Обязательное) предназначены для описания столбцов создаваемой таблицы. Добавьте описания следующих столбцов: </w:t>
       </w:r>
     </w:p>
     <w:p>
       <w:pPr>
         <w:pStyle w:val="a5"/>
-        <w:ind w:left="1304" w:firstLine="0"/>
-      </w:pPr>
+        <w:numPr>
+          <w:ilvl w:val="0"/>
+          <w:numId w:val="4"/>
+        </w:numPr>
+        <w:jc w:val="both"/>
+        <w:rPr>
+          <w:rFonts w:ascii="Calibri" w:hAnsi="Calibri"/>
+          <w:szCs w:val="28"/>
+        </w:rPr>
+      </w:pPr>
+      <w:r>
+        <w:rPr>
+          <w:rFonts w:ascii="Calibri" w:hAnsi="Calibri"/>
+          <w:szCs w:val="28"/>
+        </w:rPr>
+        <w:t xml:space="preserve">Столбец с названием </w:t>
+      </w:r>
+      <w:r>
+        <w:rPr>
+          <w:rFonts w:ascii="Calibri" w:hAnsi="Calibri" w:cs="Courier New"/>
+          <w:b/>
+          <w:szCs w:val="28"/>
+          <w:lang w:val="en-US"/>
+        </w:rPr>
+        <w:t>country</w:t>
+      </w:r>
+      <w:r>
+        <w:rPr>
+          <w:rFonts w:ascii="Calibri" w:hAnsi="Calibri" w:cs="Courier New"/>
+          <w:b/>
+          <w:szCs w:val="28"/>
+        </w:rPr>
+        <w:t>_</w:t>
+      </w:r>
+      <w:proofErr w:type="spellStart"/>
+      <w:r>
+        <w:rPr>
+          <w:rFonts w:ascii="Calibri" w:hAnsi="Calibri" w:cs="Courier New"/>
+          <w:b/>
+          <w:szCs w:val="28"/>
+        </w:rPr>
+        <w:t>id</w:t>
+      </w:r>
+      <w:proofErr w:type="spellEnd"/>
+      <w:r>
+        <w:rPr>
+          <w:rFonts w:ascii="Calibri" w:hAnsi="Calibri"/>
+          <w:b/>
+          <w:szCs w:val="28"/>
+        </w:rPr>
+        <w:t>,</w:t>
+      </w:r>
+      <w:r>
+        <w:rPr>
+          <w:rFonts w:ascii="Calibri" w:hAnsi="Calibri"/>
+          <w:szCs w:val="28"/>
+        </w:rPr>
+        <w:t xml:space="preserve"> тип данных – </w:t>
+      </w:r>
+      <w:proofErr w:type="gramStart"/>
+      <w:r>
+        <w:rPr>
+          <w:rFonts w:ascii="Calibri" w:hAnsi="Calibri" w:cs="Courier New"/>
+          <w:b/>
+          <w:szCs w:val="28"/>
+          <w:lang w:val="en-US"/>
+        </w:rPr>
+        <w:t>Number</w:t>
+      </w:r>
+      <w:r>
+        <w:rPr>
+          <w:rFonts w:ascii="Calibri" w:hAnsi="Calibri" w:cs="Courier New"/>
+          <w:b/>
+          <w:szCs w:val="28"/>
+        </w:rPr>
+        <w:t>(</w:t>
+      </w:r>
+      <w:proofErr w:type="gramEnd"/>
+      <w:r>
+        <w:rPr>
+          <w:rFonts w:ascii="Calibri" w:hAnsi="Calibri" w:cs="Courier New"/>
+          <w:b/>
+          <w:szCs w:val="28"/>
+        </w:rPr>
+        <w:t>4)</w:t>
+      </w:r>
+      <w:r>
+        <w:rPr>
+          <w:rFonts w:ascii="Calibri" w:hAnsi="Calibri"/>
+          <w:szCs w:val="28"/>
+        </w:rPr>
+        <w:t>, обязательный</w:t>
+      </w:r>
+      <w:r>
+        <w:rPr>
+          <w:rFonts w:ascii="Calibri" w:hAnsi="Calibri"/>
+          <w:szCs w:val="28"/>
+        </w:rPr>
+        <w:t xml:space="preserve"> (</w:t>
+      </w:r>
+      <w:r>
+        <w:rPr>
+          <w:rFonts w:ascii="Calibri" w:hAnsi="Calibri"/>
+          <w:szCs w:val="28"/>
+        </w:rPr>
+        <w:t xml:space="preserve">выбираем </w:t>
+      </w:r>
+      <w:r>
+        <w:rPr>
+          <w:rFonts w:ascii="Calibri" w:hAnsi="Calibri"/>
+          <w:b/>
+          <w:bCs/>
+          <w:szCs w:val="28"/>
+          <w:lang w:val="en-US"/>
+        </w:rPr>
+        <w:t>not</w:t>
+      </w:r>
+      <w:r>
+        <w:rPr>
+          <w:rFonts w:ascii="Calibri" w:hAnsi="Calibri"/>
+          <w:b/>
+          <w:bCs/>
+          <w:szCs w:val="28"/>
+        </w:rPr>
+        <w:t xml:space="preserve"> </w:t>
+      </w:r>
+      <w:r>
+        <w:rPr>
+          <w:rFonts w:ascii="Calibri" w:hAnsi="Calibri"/>
+          <w:b/>
+          <w:bCs/>
+          <w:szCs w:val="28"/>
+          <w:lang w:val="en-US"/>
+        </w:rPr>
+        <w:t>null</w:t>
+      </w:r>
+      <w:r>
+        <w:rPr>
+          <w:rFonts w:ascii="Calibri" w:hAnsi="Calibri"/>
+          <w:szCs w:val="28"/>
+        </w:rPr>
+        <w:t>)</w:t>
+      </w:r>
+      <w:r>
+        <w:rPr>
+          <w:rFonts w:ascii="Calibri" w:hAnsi="Calibri"/>
+          <w:szCs w:val="28"/>
+        </w:rPr>
+        <w:t>. В этом столбце будет храниться уникальный числовой идентификатор страны.</w:t>
+      </w:r>
+      <w:r>
+        <w:rPr>
+          <w:rFonts w:ascii="Calibri" w:hAnsi="Calibri"/>
+          <w:szCs w:val="28"/>
+        </w:rPr>
+        <w:t xml:space="preserve"> Выбираем </w:t>
+      </w:r>
+      <w:r>
+        <w:rPr>
+          <w:rFonts w:ascii="Calibri" w:hAnsi="Calibri"/>
+          <w:b/>
+          <w:bCs/>
+          <w:szCs w:val="28"/>
+          <w:lang w:val="en-US"/>
+        </w:rPr>
+        <w:t>Primary</w:t>
+      </w:r>
+      <w:r>
+        <w:rPr>
+          <w:rFonts w:ascii="Calibri" w:hAnsi="Calibri"/>
+          <w:b/>
+          <w:bCs/>
+          <w:szCs w:val="28"/>
+        </w:rPr>
+        <w:t xml:space="preserve"> </w:t>
+      </w:r>
+      <w:r>
+        <w:rPr>
+          <w:rFonts w:ascii="Calibri" w:hAnsi="Calibri"/>
+          <w:b/>
+          <w:bCs/>
+          <w:szCs w:val="28"/>
+          <w:lang w:val="en-US"/>
+        </w:rPr>
+        <w:t>key</w:t>
+      </w:r>
     </w:p>
     <w:p>
       <w:pPr>
         <w:pStyle w:val="a5"/>
-        <w:ind w:left="0" w:firstLine="0"/>
+        <w:numPr>
+          <w:ilvl w:val="0"/>
+          <w:numId w:val="4"/>
+        </w:numPr>
+        <w:spacing w:before="240"/>
         <w:jc w:val="both"/>
-      </w:pPr>
-      <w:r>
-        <w:rPr>
-          <w:szCs w:val="28"/>
-          <w:lang w:val="be-BY"/>
-        </w:rPr>
-        <w:t xml:space="preserve">Добавьте на </w:t>
-      </w:r>
-      <w:r>
-        <w:rPr>
-          <w:szCs w:val="28"/>
-        </w:rPr>
-        <w:t>интерактивный отчет из предыдущей лабораторной работы кнопку для скачивания. Должен скачаться</w:t>
-      </w:r>
-      <w:bookmarkStart w:id="0" w:name="_GoBack"/>
-      <w:bookmarkEnd w:id="0"/>
-      <w:r>
-        <w:rPr>
-          <w:szCs w:val="28"/>
-          <w:lang w:val="be-BY"/>
-        </w:rPr>
-        <w:t xml:space="preserve"> </w:t>
-      </w:r>
-      <w:r>
-        <w:rPr>
-          <w:szCs w:val="28"/>
-          <w:lang w:val="en-US"/>
-        </w:rPr>
-        <w:t>Excel</w:t>
-      </w:r>
-      <w:r>
-        <w:rPr>
-          <w:szCs w:val="28"/>
-        </w:rPr>
-        <w:t xml:space="preserve"> фа</w:t>
-      </w:r>
-      <w:r>
-        <w:rPr>
-          <w:szCs w:val="28"/>
-          <w:lang w:val="be-BY"/>
-        </w:rPr>
-        <w:t>йл</w:t>
-      </w:r>
-      <w:r>
-        <w:rPr>
-          <w:szCs w:val="28"/>
-          <w:lang w:val="en-US"/>
-        </w:rPr>
-        <w:t>.</w:t>
-      </w:r>
-      <w:r>
-        <w:rPr>
-          <w:szCs w:val="28"/>
-          <w:lang w:val="be-BY"/>
-        </w:rPr>
-        <w:t xml:space="preserve"> </w:t>
-      </w:r>
-      <w:r>
-        <w:rPr>
-          <w:szCs w:val="28"/>
-        </w:rPr>
-        <w:t xml:space="preserve"> </w:t>
+        <w:rPr>
+          <w:rFonts w:ascii="Calibri" w:hAnsi="Calibri"/>
+          <w:szCs w:val="28"/>
+        </w:rPr>
+      </w:pPr>
+      <w:r>
+        <w:rPr>
+          <w:rFonts w:ascii="Calibri" w:hAnsi="Calibri"/>
+          <w:szCs w:val="28"/>
+        </w:rPr>
+        <w:t xml:space="preserve">Столбец с названием </w:t>
+      </w:r>
+      <w:r>
+        <w:rPr>
+          <w:rFonts w:ascii="Calibri" w:hAnsi="Calibri" w:cs="Courier New"/>
+          <w:b/>
+          <w:szCs w:val="28"/>
+          <w:lang w:val="en-US"/>
+        </w:rPr>
+        <w:t>country</w:t>
+      </w:r>
+      <w:r>
+        <w:rPr>
+          <w:rFonts w:ascii="Calibri" w:hAnsi="Calibri" w:cs="Courier New"/>
+          <w:b/>
+          <w:szCs w:val="28"/>
+        </w:rPr>
+        <w:t>_</w:t>
+      </w:r>
+      <w:r>
+        <w:rPr>
+          <w:rFonts w:ascii="Calibri" w:hAnsi="Calibri" w:cs="Courier New"/>
+          <w:b/>
+          <w:szCs w:val="28"/>
+          <w:lang w:val="en-US"/>
+        </w:rPr>
+        <w:t>name</w:t>
+      </w:r>
+      <w:r>
+        <w:rPr>
+          <w:rFonts w:ascii="Calibri" w:hAnsi="Calibri"/>
+          <w:szCs w:val="28"/>
+        </w:rPr>
+        <w:t xml:space="preserve">, тип данных – </w:t>
+      </w:r>
+      <w:r>
+        <w:rPr>
+          <w:rFonts w:ascii="Calibri" w:hAnsi="Calibri" w:cs="Courier New"/>
+          <w:b/>
+          <w:szCs w:val="28"/>
+        </w:rPr>
+        <w:t>Varchar2(20)</w:t>
+      </w:r>
+      <w:r>
+        <w:rPr>
+          <w:rFonts w:ascii="Calibri" w:hAnsi="Calibri"/>
+          <w:szCs w:val="28"/>
+        </w:rPr>
+        <w:t>, обязательный. В этом столбце будет храниться название страны.</w:t>
       </w:r>
     </w:p>
     <w:p>
       <w:pPr>
         <w:pStyle w:val="a5"/>
-        <w:ind w:left="1418" w:firstLine="0"/>
+        <w:spacing w:before="240"/>
+        <w:ind w:left="1712" w:firstLine="0"/>
+        <w:jc w:val="both"/>
+        <w:rPr>
+          <w:rFonts w:ascii="Calibri" w:hAnsi="Calibri"/>
+          <w:szCs w:val="28"/>
+        </w:rPr>
       </w:pPr>
     </w:p>
     <w:p>
       <w:pPr>
-        <w:pStyle w:val="a5"/>
-        <w:ind w:left="1352" w:firstLine="0"/>
-        <w:rPr>
-          <w:b/>
-          <w:bCs/>
-        </w:rPr>
-      </w:pPr>
+        <w:numPr>
+          <w:ilvl w:val="0"/>
+          <w:numId w:val="3"/>
+        </w:numPr>
+        <w:jc w:val="both"/>
+        <w:rPr>
+          <w:rFonts w:ascii="Calibri" w:hAnsi="Calibri"/>
+          <w:szCs w:val="28"/>
+        </w:rPr>
+      </w:pPr>
+      <w:r>
+        <w:rPr>
+          <w:rFonts w:ascii="Calibri" w:hAnsi="Calibri"/>
+          <w:szCs w:val="28"/>
+        </w:rPr>
+        <w:t xml:space="preserve">Чтобы посмотреть сгенерированный </w:t>
+      </w:r>
+      <w:r>
+        <w:rPr>
+          <w:rFonts w:ascii="Calibri" w:hAnsi="Calibri"/>
+          <w:szCs w:val="28"/>
+          <w:lang w:val="en-US"/>
+        </w:rPr>
+        <w:t>SQL</w:t>
+      </w:r>
+      <w:r>
+        <w:rPr>
+          <w:rFonts w:ascii="Calibri" w:hAnsi="Calibri"/>
+          <w:szCs w:val="28"/>
+        </w:rPr>
+        <w:t xml:space="preserve"> </w:t>
+      </w:r>
+      <w:r>
+        <w:rPr>
+          <w:rFonts w:ascii="Calibri" w:hAnsi="Calibri"/>
+          <w:szCs w:val="28"/>
+          <w:lang w:val="en-US"/>
+        </w:rPr>
+        <w:t>code</w:t>
+      </w:r>
+      <w:r>
+        <w:rPr>
+          <w:rFonts w:ascii="Calibri" w:hAnsi="Calibri"/>
+          <w:szCs w:val="28"/>
+        </w:rPr>
+        <w:t xml:space="preserve"> </w:t>
+      </w:r>
+      <w:r>
+        <w:rPr>
+          <w:rFonts w:ascii="Calibri" w:hAnsi="Calibri"/>
+          <w:szCs w:val="28"/>
+        </w:rPr>
+        <w:t xml:space="preserve">нажмите </w:t>
+      </w:r>
+      <w:r>
+        <w:rPr>
+          <w:rFonts w:ascii="Calibri" w:hAnsi="Calibri"/>
+          <w:szCs w:val="28"/>
+          <w:lang w:val="en-US"/>
+        </w:rPr>
+        <w:t>Preview</w:t>
+      </w:r>
+      <w:r>
+        <w:rPr>
+          <w:rFonts w:ascii="Calibri" w:hAnsi="Calibri"/>
+          <w:szCs w:val="28"/>
+        </w:rPr>
+        <w:t xml:space="preserve"> </w:t>
+      </w:r>
+      <w:r>
+        <w:rPr>
+          <w:rFonts w:ascii="Calibri" w:hAnsi="Calibri"/>
+          <w:szCs w:val="28"/>
+          <w:lang w:val="en-US"/>
+        </w:rPr>
+        <w:t>SQL</w:t>
+      </w:r>
     </w:p>
     <w:p>
       <w:pPr>
+        <w:numPr>
+          <w:ilvl w:val="0"/>
+          <w:numId w:val="3"/>
+        </w:numPr>
+        <w:jc w:val="both"/>
+        <w:rPr>
+          <w:rFonts w:ascii="Calibri" w:hAnsi="Calibri"/>
+          <w:szCs w:val="28"/>
+        </w:rPr>
+      </w:pPr>
+      <w:r>
+        <w:rPr>
+          <w:rFonts w:ascii="Calibri" w:hAnsi="Calibri"/>
+          <w:szCs w:val="28"/>
+        </w:rPr>
+        <w:t xml:space="preserve">Нажмите </w:t>
+      </w:r>
+      <w:r>
+        <w:rPr>
+          <w:rFonts w:ascii="Calibri" w:hAnsi="Calibri"/>
+          <w:b/>
+          <w:bCs/>
+          <w:szCs w:val="28"/>
+          <w:lang w:val="en-US"/>
+        </w:rPr>
+        <w:t>Create Table</w:t>
+      </w:r>
+    </w:p>
+    <w:p>
+      <w:pPr>
+        <w:jc w:val="both"/>
+        <w:rPr>
+          <w:rFonts w:ascii="Calibri" w:hAnsi="Calibri"/>
+          <w:szCs w:val="28"/>
+        </w:rPr>
+      </w:pPr>
+      <w:r>
+        <w:rPr>
+          <w:rFonts w:ascii="Calibri" w:hAnsi="Calibri"/>
+          <w:szCs w:val="28"/>
+        </w:rPr>
+        <w:t xml:space="preserve">Созданная таблица появится в списке таблиц. Для выбранной таблицы в центральной части </w:t>
+      </w:r>
+      <w:proofErr w:type="spellStart"/>
+      <w:r>
+        <w:rPr>
+          <w:rFonts w:ascii="Calibri" w:hAnsi="Calibri"/>
+          <w:b/>
+          <w:szCs w:val="28"/>
+        </w:rPr>
+        <w:t>Object</w:t>
+      </w:r>
+      <w:proofErr w:type="spellEnd"/>
+      <w:r>
+        <w:rPr>
+          <w:rFonts w:ascii="Calibri" w:hAnsi="Calibri"/>
+          <w:b/>
+          <w:szCs w:val="28"/>
+        </w:rPr>
+        <w:t xml:space="preserve"> </w:t>
+      </w:r>
+      <w:proofErr w:type="spellStart"/>
+      <w:r>
+        <w:rPr>
+          <w:rFonts w:ascii="Calibri" w:hAnsi="Calibri"/>
+          <w:b/>
+          <w:szCs w:val="28"/>
+        </w:rPr>
+        <w:t>Browser</w:t>
+      </w:r>
+      <w:proofErr w:type="spellEnd"/>
+      <w:r>
+        <w:rPr>
+          <w:rFonts w:ascii="Calibri" w:hAnsi="Calibri"/>
+          <w:szCs w:val="28"/>
+        </w:rPr>
+        <w:t xml:space="preserve"> отображается ее детальное описание, организованное в виде вкладок (</w:t>
+      </w:r>
+      <w:r>
+        <w:rPr>
+          <w:rFonts w:ascii="Calibri" w:hAnsi="Calibri"/>
+          <w:b/>
+          <w:szCs w:val="28"/>
+          <w:lang w:val="en-US"/>
+        </w:rPr>
+        <w:t>Table</w:t>
+      </w:r>
+      <w:r>
+        <w:rPr>
+          <w:rFonts w:ascii="Calibri" w:hAnsi="Calibri"/>
+          <w:szCs w:val="28"/>
+        </w:rPr>
+        <w:t xml:space="preserve">, </w:t>
+      </w:r>
+      <w:proofErr w:type="spellStart"/>
+      <w:r>
+        <w:rPr>
+          <w:rFonts w:ascii="Calibri" w:hAnsi="Calibri"/>
+          <w:b/>
+          <w:szCs w:val="28"/>
+        </w:rPr>
+        <w:t>Data</w:t>
+      </w:r>
+      <w:proofErr w:type="spellEnd"/>
+      <w:r>
+        <w:rPr>
+          <w:rFonts w:ascii="Calibri" w:hAnsi="Calibri"/>
+          <w:szCs w:val="28"/>
+        </w:rPr>
+        <w:t xml:space="preserve">, </w:t>
+      </w:r>
+      <w:proofErr w:type="spellStart"/>
+      <w:r>
+        <w:rPr>
+          <w:rFonts w:ascii="Calibri" w:hAnsi="Calibri"/>
+          <w:b/>
+          <w:szCs w:val="28"/>
+        </w:rPr>
+        <w:t>Indexes</w:t>
+      </w:r>
+      <w:proofErr w:type="spellEnd"/>
+      <w:r>
+        <w:rPr>
+          <w:rFonts w:ascii="Calibri" w:hAnsi="Calibri"/>
+          <w:szCs w:val="28"/>
+        </w:rPr>
+        <w:t xml:space="preserve">, </w:t>
+      </w:r>
+      <w:proofErr w:type="spellStart"/>
+      <w:r>
+        <w:rPr>
+          <w:rFonts w:ascii="Calibri" w:hAnsi="Calibri"/>
+          <w:b/>
+          <w:szCs w:val="28"/>
+        </w:rPr>
+        <w:t>Model</w:t>
+      </w:r>
+      <w:proofErr w:type="spellEnd"/>
+      <w:r>
+        <w:rPr>
+          <w:rFonts w:ascii="Calibri" w:hAnsi="Calibri"/>
+          <w:szCs w:val="28"/>
+        </w:rPr>
+        <w:t xml:space="preserve">, </w:t>
+      </w:r>
+      <w:proofErr w:type="spellStart"/>
+      <w:r>
+        <w:rPr>
+          <w:rFonts w:ascii="Calibri" w:hAnsi="Calibri"/>
+          <w:b/>
+          <w:szCs w:val="28"/>
+        </w:rPr>
+        <w:t>Constraints</w:t>
+      </w:r>
+      <w:proofErr w:type="spellEnd"/>
+      <w:r>
+        <w:rPr>
+          <w:rFonts w:ascii="Calibri" w:hAnsi="Calibri"/>
+          <w:szCs w:val="28"/>
+        </w:rPr>
+        <w:t xml:space="preserve">, …). На каждой вкладке представлены кнопки с операциями, которые можно совершать над таблицей (например, на вкладке </w:t>
+      </w:r>
+      <w:proofErr w:type="spellStart"/>
+      <w:r>
+        <w:rPr>
+          <w:rFonts w:ascii="Calibri" w:hAnsi="Calibri"/>
+          <w:b/>
+          <w:szCs w:val="28"/>
+        </w:rPr>
+        <w:t>Table</w:t>
+      </w:r>
+      <w:proofErr w:type="spellEnd"/>
+      <w:r>
+        <w:rPr>
+          <w:rFonts w:ascii="Calibri" w:hAnsi="Calibri"/>
+          <w:szCs w:val="28"/>
+        </w:rPr>
+        <w:t>:</w:t>
+      </w:r>
+      <w:r>
+        <w:rPr>
+          <w:rFonts w:ascii="Calibri" w:hAnsi="Calibri"/>
+          <w:b/>
+          <w:szCs w:val="28"/>
+        </w:rPr>
+        <w:t xml:space="preserve"> </w:t>
+      </w:r>
+      <w:r>
+        <w:rPr>
+          <w:rFonts w:ascii="Calibri" w:hAnsi="Calibri"/>
+          <w:b/>
+          <w:szCs w:val="28"/>
+          <w:lang w:val="en-US"/>
+        </w:rPr>
+        <w:t>Add</w:t>
+      </w:r>
+      <w:r>
+        <w:rPr>
+          <w:rFonts w:ascii="Calibri" w:hAnsi="Calibri"/>
+          <w:b/>
+          <w:szCs w:val="28"/>
+        </w:rPr>
+        <w:t xml:space="preserve"> </w:t>
+      </w:r>
+      <w:r>
+        <w:rPr>
+          <w:rFonts w:ascii="Calibri" w:hAnsi="Calibri"/>
+          <w:b/>
+          <w:szCs w:val="28"/>
+          <w:lang w:val="en-US"/>
+        </w:rPr>
+        <w:t>Column</w:t>
+      </w:r>
+      <w:r>
+        <w:rPr>
+          <w:rFonts w:ascii="Calibri" w:hAnsi="Calibri"/>
+          <w:szCs w:val="28"/>
+        </w:rPr>
+        <w:t xml:space="preserve">, </w:t>
+      </w:r>
+      <w:r>
+        <w:rPr>
+          <w:rFonts w:ascii="Calibri" w:hAnsi="Calibri"/>
+          <w:b/>
+          <w:szCs w:val="28"/>
+          <w:lang w:val="en-US"/>
+        </w:rPr>
+        <w:t>Modify</w:t>
+      </w:r>
+      <w:r>
+        <w:rPr>
+          <w:rFonts w:ascii="Calibri" w:hAnsi="Calibri"/>
+          <w:b/>
+          <w:szCs w:val="28"/>
+        </w:rPr>
+        <w:t xml:space="preserve"> </w:t>
+      </w:r>
+      <w:r>
+        <w:rPr>
+          <w:rFonts w:ascii="Calibri" w:hAnsi="Calibri"/>
+          <w:b/>
+          <w:szCs w:val="28"/>
+          <w:lang w:val="en-US"/>
+        </w:rPr>
+        <w:t>Column</w:t>
+      </w:r>
+      <w:r>
+        <w:rPr>
+          <w:rFonts w:ascii="Calibri" w:hAnsi="Calibri"/>
+          <w:szCs w:val="28"/>
+        </w:rPr>
+        <w:t xml:space="preserve"> и т.д.).</w:t>
+      </w:r>
+    </w:p>
+    <w:p>
+      <w:pPr>
         <w:pStyle w:val="a5"/>
-        <w:ind w:left="1352" w:firstLine="0"/>
-        <w:rPr>
+        <w:numPr>
+          <w:ilvl w:val="0"/>
+          <w:numId w:val="2"/>
+        </w:numPr>
+        <w:jc w:val="both"/>
+        <w:rPr>
+          <w:rFonts w:ascii="Calibri" w:hAnsi="Calibri"/>
+          <w:szCs w:val="28"/>
+        </w:rPr>
+      </w:pPr>
+      <w:r>
+        <w:rPr>
+          <w:rFonts w:ascii="Calibri" w:hAnsi="Calibri"/>
+          <w:szCs w:val="28"/>
+        </w:rPr>
+        <w:t>Изучите содержимое вкладок описания созданной таблицы</w:t>
+      </w:r>
+    </w:p>
+    <w:p>
+      <w:pPr>
+        <w:pStyle w:val="a3"/>
+        <w:ind w:firstLine="708"/>
+      </w:pPr>
+      <w:r>
+        <w:t xml:space="preserve">Задание №4. Создание новой таблицы </w:t>
+      </w:r>
+    </w:p>
+    <w:p>
+      <w:pPr>
+        <w:numPr>
+          <w:ilvl w:val="0"/>
+          <w:numId w:val="6"/>
+        </w:numPr>
+        <w:ind w:hanging="577"/>
+        <w:jc w:val="both"/>
+        <w:rPr>
+          <w:rFonts w:ascii="Calibri" w:hAnsi="Calibri"/>
+          <w:szCs w:val="28"/>
+        </w:rPr>
+      </w:pPr>
+      <w:r>
+        <w:rPr>
+          <w:rFonts w:ascii="Calibri" w:hAnsi="Calibri"/>
+          <w:szCs w:val="28"/>
+        </w:rPr>
+        <w:t>Аналогичным образом создайте новую таблицу, предназначенную для хранения сведений о местах размещения отделений торговой корпорации:</w:t>
+      </w:r>
+    </w:p>
+    <w:p>
+      <w:pPr>
+        <w:numPr>
+          <w:ilvl w:val="0"/>
+          <w:numId w:val="5"/>
+        </w:numPr>
+        <w:ind w:left="1418" w:hanging="284"/>
+        <w:jc w:val="both"/>
+        <w:rPr>
+          <w:rFonts w:ascii="Calibri" w:hAnsi="Calibri" w:cs="Courier New"/>
+          <w:szCs w:val="28"/>
+        </w:rPr>
+      </w:pPr>
+      <w:r>
+        <w:rPr>
+          <w:rFonts w:ascii="Calibri" w:hAnsi="Calibri"/>
+          <w:szCs w:val="28"/>
+        </w:rPr>
+        <w:t xml:space="preserve">Название таблицы - </w:t>
+      </w:r>
+      <w:r>
+        <w:rPr>
+          <w:rFonts w:ascii="Calibri" w:hAnsi="Calibri" w:cs="Courier New"/>
+          <w:b/>
+          <w:szCs w:val="28"/>
+          <w:lang w:val="en-US"/>
+        </w:rPr>
+        <w:t>Locations</w:t>
+      </w:r>
+      <w:r>
+        <w:rPr>
+          <w:rFonts w:ascii="Calibri" w:hAnsi="Calibri" w:cs="Courier New"/>
+          <w:szCs w:val="28"/>
+        </w:rPr>
+        <w:t>.</w:t>
+      </w:r>
+    </w:p>
+    <w:p>
+      <w:pPr>
+        <w:numPr>
+          <w:ilvl w:val="0"/>
+          <w:numId w:val="5"/>
+        </w:numPr>
+        <w:ind w:left="1418" w:hanging="284"/>
+        <w:jc w:val="both"/>
+        <w:rPr>
+          <w:rFonts w:ascii="Calibri" w:hAnsi="Calibri"/>
+          <w:szCs w:val="28"/>
+        </w:rPr>
+      </w:pPr>
+      <w:r>
+        <w:rPr>
+          <w:rFonts w:ascii="Calibri" w:hAnsi="Calibri"/>
+          <w:szCs w:val="28"/>
+        </w:rPr>
+        <w:t>В таблице должны быть определены столбцы следующим образом:</w:t>
+      </w:r>
+    </w:p>
+    <w:p>
+      <w:pPr>
+        <w:ind w:left="1986" w:hanging="284"/>
+        <w:rPr>
+          <w:rFonts w:ascii="Calibri" w:hAnsi="Calibri"/>
+          <w:szCs w:val="28"/>
+          <w:lang w:val="en-US"/>
+        </w:rPr>
+      </w:pPr>
+      <w:proofErr w:type="spellStart"/>
+      <w:r>
+        <w:rPr>
+          <w:rFonts w:ascii="Calibri" w:hAnsi="Calibri" w:cs="Courier New"/>
+          <w:b/>
+          <w:szCs w:val="28"/>
+          <w:lang w:val="en-US"/>
+        </w:rPr>
+        <w:t>location_id</w:t>
+      </w:r>
+      <w:proofErr w:type="spellEnd"/>
+      <w:r>
+        <w:rPr>
+          <w:rFonts w:ascii="Calibri" w:hAnsi="Calibri"/>
+          <w:b/>
+          <w:szCs w:val="28"/>
+          <w:lang w:val="en-US"/>
+        </w:rPr>
+        <w:t xml:space="preserve"> </w:t>
+      </w:r>
+      <w:r>
+        <w:rPr>
+          <w:rFonts w:ascii="Calibri" w:hAnsi="Calibri"/>
+          <w:szCs w:val="28"/>
+          <w:lang w:val="en-US"/>
+        </w:rPr>
+        <w:t xml:space="preserve">- </w:t>
+      </w:r>
+      <w:proofErr w:type="gramStart"/>
+      <w:r>
+        <w:rPr>
+          <w:rFonts w:ascii="Calibri" w:hAnsi="Calibri" w:cs="Courier New"/>
+          <w:szCs w:val="28"/>
+          <w:lang w:val="en-US"/>
+        </w:rPr>
+        <w:t>Number(</w:t>
+      </w:r>
+      <w:proofErr w:type="gramEnd"/>
+      <w:r>
+        <w:rPr>
+          <w:rFonts w:ascii="Calibri" w:hAnsi="Calibri" w:cs="Courier New"/>
+          <w:szCs w:val="28"/>
+          <w:lang w:val="en-US"/>
+        </w:rPr>
+        <w:t>4),</w:t>
+      </w:r>
+      <w:r>
+        <w:rPr>
+          <w:rFonts w:ascii="Calibri" w:hAnsi="Calibri" w:cs="Courier New"/>
+          <w:szCs w:val="28"/>
+          <w:lang w:val="en-US"/>
+        </w:rPr>
+        <w:t xml:space="preserve"> </w:t>
+      </w:r>
+      <w:r>
+        <w:rPr>
+          <w:rFonts w:ascii="Calibri" w:hAnsi="Calibri"/>
+          <w:szCs w:val="28"/>
+        </w:rPr>
+        <w:t>обязательный</w:t>
+      </w:r>
+      <w:r>
+        <w:rPr>
+          <w:rFonts w:ascii="Calibri" w:hAnsi="Calibri" w:cs="Courier New"/>
+          <w:szCs w:val="28"/>
+          <w:lang w:val="en-US"/>
+        </w:rPr>
+        <w:t xml:space="preserve">, </w:t>
+      </w:r>
+    </w:p>
+    <w:p>
+      <w:pPr>
+        <w:ind w:left="1986" w:hanging="284"/>
+        <w:rPr>
+          <w:rFonts w:ascii="Calibri" w:hAnsi="Calibri"/>
+          <w:szCs w:val="28"/>
+          <w:lang w:val="en-US"/>
+        </w:rPr>
+      </w:pPr>
+      <w:r>
+        <w:rPr>
+          <w:rFonts w:ascii="Calibri" w:hAnsi="Calibri" w:cs="Courier New"/>
+          <w:b/>
+          <w:szCs w:val="28"/>
+          <w:lang w:val="en-US"/>
+        </w:rPr>
+        <w:t>city</w:t>
+      </w:r>
+      <w:r>
+        <w:rPr>
+          <w:rFonts w:ascii="Calibri" w:hAnsi="Calibri"/>
+          <w:szCs w:val="28"/>
+          <w:lang w:val="en-US"/>
+        </w:rPr>
+        <w:t xml:space="preserve"> - </w:t>
+      </w:r>
+      <w:r>
+        <w:rPr>
+          <w:rFonts w:ascii="Calibri" w:hAnsi="Calibri" w:cs="Courier New"/>
+          <w:szCs w:val="28"/>
+          <w:lang w:val="en-US"/>
+        </w:rPr>
+        <w:t>Varchar2(40),</w:t>
+      </w:r>
+      <w:r>
+        <w:rPr>
+          <w:rFonts w:ascii="Calibri" w:hAnsi="Calibri" w:cs="Courier New"/>
+          <w:szCs w:val="28"/>
+          <w:lang w:val="en-US"/>
+        </w:rPr>
+        <w:t xml:space="preserve"> </w:t>
+      </w:r>
+      <w:r>
+        <w:rPr>
+          <w:rFonts w:ascii="Calibri" w:hAnsi="Calibri"/>
+          <w:szCs w:val="28"/>
+        </w:rPr>
+        <w:t>обязательный</w:t>
+      </w:r>
+      <w:r>
+        <w:rPr>
+          <w:rFonts w:ascii="Calibri" w:hAnsi="Calibri"/>
+          <w:szCs w:val="28"/>
+          <w:lang w:val="en-US"/>
+        </w:rPr>
+        <w:t>,</w:t>
+      </w:r>
+    </w:p>
+    <w:p>
+      <w:pPr>
+        <w:ind w:left="1986" w:hanging="284"/>
+        <w:rPr>
+          <w:rFonts w:ascii="Calibri" w:hAnsi="Calibri" w:cs="Courier New"/>
+          <w:szCs w:val="28"/>
+          <w:lang w:val="en-US"/>
+        </w:rPr>
+      </w:pPr>
+      <w:proofErr w:type="spellStart"/>
+      <w:r>
+        <w:rPr>
+          <w:rFonts w:ascii="Calibri" w:hAnsi="Calibri" w:cs="Courier New"/>
+          <w:b/>
+          <w:szCs w:val="28"/>
+          <w:lang w:val="en-US"/>
+        </w:rPr>
+        <w:t>country_id</w:t>
+      </w:r>
+      <w:proofErr w:type="spellEnd"/>
+      <w:r>
+        <w:rPr>
+          <w:rFonts w:ascii="Calibri" w:hAnsi="Calibri"/>
+          <w:szCs w:val="28"/>
+          <w:lang w:val="en-US"/>
+        </w:rPr>
+        <w:t xml:space="preserve"> - </w:t>
+      </w:r>
+      <w:proofErr w:type="gramStart"/>
+      <w:r>
+        <w:rPr>
+          <w:rFonts w:ascii="Calibri" w:hAnsi="Calibri" w:cs="Courier New"/>
+          <w:szCs w:val="28"/>
+          <w:lang w:val="en-US"/>
+        </w:rPr>
+        <w:t>Number(</w:t>
+      </w:r>
+      <w:proofErr w:type="gramEnd"/>
+      <w:r>
+        <w:rPr>
+          <w:rFonts w:ascii="Calibri" w:hAnsi="Calibri" w:cs="Courier New"/>
+          <w:szCs w:val="28"/>
+          <w:lang w:val="en-US"/>
+        </w:rPr>
+        <w:t>4),</w:t>
+      </w:r>
+    </w:p>
+    <w:p>
+      <w:pPr>
+        <w:ind w:left="1986" w:hanging="284"/>
+        <w:rPr>
+          <w:rFonts w:ascii="Calibri" w:hAnsi="Calibri" w:cs="Courier New"/>
+          <w:szCs w:val="28"/>
+          <w:lang w:val="en-US"/>
+        </w:rPr>
+      </w:pPr>
+      <w:proofErr w:type="spellStart"/>
+      <w:r>
+        <w:rPr>
+          <w:rFonts w:ascii="Calibri" w:hAnsi="Calibri" w:cs="Courier New"/>
+          <w:b/>
+          <w:szCs w:val="28"/>
+          <w:lang w:val="en-US"/>
+        </w:rPr>
+        <w:lastRenderedPageBreak/>
+        <w:t>postal_code</w:t>
+      </w:r>
+      <w:proofErr w:type="spellEnd"/>
+      <w:r>
+        <w:rPr>
+          <w:rFonts w:ascii="Calibri" w:hAnsi="Calibri" w:cs="Courier New"/>
+          <w:szCs w:val="28"/>
+          <w:lang w:val="en-US"/>
+        </w:rPr>
+        <w:t xml:space="preserve"> – </w:t>
+      </w:r>
+      <w:proofErr w:type="gramStart"/>
+      <w:r>
+        <w:rPr>
+          <w:rFonts w:ascii="Calibri" w:hAnsi="Calibri" w:cs="Courier New"/>
+          <w:szCs w:val="28"/>
+          <w:lang w:val="en-US"/>
+        </w:rPr>
+        <w:t>Number(</w:t>
+      </w:r>
+      <w:proofErr w:type="gramEnd"/>
+      <w:r>
+        <w:rPr>
+          <w:rFonts w:ascii="Calibri" w:hAnsi="Calibri" w:cs="Courier New"/>
+          <w:szCs w:val="28"/>
+          <w:lang w:val="en-US"/>
+        </w:rPr>
+        <w:t>6),</w:t>
+      </w:r>
+    </w:p>
+    <w:p>
+      <w:pPr>
+        <w:ind w:left="1986" w:hanging="284"/>
+        <w:rPr>
+          <w:rFonts w:ascii="Calibri" w:hAnsi="Calibri" w:cs="Courier New"/>
+          <w:szCs w:val="28"/>
+          <w:lang w:val="en-US"/>
+        </w:rPr>
+      </w:pPr>
+      <w:proofErr w:type="spellStart"/>
+      <w:r>
+        <w:rPr>
+          <w:rFonts w:ascii="Calibri" w:hAnsi="Calibri" w:cs="Courier New"/>
+          <w:b/>
+          <w:szCs w:val="28"/>
+          <w:lang w:val="en-US"/>
+        </w:rPr>
+        <w:t>street</w:t>
+      </w:r>
+      <w:r>
+        <w:rPr>
+          <w:rFonts w:ascii="Calibri" w:hAnsi="Calibri" w:cs="Courier New"/>
+          <w:b/>
+          <w:szCs w:val="28"/>
+          <w:lang w:val="en-US"/>
+        </w:rPr>
+        <w:t>_</w:t>
+      </w:r>
+      <w:r>
+        <w:rPr>
+          <w:rFonts w:ascii="Calibri" w:hAnsi="Calibri" w:cs="Courier New"/>
+          <w:b/>
+          <w:szCs w:val="28"/>
+          <w:lang w:val="en-US"/>
+        </w:rPr>
+        <w:t>address</w:t>
+      </w:r>
+      <w:proofErr w:type="spellEnd"/>
+      <w:r>
+        <w:rPr>
+          <w:rFonts w:ascii="Calibri" w:hAnsi="Calibri" w:cs="Courier New"/>
+          <w:szCs w:val="28"/>
+          <w:lang w:val="en-US"/>
+        </w:rPr>
+        <w:t xml:space="preserve"> - </w:t>
+      </w:r>
+      <w:r>
+        <w:rPr>
+          <w:rFonts w:ascii="Calibri" w:hAnsi="Calibri" w:cs="Courier New"/>
+          <w:szCs w:val="28"/>
+          <w:lang w:val="en-US"/>
+        </w:rPr>
+        <w:t>Varchar</w:t>
+      </w:r>
+      <w:r>
+        <w:rPr>
+          <w:rFonts w:ascii="Calibri" w:hAnsi="Calibri" w:cs="Courier New"/>
+          <w:szCs w:val="28"/>
+          <w:lang w:val="en-US"/>
+        </w:rPr>
+        <w:t>2(40),</w:t>
+      </w:r>
+    </w:p>
+    <w:p>
+      <w:pPr>
+        <w:ind w:left="1986" w:hanging="284"/>
+        <w:rPr>
+          <w:rFonts w:ascii="Calibri" w:hAnsi="Calibri" w:cs="Courier New"/>
+          <w:szCs w:val="28"/>
+        </w:rPr>
+      </w:pPr>
+      <w:r>
+        <w:rPr>
+          <w:rFonts w:ascii="Calibri" w:hAnsi="Calibri" w:cs="Courier New"/>
+          <w:b/>
+          <w:szCs w:val="28"/>
+          <w:lang w:val="en-US"/>
+        </w:rPr>
+        <w:t>state</w:t>
+      </w:r>
+      <w:r>
+        <w:rPr>
+          <w:rFonts w:ascii="Calibri" w:hAnsi="Calibri" w:cs="Courier New"/>
+          <w:b/>
+          <w:szCs w:val="28"/>
+        </w:rPr>
+        <w:t>_</w:t>
+      </w:r>
+      <w:r>
+        <w:rPr>
+          <w:rFonts w:ascii="Calibri" w:hAnsi="Calibri" w:cs="Courier New"/>
+          <w:b/>
+          <w:szCs w:val="28"/>
+          <w:lang w:val="en-US"/>
+        </w:rPr>
+        <w:t>province</w:t>
+      </w:r>
+      <w:r>
+        <w:rPr>
+          <w:rFonts w:ascii="Calibri" w:hAnsi="Calibri" w:cs="Courier New"/>
+          <w:szCs w:val="28"/>
+        </w:rPr>
+        <w:t xml:space="preserve"> - </w:t>
+      </w:r>
+      <w:r>
+        <w:rPr>
+          <w:rFonts w:ascii="Calibri" w:hAnsi="Calibri" w:cs="Courier New"/>
+          <w:szCs w:val="28"/>
+          <w:lang w:val="en-US"/>
+        </w:rPr>
+        <w:t>Varchar</w:t>
+      </w:r>
+      <w:r>
+        <w:rPr>
+          <w:rFonts w:ascii="Calibri" w:hAnsi="Calibri" w:cs="Courier New"/>
+          <w:szCs w:val="28"/>
+        </w:rPr>
+        <w:t>2(40)</w:t>
+      </w:r>
+    </w:p>
+    <w:p>
+      <w:pPr>
+        <w:ind w:left="1418" w:firstLine="0"/>
+        <w:jc w:val="both"/>
+        <w:rPr>
+          <w:rFonts w:ascii="Calibri" w:hAnsi="Calibri"/>
+          <w:szCs w:val="28"/>
+        </w:rPr>
+      </w:pPr>
+      <w:r>
+        <w:rPr>
+          <w:rFonts w:ascii="Calibri" w:hAnsi="Calibri"/>
+          <w:szCs w:val="28"/>
+        </w:rPr>
+        <w:t xml:space="preserve">Обратите внимание на столбец </w:t>
+      </w:r>
+      <w:r>
+        <w:rPr>
+          <w:rFonts w:ascii="Calibri" w:hAnsi="Calibri" w:cs="Courier New"/>
+          <w:b/>
+          <w:szCs w:val="28"/>
+          <w:lang w:val="en-US"/>
+        </w:rPr>
+        <w:t>country</w:t>
+      </w:r>
+      <w:r>
+        <w:rPr>
+          <w:rFonts w:ascii="Calibri" w:hAnsi="Calibri" w:cs="Courier New"/>
+          <w:b/>
+          <w:szCs w:val="28"/>
+        </w:rPr>
+        <w:t>_</w:t>
+      </w:r>
+      <w:proofErr w:type="spellStart"/>
+      <w:r>
+        <w:rPr>
+          <w:rFonts w:ascii="Calibri" w:hAnsi="Calibri" w:cs="Courier New"/>
+          <w:b/>
+          <w:szCs w:val="28"/>
+        </w:rPr>
+        <w:t>id</w:t>
+      </w:r>
+      <w:proofErr w:type="spellEnd"/>
+      <w:r>
+        <w:rPr>
+          <w:rFonts w:ascii="Calibri" w:hAnsi="Calibri"/>
+          <w:szCs w:val="28"/>
+        </w:rPr>
+        <w:t xml:space="preserve">: при формировании связей между </w:t>
+      </w:r>
+      <w:r>
+        <w:rPr>
+          <w:rFonts w:ascii="Calibri" w:hAnsi="Calibri"/>
+          <w:szCs w:val="28"/>
+        </w:rPr>
+        <w:t>таблицами он будет содержат</w:t>
+      </w:r>
+      <w:r>
+        <w:rPr>
+          <w:rFonts w:ascii="Calibri" w:hAnsi="Calibri"/>
+          <w:szCs w:val="28"/>
+        </w:rPr>
+        <w:t>ь ссылку на страну (на запись в </w:t>
+      </w:r>
+      <w:r>
+        <w:rPr>
+          <w:rFonts w:ascii="Calibri" w:hAnsi="Calibri"/>
+          <w:szCs w:val="28"/>
+        </w:rPr>
+        <w:t xml:space="preserve">соответствующей таблице). Поэтому он должен иметь тот же тип данных и размер, что и столбец первичного ключа в созданной ранее таблице </w:t>
+      </w:r>
+      <w:r>
+        <w:rPr>
+          <w:rFonts w:ascii="Calibri" w:hAnsi="Calibri" w:cs="Courier New"/>
+          <w:b/>
+          <w:szCs w:val="28"/>
+          <w:lang w:val="en-US"/>
+        </w:rPr>
+        <w:t>Countries</w:t>
+      </w:r>
+      <w:r>
+        <w:rPr>
+          <w:rFonts w:ascii="Calibri" w:hAnsi="Calibri"/>
+          <w:szCs w:val="28"/>
+        </w:rPr>
+        <w:t>.</w:t>
+      </w:r>
+    </w:p>
+    <w:p>
+      <w:pPr>
+        <w:pStyle w:val="a5"/>
+        <w:numPr>
+          <w:ilvl w:val="0"/>
+          <w:numId w:val="5"/>
+        </w:numPr>
+        <w:jc w:val="both"/>
+        <w:rPr>
+          <w:rFonts w:ascii="Calibri" w:hAnsi="Calibri"/>
+          <w:szCs w:val="28"/>
+        </w:rPr>
+      </w:pPr>
+      <w:r>
+        <w:rPr>
+          <w:rFonts w:ascii="Calibri" w:hAnsi="Calibri"/>
+          <w:szCs w:val="28"/>
+        </w:rPr>
+        <w:t xml:space="preserve">В первичный ключ должен входить столбец </w:t>
+      </w:r>
+      <w:r>
+        <w:rPr>
+          <w:rFonts w:ascii="Calibri" w:hAnsi="Calibri" w:cs="Courier New"/>
+          <w:b/>
+          <w:szCs w:val="28"/>
+          <w:lang w:val="en-US"/>
+        </w:rPr>
+        <w:t>location</w:t>
+      </w:r>
+      <w:r>
+        <w:rPr>
+          <w:rFonts w:ascii="Calibri" w:hAnsi="Calibri" w:cs="Courier New"/>
+          <w:b/>
+          <w:szCs w:val="28"/>
+        </w:rPr>
+        <w:t>_</w:t>
+      </w:r>
+      <w:proofErr w:type="spellStart"/>
+      <w:r>
+        <w:rPr>
+          <w:rFonts w:ascii="Calibri" w:hAnsi="Calibri" w:cs="Courier New"/>
+          <w:b/>
+          <w:szCs w:val="28"/>
+        </w:rPr>
+        <w:t>id</w:t>
+      </w:r>
+      <w:proofErr w:type="spellEnd"/>
+    </w:p>
+    <w:p>
+      <w:pPr>
+        <w:pStyle w:val="a5"/>
+        <w:numPr>
+          <w:ilvl w:val="0"/>
+          <w:numId w:val="5"/>
+        </w:numPr>
+        <w:jc w:val="both"/>
+        <w:rPr>
+          <w:rFonts w:ascii="Calibri" w:hAnsi="Calibri"/>
+          <w:szCs w:val="28"/>
+        </w:rPr>
+      </w:pPr>
+      <w:r>
+        <w:rPr>
+          <w:rFonts w:ascii="Calibri" w:hAnsi="Calibri"/>
+          <w:szCs w:val="28"/>
+        </w:rPr>
+        <w:t xml:space="preserve">Создайте внешний ключ. Для этого перейдите на вкладку </w:t>
+      </w:r>
+      <w:r>
+        <w:rPr>
+          <w:rFonts w:ascii="Calibri" w:hAnsi="Calibri"/>
           <w:b/>
           <w:bCs/>
-        </w:rPr>
-      </w:pPr>
+          <w:szCs w:val="28"/>
+          <w:lang w:val="en-US"/>
+        </w:rPr>
+        <w:t>Constraints</w:t>
+      </w:r>
+      <w:r>
+        <w:rPr>
+          <w:rFonts w:ascii="Calibri" w:hAnsi="Calibri"/>
+          <w:b/>
+          <w:bCs/>
+          <w:szCs w:val="28"/>
+        </w:rPr>
+        <w:t xml:space="preserve">. </w:t>
+      </w:r>
+      <w:r>
+        <w:rPr>
+          <w:rFonts w:ascii="Calibri" w:hAnsi="Calibri"/>
+          <w:szCs w:val="28"/>
+        </w:rPr>
+        <w:t xml:space="preserve">Нажмите </w:t>
+      </w:r>
+      <w:r>
+        <w:rPr>
+          <w:rFonts w:ascii="Calibri" w:hAnsi="Calibri"/>
+          <w:b/>
+          <w:bCs/>
+          <w:szCs w:val="28"/>
+          <w:lang w:val="en-US"/>
+        </w:rPr>
+        <w:t>Create</w:t>
+      </w:r>
+      <w:r>
+        <w:rPr>
+          <w:rFonts w:ascii="Calibri" w:hAnsi="Calibri"/>
+          <w:b/>
+          <w:bCs/>
+          <w:szCs w:val="28"/>
+        </w:rPr>
+        <w:t xml:space="preserve">, </w:t>
+      </w:r>
+      <w:r>
+        <w:rPr>
+          <w:rFonts w:ascii="Calibri" w:hAnsi="Calibri"/>
+          <w:szCs w:val="28"/>
+        </w:rPr>
+        <w:t>откроется мастер создания ограничения целостности. Введите</w:t>
+      </w:r>
+      <w:r>
+        <w:rPr>
+          <w:rFonts w:ascii="Calibri" w:hAnsi="Calibri"/>
+          <w:szCs w:val="28"/>
+        </w:rPr>
+        <w:t xml:space="preserve"> </w:t>
+      </w:r>
+      <w:r>
+        <w:rPr>
+          <w:rFonts w:ascii="Calibri" w:hAnsi="Calibri"/>
+          <w:szCs w:val="28"/>
+        </w:rPr>
+        <w:t>имя</w:t>
+      </w:r>
+      <w:r>
+        <w:rPr>
+          <w:rFonts w:ascii="Calibri" w:hAnsi="Calibri"/>
+          <w:szCs w:val="28"/>
+        </w:rPr>
+        <w:t xml:space="preserve"> </w:t>
+      </w:r>
+      <w:r>
+        <w:rPr>
+          <w:rFonts w:ascii="Calibri" w:hAnsi="Calibri"/>
+          <w:szCs w:val="28"/>
+        </w:rPr>
+        <w:t>в</w:t>
+      </w:r>
+      <w:r>
+        <w:rPr>
+          <w:rFonts w:ascii="Calibri" w:hAnsi="Calibri"/>
+          <w:szCs w:val="28"/>
+        </w:rPr>
+        <w:t xml:space="preserve"> </w:t>
+      </w:r>
+      <w:r>
+        <w:rPr>
+          <w:rFonts w:ascii="Calibri" w:hAnsi="Calibri"/>
+          <w:szCs w:val="28"/>
+        </w:rPr>
+        <w:t>поле</w:t>
+      </w:r>
+      <w:r>
+        <w:rPr>
+          <w:rFonts w:ascii="Calibri" w:hAnsi="Calibri"/>
+          <w:szCs w:val="28"/>
+        </w:rPr>
+        <w:t xml:space="preserve"> </w:t>
+      </w:r>
+      <w:r>
+        <w:rPr>
+          <w:rFonts w:ascii="Calibri" w:hAnsi="Calibri"/>
+          <w:b/>
+          <w:bCs/>
+          <w:szCs w:val="28"/>
+          <w:lang w:val="en-US"/>
+        </w:rPr>
+        <w:t>Name</w:t>
+      </w:r>
+      <w:r>
+        <w:rPr>
+          <w:rFonts w:ascii="Calibri" w:hAnsi="Calibri"/>
+          <w:b/>
+          <w:bCs/>
+          <w:szCs w:val="28"/>
+        </w:rPr>
+        <w:t xml:space="preserve">. </w:t>
+      </w:r>
+      <w:r>
+        <w:rPr>
+          <w:rFonts w:ascii="Calibri" w:hAnsi="Calibri"/>
+          <w:szCs w:val="28"/>
+        </w:rPr>
+        <w:t>Выберите</w:t>
+      </w:r>
+      <w:r>
+        <w:rPr>
+          <w:rFonts w:ascii="Calibri" w:hAnsi="Calibri"/>
+          <w:szCs w:val="28"/>
+        </w:rPr>
+        <w:t xml:space="preserve"> </w:t>
+      </w:r>
+      <w:r>
+        <w:rPr>
+          <w:rFonts w:ascii="Calibri" w:hAnsi="Calibri"/>
+          <w:b/>
+          <w:bCs/>
+          <w:szCs w:val="28"/>
+          <w:lang w:val="en-US"/>
+        </w:rPr>
+        <w:t>Constraint</w:t>
+      </w:r>
+      <w:r>
+        <w:rPr>
+          <w:rFonts w:ascii="Calibri" w:hAnsi="Calibri"/>
+          <w:b/>
+          <w:bCs/>
+          <w:szCs w:val="28"/>
+        </w:rPr>
+        <w:t xml:space="preserve"> </w:t>
+      </w:r>
+      <w:r>
+        <w:rPr>
+          <w:rFonts w:ascii="Calibri" w:hAnsi="Calibri"/>
+          <w:b/>
+          <w:bCs/>
+          <w:szCs w:val="28"/>
+          <w:lang w:val="en-US"/>
+        </w:rPr>
+        <w:t>Type</w:t>
+      </w:r>
+      <w:r>
+        <w:rPr>
+          <w:rFonts w:ascii="Calibri" w:hAnsi="Calibri"/>
+          <w:b/>
+          <w:bCs/>
+          <w:szCs w:val="28"/>
+        </w:rPr>
+        <w:t xml:space="preserve"> -&gt; </w:t>
+      </w:r>
+      <w:r>
+        <w:rPr>
+          <w:rFonts w:ascii="Calibri" w:hAnsi="Calibri"/>
+          <w:b/>
+          <w:bCs/>
+          <w:szCs w:val="28"/>
+          <w:lang w:val="en-US"/>
+        </w:rPr>
+        <w:t>Foreign</w:t>
+      </w:r>
+      <w:r>
+        <w:rPr>
+          <w:rFonts w:ascii="Calibri" w:hAnsi="Calibri"/>
+          <w:b/>
+          <w:bCs/>
+          <w:szCs w:val="28"/>
+        </w:rPr>
+        <w:t xml:space="preserve"> </w:t>
+      </w:r>
+      <w:r>
+        <w:rPr>
+          <w:rFonts w:ascii="Calibri" w:hAnsi="Calibri"/>
+          <w:b/>
+          <w:bCs/>
+          <w:szCs w:val="28"/>
+          <w:lang w:val="en-US"/>
+        </w:rPr>
+        <w:t>key</w:t>
+      </w:r>
+      <w:r>
+        <w:rPr>
+          <w:rFonts w:ascii="Calibri" w:hAnsi="Calibri"/>
+          <w:szCs w:val="28"/>
+        </w:rPr>
+        <w:t xml:space="preserve">. </w:t>
+      </w:r>
+      <w:r>
+        <w:rPr>
+          <w:rFonts w:ascii="Calibri" w:hAnsi="Calibri"/>
+          <w:szCs w:val="28"/>
+        </w:rPr>
+        <w:t>Выберите</w:t>
+      </w:r>
+      <w:r>
+        <w:rPr>
+          <w:rFonts w:ascii="Calibri" w:hAnsi="Calibri"/>
+          <w:szCs w:val="28"/>
+        </w:rPr>
+        <w:t xml:space="preserve"> </w:t>
+      </w:r>
+      <w:r>
+        <w:rPr>
+          <w:rFonts w:ascii="Calibri" w:hAnsi="Calibri"/>
+          <w:szCs w:val="28"/>
+        </w:rPr>
+        <w:t>столбец</w:t>
+      </w:r>
+      <w:r>
+        <w:rPr>
+          <w:rFonts w:ascii="Calibri" w:hAnsi="Calibri"/>
+          <w:szCs w:val="28"/>
+        </w:rPr>
+        <w:t xml:space="preserve"> </w:t>
+      </w:r>
+      <w:r>
+        <w:rPr>
+          <w:rFonts w:ascii="Calibri" w:hAnsi="Calibri"/>
+          <w:szCs w:val="28"/>
+        </w:rPr>
+        <w:t>для</w:t>
+      </w:r>
+      <w:r>
+        <w:rPr>
+          <w:rFonts w:ascii="Calibri" w:hAnsi="Calibri"/>
+          <w:szCs w:val="28"/>
+        </w:rPr>
+        <w:t xml:space="preserve"> </w:t>
+      </w:r>
+      <w:r>
+        <w:rPr>
+          <w:rFonts w:ascii="Calibri" w:hAnsi="Calibri"/>
+          <w:szCs w:val="28"/>
+        </w:rPr>
+        <w:t>ключа</w:t>
+      </w:r>
+      <w:r>
+        <w:rPr>
+          <w:rFonts w:ascii="Calibri" w:hAnsi="Calibri"/>
+          <w:szCs w:val="28"/>
+        </w:rPr>
+        <w:t xml:space="preserve">, </w:t>
+      </w:r>
+      <w:r>
+        <w:rPr>
+          <w:rFonts w:ascii="Calibri" w:hAnsi="Calibri"/>
+          <w:szCs w:val="28"/>
+        </w:rPr>
+        <w:t>таблицу</w:t>
+      </w:r>
+      <w:r>
+        <w:rPr>
+          <w:rFonts w:ascii="Calibri" w:hAnsi="Calibri"/>
+          <w:szCs w:val="28"/>
+        </w:rPr>
+        <w:t xml:space="preserve"> </w:t>
+      </w:r>
+      <w:r>
+        <w:rPr>
+          <w:rFonts w:ascii="Calibri" w:hAnsi="Calibri"/>
+          <w:szCs w:val="28"/>
+        </w:rPr>
+        <w:t xml:space="preserve">для связи и колонку, на которую ссылается ключ. Нажмите </w:t>
+      </w:r>
+      <w:r>
+        <w:rPr>
+          <w:rFonts w:ascii="Calibri" w:hAnsi="Calibri"/>
+          <w:b/>
+          <w:bCs/>
+          <w:szCs w:val="28"/>
+          <w:lang w:val="en-US"/>
+        </w:rPr>
+        <w:t>Apply</w:t>
+      </w:r>
+      <w:r>
+        <w:rPr>
+          <w:rFonts w:ascii="Calibri" w:hAnsi="Calibri"/>
+          <w:b/>
+          <w:bCs/>
+          <w:szCs w:val="28"/>
+        </w:rPr>
+        <w:t>.</w:t>
+      </w:r>
     </w:p>
+    <w:p>
+      <w:pPr>
+        <w:rPr>
+          <w:rFonts w:ascii="Calibri" w:hAnsi="Calibri"/>
+          <w:szCs w:val="28"/>
+        </w:rPr>
+      </w:pPr>
+      <w:r>
+        <w:rPr>
+          <w:rFonts w:ascii="Calibri" w:hAnsi="Calibri"/>
+          <w:szCs w:val="28"/>
+        </w:rPr>
+        <w:t>Изучите содержимое вкладок описания созданной таблицы. Обратите внимание на вкладку</w:t>
+      </w:r>
+      <w:r>
+        <w:rPr>
+          <w:rFonts w:ascii="Calibri" w:hAnsi="Calibri"/>
+          <w:b/>
+          <w:szCs w:val="28"/>
+        </w:rPr>
+        <w:t xml:space="preserve"> </w:t>
+      </w:r>
+      <w:proofErr w:type="spellStart"/>
+      <w:r>
+        <w:rPr>
+          <w:rFonts w:ascii="Calibri" w:hAnsi="Calibri"/>
+          <w:b/>
+          <w:szCs w:val="28"/>
+          <w:lang w:val="en-US"/>
+        </w:rPr>
+        <w:t>Rerences</w:t>
+      </w:r>
+      <w:proofErr w:type="spellEnd"/>
+      <w:r>
+        <w:rPr>
+          <w:rFonts w:ascii="Calibri" w:hAnsi="Calibri"/>
+          <w:szCs w:val="28"/>
+        </w:rPr>
+        <w:t>. На ней отображаются таблицы, на которые ссылается данная таблица, и которые ссылаются на данную таблицу.</w:t>
+      </w:r>
+    </w:p>
+    <w:p>
+      <w:pPr>
+        <w:pStyle w:val="a3"/>
+        <w:ind w:firstLine="708"/>
+      </w:pPr>
+      <w:r>
+        <w:t>Задание №</w:t>
+      </w:r>
+      <w:r>
+        <w:t>5</w:t>
+      </w:r>
+      <w:r>
+        <w:t xml:space="preserve">. </w:t>
+      </w:r>
+      <w:r>
+        <w:t>Работа с таблицами</w:t>
+      </w:r>
+    </w:p>
+    <w:p>
+      <w:pPr>
+        <w:rPr>
+          <w:rFonts w:ascii="Calibri" w:hAnsi="Calibri"/>
+          <w:szCs w:val="28"/>
+        </w:rPr>
+      </w:pPr>
+    </w:p>
+    <w:p>
+      <w:pPr>
+        <w:pStyle w:val="a5"/>
+        <w:numPr>
+          <w:ilvl w:val="0"/>
+          <w:numId w:val="7"/>
+        </w:numPr>
+        <w:ind w:left="0" w:firstLine="851"/>
+        <w:jc w:val="both"/>
+      </w:pPr>
+      <w:r>
+        <w:t xml:space="preserve">В соответствии с вариантом (табл. 1) разработать логическую схему БД, аналогичную рис. 1. </w:t>
+      </w:r>
+      <w:r>
+        <w:t xml:space="preserve">Средствами </w:t>
+      </w:r>
+      <w:r>
+        <w:rPr>
+          <w:lang w:val="en-US"/>
+        </w:rPr>
+        <w:t>APEX</w:t>
+      </w:r>
+      <w:r>
+        <w:t xml:space="preserve"> описать таблицы и заполнить их данными.</w:t>
+      </w:r>
+    </w:p>
+    <w:p>
+      <w:pPr>
+        <w:pStyle w:val="a5"/>
+        <w:numPr>
+          <w:ilvl w:val="0"/>
+          <w:numId w:val="7"/>
+        </w:numPr>
+        <w:ind w:left="0" w:firstLine="851"/>
+        <w:jc w:val="both"/>
+      </w:pPr>
+      <w:r>
+        <w:t>Полей</w:t>
+      </w:r>
+      <w:r>
+        <w:t xml:space="preserve"> </w:t>
+      </w:r>
+      <w:r>
+        <w:t>в таблицах должно быть минимум четыре (то есть можно уменьшить из исходного задания)</w:t>
+      </w:r>
+      <w:r>
+        <w:t>.</w:t>
+      </w:r>
+      <w:r>
+        <w:t xml:space="preserve"> В каждую таблицу</w:t>
+      </w:r>
+      <w:r>
+        <w:t xml:space="preserve"> при необходимости</w:t>
+      </w:r>
+      <w:r>
+        <w:t xml:space="preserve"> включить идентификатор экземпляра сущности (поля типа </w:t>
+      </w:r>
+      <w:r>
+        <w:rPr>
+          <w:rFonts w:ascii="Courier New" w:hAnsi="Courier New" w:cs="Courier New"/>
+        </w:rPr>
+        <w:t>*_</w:t>
+      </w:r>
+      <w:r>
+        <w:rPr>
+          <w:rFonts w:ascii="Courier New" w:hAnsi="Courier New" w:cs="Courier New"/>
+          <w:lang w:val="en-US"/>
+        </w:rPr>
+        <w:t>id</w:t>
+      </w:r>
+      <w:r>
+        <w:t>).</w:t>
+      </w:r>
+    </w:p>
+    <w:p>
+      <w:pPr>
+        <w:pStyle w:val="a5"/>
+        <w:numPr>
+          <w:ilvl w:val="0"/>
+          <w:numId w:val="7"/>
+        </w:numPr>
+        <w:ind w:left="0" w:firstLine="851"/>
+        <w:jc w:val="both"/>
+      </w:pPr>
+      <w:r>
+        <w:t xml:space="preserve">Связи подчинения между сущностями указать в таблицах с помощью идентификатора (так, например, в таблице </w:t>
+      </w:r>
+      <w:r>
+        <w:rPr>
+          <w:rFonts w:ascii="Courier New" w:hAnsi="Courier New" w:cs="Courier New"/>
+          <w:lang w:val="en-US"/>
+        </w:rPr>
+        <w:t>EMPLOYEES</w:t>
+      </w:r>
+      <w:r>
+        <w:rPr>
+          <w:rFonts w:ascii="Courier New" w:hAnsi="Courier New" w:cs="Courier New"/>
+        </w:rPr>
+        <w:t xml:space="preserve"> </w:t>
+      </w:r>
+      <w:r>
+        <w:t xml:space="preserve">показаны связи между подразделением и должностью через поля </w:t>
+      </w:r>
+      <w:r>
+        <w:rPr>
+          <w:rFonts w:ascii="Courier New" w:hAnsi="Courier New" w:cs="Courier New"/>
+          <w:lang w:val="en-US"/>
+        </w:rPr>
+        <w:t>job</w:t>
+      </w:r>
+      <w:r>
+        <w:rPr>
+          <w:rFonts w:ascii="Courier New" w:hAnsi="Courier New" w:cs="Courier New"/>
+        </w:rPr>
+        <w:t>_</w:t>
+      </w:r>
+      <w:r>
+        <w:rPr>
+          <w:rFonts w:ascii="Courier New" w:hAnsi="Courier New" w:cs="Courier New"/>
+          <w:lang w:val="en-US"/>
+        </w:rPr>
+        <w:t>id</w:t>
+      </w:r>
+      <w:r>
+        <w:t xml:space="preserve"> и </w:t>
+      </w:r>
+      <w:r>
+        <w:rPr>
+          <w:rFonts w:ascii="Courier New" w:hAnsi="Courier New" w:cs="Courier New"/>
+          <w:lang w:val="en-US"/>
+        </w:rPr>
+        <w:t>department</w:t>
+      </w:r>
+      <w:r>
+        <w:rPr>
+          <w:rFonts w:ascii="Courier New" w:hAnsi="Courier New" w:cs="Courier New"/>
+        </w:rPr>
+        <w:t>_</w:t>
+      </w:r>
+      <w:r>
+        <w:rPr>
+          <w:rFonts w:ascii="Courier New" w:hAnsi="Courier New" w:cs="Courier New"/>
+          <w:lang w:val="en-US"/>
+        </w:rPr>
+        <w:t>id</w:t>
+      </w:r>
+      <w:r>
+        <w:t>).</w:t>
+      </w:r>
+    </w:p>
+    <w:p>
+      <w:pPr>
+        <w:pStyle w:val="a5"/>
+        <w:numPr>
+          <w:ilvl w:val="0"/>
+          <w:numId w:val="7"/>
+        </w:numPr>
+        <w:ind w:left="0" w:firstLine="851"/>
+        <w:jc w:val="both"/>
+      </w:pPr>
+      <w:r>
+        <w:t>Создать связи между таблицами для поддержания целостности данных.</w:t>
+      </w:r>
+    </w:p>
+    <w:p>
+      <w:pPr>
+        <w:pStyle w:val="a6"/>
+      </w:pPr>
+      <w:r>
+        <w:rPr>
+          <w:noProof/>
+        </w:rPr>
+        <w:lastRenderedPageBreak/>
+        <w:drawing>
+          <wp:inline distT="0" distB="0" distL="0" distR="0" wp14:anchorId="502307AB" wp14:editId="6AEA01D0">
+            <wp:extent cx="4361180" cy="2316414"/>
+            <wp:effectExtent l="0" t="0" r="1270" b="8255"/>
+            <wp:docPr id="3" name="Изображение 3"/>
+            <wp:cNvGraphicFramePr>
+              <a:graphicFrameLocks xmlns:a="http://schemas.openxmlformats.org/drawingml/2006/main" noChangeAspect="1"/>
+            </wp:cNvGraphicFramePr>
+            <a:graphic xmlns:a="http://schemas.openxmlformats.org/drawingml/2006/main">
+              <a:graphicData uri="http://schemas.openxmlformats.org/drawingml/2006/picture">
+                <pic:pic xmlns:pic="http://schemas.openxmlformats.org/drawingml/2006/picture">
+                  <pic:nvPicPr>
+                    <pic:cNvPr id="3" name="1.png"/>
+                    <pic:cNvPicPr/>
+                  </pic:nvPicPr>
+                  <pic:blipFill>
+                    <a:blip r:embed="rId7">
+                      <a:extLst>
+                        <a:ext uri="{28A0092B-C50C-407E-A947-70E740481C1C}">
+                          <a14:useLocalDpi xmlns:a14="http://schemas.microsoft.com/office/drawing/2010/main" val="0"/>
+                        </a:ext>
+                      </a:extLst>
+                    </a:blip>
+                    <a:stretch>
+                      <a:fillRect/>
+                    </a:stretch>
+                  </pic:blipFill>
+                  <pic:spPr>
+                    <a:xfrm>
+                      <a:off x="0" y="0"/>
+                      <a:ext cx="4462607" cy="2370286"/>
+                    </a:xfrm>
+                    <a:prstGeom prst="rect">
+                      <a:avLst/>
+                    </a:prstGeom>
+                  </pic:spPr>
+                </pic:pic>
+              </a:graphicData>
+            </a:graphic>
+          </wp:inline>
+        </w:drawing>
+      </w:r>
+    </w:p>
+    <w:p>
+      <w:pPr>
+        <w:pStyle w:val="a5"/>
+        <w:spacing w:after="240"/>
+        <w:ind w:left="0" w:firstLine="0"/>
+        <w:jc w:val="center"/>
+        <w:rPr>
+          <w:rFonts w:ascii="Calibri" w:hAnsi="Calibri"/>
+          <w:sz w:val="24"/>
+          <w:szCs w:val="28"/>
+        </w:rPr>
+      </w:pPr>
+      <w:r>
+        <w:rPr>
+          <w:rFonts w:ascii="Calibri" w:hAnsi="Calibri"/>
+          <w:sz w:val="24"/>
+          <w:szCs w:val="28"/>
+        </w:rPr>
+        <w:t>Рисунок 1 — Логическая схема БД</w:t>
+      </w:r>
+    </w:p>
+    <w:p>
+      <w:r>
+        <w:t xml:space="preserve">В качестве справочного материала </w:t>
+      </w:r>
+      <w:r>
+        <w:t xml:space="preserve">приведены некоторые соответствия между </w:t>
+      </w:r>
+      <w:r>
+        <w:t xml:space="preserve">типами полей в </w:t>
+      </w:r>
+      <w:r>
+        <w:rPr>
+          <w:lang w:val="en-US"/>
+        </w:rPr>
+        <w:t>Access</w:t>
+      </w:r>
+      <w:r>
+        <w:t xml:space="preserve"> и </w:t>
+      </w:r>
+      <w:r>
+        <w:rPr>
+          <w:lang w:val="en-US"/>
+        </w:rPr>
+        <w:t>APEX</w:t>
+      </w:r>
+      <w:r>
+        <w:t>:</w:t>
+      </w:r>
+    </w:p>
+    <w:tbl>
+      <w:tblPr>
+        <w:tblW w:w="4838" w:type="pct"/>
+        <w:tblInd w:w="510" w:type="dxa"/>
+        <w:tblBorders>
+          <w:top w:val="single" w:sz="4" w:space="0" w:color="auto"/>
+          <w:left w:val="single" w:sz="4" w:space="0" w:color="auto"/>
+          <w:bottom w:val="single" w:sz="4" w:space="0" w:color="auto"/>
+          <w:right w:val="single" w:sz="4" w:space="0" w:color="auto"/>
+          <w:insideH w:val="single" w:sz="4" w:space="0" w:color="auto"/>
+          <w:insideV w:val="single" w:sz="4" w:space="0" w:color="auto"/>
+        </w:tblBorders>
+        <w:tblCellMar>
+          <w:top w:w="113" w:type="dxa"/>
+          <w:left w:w="113" w:type="dxa"/>
+          <w:bottom w:w="113" w:type="dxa"/>
+          <w:right w:w="113" w:type="dxa"/>
+        </w:tblCellMar>
+        <w:tblLook w:val="0000" w:firstRow="0" w:lastRow="0" w:firstColumn="0" w:lastColumn="0" w:noHBand="0" w:noVBand="0"/>
+      </w:tblPr>
+      <w:tblGrid>
+        <w:gridCol w:w="4157"/>
+        <w:gridCol w:w="4885"/>
+      </w:tblGrid>
+      <w:tr>
+        <w:trPr>
+          <w:trHeight w:val="276"/>
+          <w:tblHeader/>
+        </w:trPr>
+        <w:tc>
+          <w:tcPr>
+            <w:tcW w:w="4643" w:type="dxa"/>
+            <w:vAlign w:val="center"/>
+          </w:tcPr>
+          <w:p>
+            <w:pPr>
+              <w:spacing w:line="240" w:lineRule="exact"/>
+              <w:ind w:firstLine="0"/>
+              <w:jc w:val="center"/>
+              <w:rPr>
+                <w:rFonts w:ascii="Calibri" w:hAnsi="Calibri"/>
+                <w:b/>
+                <w:szCs w:val="28"/>
+              </w:rPr>
+            </w:pPr>
+            <w:r>
+              <w:rPr>
+                <w:rFonts w:ascii="Calibri" w:hAnsi="Calibri"/>
+                <w:b/>
+                <w:szCs w:val="28"/>
+              </w:rPr>
+              <w:t xml:space="preserve">Тип поля </w:t>
+            </w:r>
+            <w:proofErr w:type="spellStart"/>
+            <w:r>
+              <w:rPr>
+                <w:rFonts w:ascii="Calibri" w:hAnsi="Calibri"/>
+                <w:b/>
+                <w:szCs w:val="28"/>
+              </w:rPr>
+              <w:t>Access</w:t>
+            </w:r>
+            <w:proofErr w:type="spellEnd"/>
+          </w:p>
+        </w:tc>
+        <w:tc>
+          <w:tcPr>
+            <w:tcW w:w="5474" w:type="dxa"/>
+            <w:vAlign w:val="center"/>
+          </w:tcPr>
+          <w:p>
+            <w:pPr>
+              <w:spacing w:line="240" w:lineRule="exact"/>
+              <w:ind w:firstLine="0"/>
+              <w:jc w:val="center"/>
+              <w:rPr>
+                <w:rFonts w:ascii="Calibri" w:hAnsi="Calibri"/>
+                <w:b/>
+                <w:szCs w:val="28"/>
+              </w:rPr>
+            </w:pPr>
+            <w:r>
+              <w:rPr>
+                <w:rFonts w:ascii="Calibri" w:hAnsi="Calibri"/>
+                <w:b/>
+                <w:szCs w:val="28"/>
+              </w:rPr>
+              <w:t xml:space="preserve">Тип поля </w:t>
+            </w:r>
+            <w:proofErr w:type="spellStart"/>
+            <w:r>
+              <w:rPr>
+                <w:rFonts w:ascii="Calibri" w:hAnsi="Calibri"/>
+                <w:b/>
+                <w:szCs w:val="28"/>
+              </w:rPr>
+              <w:t>Oracle</w:t>
+            </w:r>
+            <w:proofErr w:type="spellEnd"/>
+          </w:p>
+        </w:tc>
+      </w:tr>
+      <w:tr>
+        <w:trPr>
+          <w:trHeight w:val="1019"/>
+        </w:trPr>
+        <w:tc>
+          <w:tcPr>
+            <w:tcW w:w="4643" w:type="dxa"/>
+            <w:vAlign w:val="center"/>
+          </w:tcPr>
+          <w:p>
+            <w:pPr>
+              <w:spacing w:line="240" w:lineRule="exact"/>
+              <w:ind w:firstLine="0"/>
+              <w:rPr>
+                <w:rFonts w:ascii="Calibri" w:hAnsi="Calibri"/>
+                <w:szCs w:val="28"/>
+              </w:rPr>
+            </w:pPr>
+            <w:r>
+              <w:rPr>
+                <w:rFonts w:ascii="Calibri" w:hAnsi="Calibri"/>
+                <w:szCs w:val="28"/>
+              </w:rPr>
+              <w:t>Числовой, все форматы, в том числе:</w:t>
+            </w:r>
+            <w:r>
+              <w:rPr>
+                <w:rFonts w:ascii="Calibri" w:hAnsi="Calibri"/>
+                <w:szCs w:val="28"/>
+              </w:rPr>
+              <w:t xml:space="preserve"> с</w:t>
+            </w:r>
+            <w:r>
+              <w:rPr>
+                <w:rFonts w:ascii="Calibri" w:hAnsi="Calibri"/>
+                <w:szCs w:val="28"/>
+              </w:rPr>
+              <w:t>четчик, длинное целое,</w:t>
+            </w:r>
+            <w:r>
+              <w:rPr>
+                <w:rFonts w:ascii="Calibri" w:hAnsi="Calibri"/>
+                <w:szCs w:val="28"/>
+              </w:rPr>
+              <w:t xml:space="preserve"> д</w:t>
+            </w:r>
+            <w:r>
+              <w:rPr>
+                <w:rFonts w:ascii="Calibri" w:hAnsi="Calibri"/>
+                <w:szCs w:val="28"/>
+              </w:rPr>
+              <w:t>ействительное</w:t>
+            </w:r>
+            <w:r>
+              <w:rPr>
+                <w:rFonts w:ascii="Calibri" w:hAnsi="Calibri"/>
+                <w:szCs w:val="28"/>
+              </w:rPr>
+              <w:t>, д</w:t>
+            </w:r>
+            <w:r>
+              <w:rPr>
+                <w:rFonts w:ascii="Calibri" w:hAnsi="Calibri"/>
+                <w:szCs w:val="28"/>
+              </w:rPr>
+              <w:t>енежный</w:t>
+            </w:r>
+          </w:p>
+        </w:tc>
+        <w:tc>
+          <w:tcPr>
+            <w:tcW w:w="5474" w:type="dxa"/>
+            <w:vAlign w:val="center"/>
+          </w:tcPr>
+          <w:p>
+            <w:pPr>
+              <w:spacing w:line="240" w:lineRule="exact"/>
+              <w:ind w:firstLine="0"/>
+              <w:rPr>
+                <w:rFonts w:ascii="Calibri" w:hAnsi="Calibri"/>
+                <w:b/>
+                <w:szCs w:val="28"/>
+              </w:rPr>
+            </w:pPr>
+            <w:r>
+              <w:rPr>
+                <w:rFonts w:ascii="Calibri" w:hAnsi="Calibri"/>
+                <w:szCs w:val="28"/>
+              </w:rPr>
+              <w:t>NUMBER — числовые данные</w:t>
+            </w:r>
+          </w:p>
+          <w:p>
+            <w:pPr>
+              <w:spacing w:line="240" w:lineRule="exact"/>
+              <w:rPr>
+                <w:rFonts w:ascii="Calibri" w:hAnsi="Calibri"/>
+                <w:b/>
+                <w:szCs w:val="28"/>
+              </w:rPr>
+            </w:pPr>
+          </w:p>
+        </w:tc>
+      </w:tr>
+      <w:tr>
+        <w:trPr>
+          <w:trHeight w:val="606"/>
+        </w:trPr>
+        <w:tc>
+          <w:tcPr>
+            <w:tcW w:w="4643" w:type="dxa"/>
+            <w:vAlign w:val="center"/>
+          </w:tcPr>
+          <w:p>
+            <w:pPr>
+              <w:spacing w:line="240" w:lineRule="exact"/>
+              <w:ind w:firstLine="0"/>
+              <w:rPr>
+                <w:rFonts w:ascii="Calibri" w:hAnsi="Calibri"/>
+                <w:szCs w:val="28"/>
+              </w:rPr>
+            </w:pPr>
+            <w:r>
+              <w:rPr>
+                <w:rFonts w:ascii="Calibri" w:hAnsi="Calibri"/>
+                <w:szCs w:val="28"/>
+              </w:rPr>
+              <w:t>Текстовое</w:t>
+            </w:r>
+          </w:p>
+        </w:tc>
+        <w:tc>
+          <w:tcPr>
+            <w:tcW w:w="5474" w:type="dxa"/>
+            <w:vAlign w:val="center"/>
+          </w:tcPr>
+          <w:p>
+            <w:pPr>
+              <w:spacing w:line="240" w:lineRule="exact"/>
+              <w:ind w:firstLine="0"/>
+              <w:rPr>
+                <w:rFonts w:ascii="Calibri" w:hAnsi="Calibri"/>
+                <w:szCs w:val="28"/>
+              </w:rPr>
+            </w:pPr>
+            <w:r>
+              <w:rPr>
+                <w:rFonts w:ascii="Calibri" w:hAnsi="Calibri"/>
+                <w:szCs w:val="28"/>
+              </w:rPr>
+              <w:t xml:space="preserve">VARCHAR 2 — текстовые </w:t>
+            </w:r>
+            <w:proofErr w:type="spellStart"/>
+            <w:r>
+              <w:rPr>
+                <w:rFonts w:ascii="Calibri" w:hAnsi="Calibri"/>
+                <w:szCs w:val="28"/>
+              </w:rPr>
+              <w:t>строкипеременной</w:t>
+            </w:r>
+            <w:proofErr w:type="spellEnd"/>
+            <w:r>
+              <w:rPr>
+                <w:rFonts w:ascii="Calibri" w:hAnsi="Calibri"/>
+                <w:szCs w:val="28"/>
+              </w:rPr>
+              <w:t xml:space="preserve"> длины до 4000байт</w:t>
+            </w:r>
+          </w:p>
+        </w:tc>
+      </w:tr>
+      <w:tr>
+        <w:trPr>
+          <w:trHeight w:val="648"/>
+        </w:trPr>
+        <w:tc>
+          <w:tcPr>
+            <w:tcW w:w="4643" w:type="dxa"/>
+            <w:vAlign w:val="center"/>
+          </w:tcPr>
+          <w:p>
+            <w:pPr>
+              <w:spacing w:line="240" w:lineRule="exact"/>
+              <w:ind w:firstLine="0"/>
+              <w:rPr>
+                <w:rFonts w:ascii="Calibri" w:hAnsi="Calibri"/>
+                <w:szCs w:val="28"/>
+              </w:rPr>
+            </w:pPr>
+            <w:r>
+              <w:rPr>
+                <w:rFonts w:ascii="Calibri" w:hAnsi="Calibri"/>
+                <w:szCs w:val="28"/>
+              </w:rPr>
+              <w:t>Поле MEMO</w:t>
+            </w:r>
+          </w:p>
+        </w:tc>
+        <w:tc>
+          <w:tcPr>
+            <w:tcW w:w="5474" w:type="dxa"/>
+            <w:vAlign w:val="center"/>
+          </w:tcPr>
+          <w:p>
+            <w:pPr>
+              <w:spacing w:line="240" w:lineRule="exact"/>
+              <w:ind w:firstLine="0"/>
+              <w:rPr>
+                <w:rFonts w:ascii="Calibri" w:hAnsi="Calibri"/>
+                <w:szCs w:val="28"/>
+              </w:rPr>
+            </w:pPr>
+            <w:r>
+              <w:rPr>
+                <w:rFonts w:ascii="Calibri" w:hAnsi="Calibri"/>
+                <w:szCs w:val="28"/>
+              </w:rPr>
+              <w:t xml:space="preserve">LONG - текстовые </w:t>
+            </w:r>
+            <w:proofErr w:type="spellStart"/>
+            <w:r>
+              <w:rPr>
+                <w:rFonts w:ascii="Calibri" w:hAnsi="Calibri"/>
+                <w:szCs w:val="28"/>
+              </w:rPr>
+              <w:t>строкидлиной</w:t>
+            </w:r>
+            <w:proofErr w:type="spellEnd"/>
+            <w:r>
+              <w:rPr>
+                <w:rFonts w:ascii="Calibri" w:hAnsi="Calibri"/>
+                <w:szCs w:val="28"/>
+              </w:rPr>
+              <w:t xml:space="preserve"> до 2 ГБ</w:t>
+            </w:r>
+          </w:p>
+          <w:p>
+            <w:pPr>
+              <w:spacing w:line="240" w:lineRule="exact"/>
+              <w:ind w:firstLine="0"/>
+              <w:rPr>
+                <w:rFonts w:ascii="Calibri" w:hAnsi="Calibri"/>
+                <w:szCs w:val="28"/>
+              </w:rPr>
+            </w:pPr>
+            <w:r>
+              <w:rPr>
+                <w:rFonts w:ascii="Calibri" w:hAnsi="Calibri"/>
+                <w:szCs w:val="28"/>
+              </w:rPr>
+              <w:t>CLOB – тексты длиной до 4 Гб</w:t>
+            </w:r>
+          </w:p>
+        </w:tc>
+      </w:tr>
+      <w:tr>
+        <w:trPr>
+          <w:trHeight w:val="485"/>
+        </w:trPr>
+        <w:tc>
+          <w:tcPr>
+            <w:tcW w:w="4643" w:type="dxa"/>
+            <w:vAlign w:val="center"/>
+          </w:tcPr>
+          <w:p>
+            <w:pPr>
+              <w:spacing w:line="240" w:lineRule="exact"/>
+              <w:ind w:firstLine="0"/>
+              <w:rPr>
+                <w:rFonts w:ascii="Calibri" w:hAnsi="Calibri"/>
+                <w:szCs w:val="28"/>
+              </w:rPr>
+            </w:pPr>
+            <w:r>
+              <w:rPr>
+                <w:rFonts w:ascii="Calibri" w:hAnsi="Calibri"/>
+                <w:szCs w:val="28"/>
+              </w:rPr>
+              <w:t>Дата/время</w:t>
+            </w:r>
+          </w:p>
+        </w:tc>
+        <w:tc>
+          <w:tcPr>
+            <w:tcW w:w="5474" w:type="dxa"/>
+            <w:vAlign w:val="center"/>
+          </w:tcPr>
+          <w:p>
+            <w:pPr>
+              <w:spacing w:line="240" w:lineRule="exact"/>
+              <w:ind w:firstLine="0"/>
+              <w:rPr>
+                <w:rFonts w:ascii="Calibri" w:hAnsi="Calibri"/>
+                <w:szCs w:val="28"/>
+              </w:rPr>
+            </w:pPr>
+            <w:r>
+              <w:rPr>
+                <w:rFonts w:ascii="Calibri" w:hAnsi="Calibri"/>
+                <w:szCs w:val="28"/>
+              </w:rPr>
+              <w:t>DATE - даты</w:t>
+            </w:r>
+          </w:p>
+          <w:p>
+            <w:pPr>
+              <w:spacing w:line="240" w:lineRule="exact"/>
+              <w:ind w:firstLine="0"/>
+              <w:rPr>
+                <w:rFonts w:ascii="Calibri" w:hAnsi="Calibri"/>
+                <w:szCs w:val="28"/>
+              </w:rPr>
+            </w:pPr>
+            <w:r>
+              <w:rPr>
+                <w:rFonts w:ascii="Calibri" w:hAnsi="Calibri"/>
+                <w:szCs w:val="28"/>
+              </w:rPr>
+              <w:t>TIME - время</w:t>
+            </w:r>
+          </w:p>
+        </w:tc>
+      </w:tr>
+    </w:tbl>
+    <w:p>
+      <w:pPr>
+        <w:ind w:firstLine="0"/>
+        <w:jc w:val="right"/>
+        <w:rPr>
+          <w:rFonts w:ascii="Calibri" w:hAnsi="Calibri"/>
+          <w:szCs w:val="28"/>
+        </w:rPr>
+      </w:pPr>
+      <w:r>
+        <w:rPr>
+          <w:rFonts w:ascii="Calibri" w:hAnsi="Calibri"/>
+          <w:szCs w:val="28"/>
+        </w:rPr>
+        <w:t>Таблица 1</w:t>
+      </w:r>
+    </w:p>
+    <w:p>
+      <w:pPr>
+        <w:ind w:left="357"/>
+        <w:jc w:val="center"/>
+        <w:rPr>
+          <w:rFonts w:ascii="Calibri" w:hAnsi="Calibri"/>
+          <w:szCs w:val="28"/>
+        </w:rPr>
+      </w:pPr>
+      <w:r>
+        <w:rPr>
+          <w:rFonts w:ascii="Calibri" w:hAnsi="Calibri"/>
+          <w:szCs w:val="28"/>
+        </w:rPr>
+        <w:t xml:space="preserve">Варианты </w:t>
+      </w:r>
+    </w:p>
+    <w:tbl>
+      <w:tblPr>
+        <w:tblStyle w:val="a7"/>
+        <w:tblW w:w="9136" w:type="dxa"/>
+        <w:tblInd w:w="357" w:type="dxa"/>
+        <w:tblCellMar>
+          <w:top w:w="113" w:type="dxa"/>
+          <w:left w:w="113" w:type="dxa"/>
+          <w:bottom w:w="113" w:type="dxa"/>
+          <w:right w:w="113" w:type="dxa"/>
+        </w:tblCellMar>
+        <w:tblLook w:val="04A0" w:firstRow="1" w:lastRow="0" w:firstColumn="1" w:lastColumn="0" w:noHBand="0" w:noVBand="1"/>
+      </w:tblPr>
+      <w:tblGrid>
+        <w:gridCol w:w="1937"/>
+        <w:gridCol w:w="7199"/>
+      </w:tblGrid>
+      <w:tr>
+        <w:trPr>
+          <w:tblHeader/>
+        </w:trPr>
+        <w:tc>
+          <w:tcPr>
+            <w:tcW w:w="0" w:type="auto"/>
+            <w:vAlign w:val="center"/>
+          </w:tcPr>
+          <w:p>
+            <w:pPr>
+              <w:jc w:val="center"/>
+              <w:rPr>
+                <w:rFonts w:ascii="Calibri" w:hAnsi="Calibri"/>
+                <w:b/>
+                <w:szCs w:val="28"/>
+              </w:rPr>
+            </w:pPr>
+            <w:r>
+              <w:rPr>
+                <w:rFonts w:ascii="Calibri" w:hAnsi="Calibri"/>
+                <w:b/>
+                <w:szCs w:val="28"/>
+              </w:rPr>
+              <w:t>Вариант</w:t>
+            </w:r>
+          </w:p>
+        </w:tc>
+        <w:tc>
+          <w:tcPr>
+            <w:tcW w:w="7199" w:type="dxa"/>
+            <w:vAlign w:val="center"/>
+          </w:tcPr>
+          <w:p>
+            <w:pPr>
+              <w:jc w:val="center"/>
+              <w:rPr>
+                <w:rFonts w:ascii="Calibri" w:hAnsi="Calibri"/>
+                <w:b/>
+                <w:szCs w:val="28"/>
+              </w:rPr>
+            </w:pPr>
+            <w:r>
+              <w:rPr>
+                <w:rFonts w:ascii="Calibri" w:hAnsi="Calibri"/>
+                <w:b/>
+                <w:i/>
+                <w:szCs w:val="28"/>
+              </w:rPr>
+              <w:t>Предметная область</w:t>
+            </w:r>
+            <w:r>
+              <w:rPr>
+                <w:rFonts w:ascii="Calibri" w:hAnsi="Calibri"/>
+                <w:b/>
+                <w:szCs w:val="28"/>
+              </w:rPr>
+              <w:t xml:space="preserve">, </w:t>
+            </w:r>
+            <w:r>
+              <w:rPr>
+                <w:rFonts w:ascii="Calibri" w:hAnsi="Calibri"/>
+                <w:i/>
+                <w:szCs w:val="28"/>
+              </w:rPr>
+              <w:t>сущности</w:t>
+            </w:r>
+            <w:r>
+              <w:rPr>
+                <w:rFonts w:ascii="Calibri" w:hAnsi="Calibri"/>
+                <w:b/>
+                <w:szCs w:val="28"/>
+              </w:rPr>
+              <w:t xml:space="preserve"> и их </w:t>
+            </w:r>
+            <w:r>
+              <w:rPr>
+                <w:rFonts w:ascii="Calibri" w:hAnsi="Calibri"/>
+                <w:szCs w:val="28"/>
+              </w:rPr>
+              <w:t>атрибуты</w:t>
+            </w:r>
+          </w:p>
+        </w:tc>
+      </w:tr>
+      <w:tr>
+        <w:tc>
+          <w:tcPr>
+            <w:tcW w:w="0" w:type="auto"/>
+          </w:tcPr>
+          <w:p>
+            <w:pPr>
+              <w:jc w:val="center"/>
+              <w:rPr>
+                <w:rFonts w:ascii="Calibri" w:hAnsi="Calibri"/>
+                <w:szCs w:val="28"/>
+              </w:rPr>
+            </w:pPr>
+            <w:r>
+              <w:rPr>
+                <w:rFonts w:ascii="Calibri" w:hAnsi="Calibri"/>
+                <w:szCs w:val="28"/>
+              </w:rPr>
+              <w:t>1, 11</w:t>
+            </w:r>
+          </w:p>
+        </w:tc>
+        <w:tc>
+          <w:tcPr>
+            <w:tcW w:w="7199" w:type="dxa"/>
+          </w:tcPr>
+          <w:p>
+            <w:pPr>
+              <w:jc w:val="both"/>
+              <w:rPr>
+                <w:rFonts w:ascii="Calibri" w:hAnsi="Calibri"/>
+                <w:b/>
+                <w:i/>
+                <w:szCs w:val="28"/>
+              </w:rPr>
+            </w:pPr>
+            <w:r>
+              <w:rPr>
+                <w:rFonts w:ascii="Calibri" w:hAnsi="Calibri"/>
+                <w:b/>
+                <w:i/>
+                <w:szCs w:val="28"/>
+              </w:rPr>
+              <w:t>Обучение в вузе:</w:t>
+            </w:r>
+          </w:p>
+          <w:p>
+            <w:pPr>
+              <w:jc w:val="both"/>
+              <w:rPr>
+                <w:rFonts w:ascii="Calibri" w:hAnsi="Calibri"/>
+                <w:szCs w:val="28"/>
+              </w:rPr>
+            </w:pPr>
+            <w:r>
+              <w:rPr>
+                <w:rFonts w:ascii="Calibri" w:hAnsi="Calibri"/>
+                <w:i/>
+                <w:szCs w:val="28"/>
+              </w:rPr>
+              <w:t>Студент</w:t>
+            </w:r>
+            <w:r>
+              <w:rPr>
+                <w:rFonts w:ascii="Calibri" w:hAnsi="Calibri"/>
+                <w:szCs w:val="28"/>
+              </w:rPr>
+              <w:t xml:space="preserve"> (№ зачётки; фамилия; имя; отчество; группа; факультет; специальность; год поступления; дата рождения; адрес проживания; …).</w:t>
+            </w:r>
+          </w:p>
+          <w:p>
+            <w:pPr>
+              <w:jc w:val="both"/>
+              <w:rPr>
+                <w:rFonts w:ascii="Calibri" w:hAnsi="Calibri"/>
+                <w:szCs w:val="28"/>
+              </w:rPr>
+            </w:pPr>
+            <w:r>
+              <w:rPr>
+                <w:rFonts w:ascii="Calibri" w:hAnsi="Calibri"/>
+                <w:i/>
+                <w:szCs w:val="28"/>
+              </w:rPr>
+              <w:t>Дисциплина учебного плана</w:t>
+            </w:r>
+            <w:r>
+              <w:rPr>
+                <w:rFonts w:ascii="Calibri" w:hAnsi="Calibri"/>
+                <w:szCs w:val="28"/>
+              </w:rPr>
+              <w:t xml:space="preserve"> (код; название; группа дисциплин {гуманитарные и социально-экономические, математические и естественно-научные, общепрофессиональные, специальные}; число часов аудиторных занятий; число часов самостоятельной работы; семестр, в котором изучается дисциплина; …).</w:t>
+            </w:r>
+          </w:p>
+          <w:p>
+            <w:pPr>
+              <w:jc w:val="both"/>
+              <w:rPr>
+                <w:rFonts w:ascii="Calibri" w:hAnsi="Calibri"/>
+                <w:szCs w:val="28"/>
+              </w:rPr>
+            </w:pPr>
+            <w:r>
+              <w:rPr>
+                <w:rFonts w:ascii="Calibri" w:hAnsi="Calibri"/>
+                <w:i/>
+                <w:szCs w:val="28"/>
+              </w:rPr>
+              <w:lastRenderedPageBreak/>
+              <w:t>Зачётная книжка</w:t>
+            </w:r>
+            <w:r>
+              <w:rPr>
+                <w:rFonts w:ascii="Calibri" w:hAnsi="Calibri"/>
+                <w:szCs w:val="28"/>
+              </w:rPr>
+              <w:t xml:space="preserve"> (№ зачётки; дисциплина; семестр; вид занятий {лекции, практические, лабораторные}; количество часов; дата сдачи; оценка; ФИО преподавателя; …).</w:t>
+            </w:r>
+          </w:p>
+          <w:p>
+            <w:pPr>
+              <w:jc w:val="both"/>
+              <w:rPr>
+                <w:rFonts w:ascii="Calibri" w:hAnsi="Calibri"/>
+                <w:szCs w:val="28"/>
+              </w:rPr>
+            </w:pPr>
+            <w:r>
+              <w:rPr>
+                <w:rFonts w:ascii="Calibri" w:hAnsi="Calibri"/>
+                <w:i/>
+                <w:szCs w:val="28"/>
+              </w:rPr>
+              <w:t xml:space="preserve">Преподаватель </w:t>
+            </w:r>
+            <w:r>
+              <w:rPr>
+                <w:rFonts w:ascii="Calibri" w:hAnsi="Calibri"/>
+                <w:szCs w:val="28"/>
+              </w:rPr>
+              <w:t xml:space="preserve">(ФИО, ученая степень {кандидат наук, доктор наук}, научное звание {доцент, профессор}, должность {ассистент, старший преподаватель, доцент, профессор}, контактные </w:t>
+            </w:r>
+            <w:proofErr w:type="gramStart"/>
+            <w:r>
+              <w:rPr>
+                <w:rFonts w:ascii="Calibri" w:hAnsi="Calibri"/>
+                <w:szCs w:val="28"/>
+              </w:rPr>
+              <w:t>данные,…</w:t>
+            </w:r>
+            <w:proofErr w:type="gramEnd"/>
+            <w:r>
+              <w:rPr>
+                <w:rFonts w:ascii="Calibri" w:hAnsi="Calibri"/>
+                <w:szCs w:val="28"/>
+              </w:rPr>
+              <w:t>).</w:t>
+            </w:r>
+          </w:p>
+        </w:tc>
+      </w:tr>
+      <w:tr>
+        <w:tc>
+          <w:tcPr>
+            <w:tcW w:w="0" w:type="auto"/>
+          </w:tcPr>
+          <w:p>
+            <w:pPr>
+              <w:jc w:val="center"/>
+              <w:rPr>
+                <w:rFonts w:ascii="Calibri" w:hAnsi="Calibri"/>
+                <w:szCs w:val="28"/>
+              </w:rPr>
+            </w:pPr>
+            <w:r>
+              <w:rPr>
+                <w:rFonts w:ascii="Calibri" w:hAnsi="Calibri"/>
+                <w:szCs w:val="28"/>
+              </w:rPr>
+              <w:lastRenderedPageBreak/>
+              <w:t>2, 12</w:t>
+            </w:r>
+          </w:p>
+        </w:tc>
+        <w:tc>
+          <w:tcPr>
+            <w:tcW w:w="7199" w:type="dxa"/>
+          </w:tcPr>
+          <w:p>
+            <w:pPr>
+              <w:rPr>
+                <w:rFonts w:ascii="Calibri" w:hAnsi="Calibri"/>
+                <w:b/>
+                <w:i/>
+                <w:szCs w:val="28"/>
+              </w:rPr>
+            </w:pPr>
+            <w:r>
+              <w:rPr>
+                <w:rFonts w:ascii="Calibri" w:hAnsi="Calibri"/>
+                <w:b/>
+                <w:i/>
+                <w:szCs w:val="28"/>
+              </w:rPr>
+              <w:t xml:space="preserve">Автомастерская: </w:t>
+            </w:r>
+          </w:p>
+          <w:p>
+            <w:pPr>
+              <w:jc w:val="both"/>
+              <w:rPr>
+                <w:rFonts w:ascii="Calibri" w:hAnsi="Calibri"/>
+                <w:szCs w:val="28"/>
+              </w:rPr>
+            </w:pPr>
+            <w:r>
+              <w:rPr>
+                <w:rFonts w:ascii="Calibri" w:hAnsi="Calibri"/>
+                <w:i/>
+                <w:szCs w:val="28"/>
+              </w:rPr>
+              <w:t>Автомобиль</w:t>
+            </w:r>
+            <w:r>
+              <w:rPr>
+                <w:rFonts w:ascii="Calibri" w:hAnsi="Calibri"/>
+                <w:szCs w:val="28"/>
+              </w:rPr>
+              <w:t xml:space="preserve"> (марка; год выпуска; номер; ФИО хозяина; объём двигателя; цвет; …).</w:t>
+            </w:r>
+          </w:p>
+          <w:p>
+            <w:pPr>
+              <w:jc w:val="both"/>
+              <w:rPr>
+                <w:rFonts w:ascii="Calibri" w:hAnsi="Calibri"/>
+                <w:szCs w:val="28"/>
+              </w:rPr>
+            </w:pPr>
+            <w:r>
+              <w:rPr>
+                <w:rFonts w:ascii="Calibri" w:hAnsi="Calibri"/>
+                <w:i/>
+                <w:szCs w:val="28"/>
+              </w:rPr>
+              <w:t>Работник</w:t>
+            </w:r>
+            <w:r>
+              <w:rPr>
+                <w:rFonts w:ascii="Calibri" w:hAnsi="Calibri"/>
+                <w:szCs w:val="28"/>
+              </w:rPr>
+              <w:t xml:space="preserve"> (код; фамилия; имя; отчество; специализация {маляр, слесарь, сварщик, жестянщик, механик}; дата приёма на работу; …).</w:t>
+            </w:r>
+          </w:p>
+          <w:p>
+            <w:pPr>
+              <w:jc w:val="both"/>
+              <w:rPr>
+                <w:rFonts w:ascii="Calibri" w:hAnsi="Calibri"/>
+                <w:szCs w:val="28"/>
+              </w:rPr>
+            </w:pPr>
+            <w:r>
+              <w:rPr>
+                <w:rFonts w:ascii="Calibri" w:hAnsi="Calibri"/>
+                <w:i/>
+                <w:szCs w:val="28"/>
+              </w:rPr>
+              <w:t>Ремонт</w:t>
+            </w:r>
+            <w:r>
+              <w:rPr>
+                <w:rFonts w:ascii="Calibri" w:hAnsi="Calibri"/>
+                <w:szCs w:val="28"/>
+              </w:rPr>
+              <w:t xml:space="preserve"> (дата; автомобиль; характер неисправности/повреждения; вид ремонта; работник; стоимость; …).</w:t>
+            </w:r>
+          </w:p>
+          <w:p>
+            <w:pPr>
+              <w:jc w:val="both"/>
+              <w:rPr>
+                <w:rFonts w:ascii="Calibri" w:hAnsi="Calibri"/>
+                <w:szCs w:val="28"/>
+              </w:rPr>
+            </w:pPr>
+            <w:r>
+              <w:rPr>
+                <w:rFonts w:ascii="Calibri" w:hAnsi="Calibri"/>
+                <w:i/>
+                <w:szCs w:val="28"/>
+              </w:rPr>
+              <w:t xml:space="preserve">Автозапчасть </w:t>
+            </w:r>
+            <w:r>
+              <w:rPr>
+                <w:rFonts w:ascii="Calibri" w:hAnsi="Calibri"/>
+                <w:szCs w:val="28"/>
+              </w:rPr>
+              <w:t xml:space="preserve">(наименование, марка автомобиля, количество на складе, стоимость </w:t>
+            </w:r>
+            <w:proofErr w:type="gramStart"/>
+            <w:r>
+              <w:rPr>
+                <w:rFonts w:ascii="Calibri" w:hAnsi="Calibri"/>
+                <w:szCs w:val="28"/>
+              </w:rPr>
+              <w:t>единицы,…</w:t>
+            </w:r>
+            <w:proofErr w:type="gramEnd"/>
+            <w:r>
+              <w:rPr>
+                <w:rFonts w:ascii="Calibri" w:hAnsi="Calibri"/>
+                <w:szCs w:val="28"/>
+              </w:rPr>
+              <w:t>)</w:t>
+            </w:r>
+          </w:p>
+        </w:tc>
+      </w:tr>
+      <w:tr>
+        <w:tc>
+          <w:tcPr>
+            <w:tcW w:w="0" w:type="auto"/>
+          </w:tcPr>
+          <w:p>
+            <w:pPr>
+              <w:jc w:val="center"/>
+              <w:rPr>
+                <w:rFonts w:ascii="Calibri" w:hAnsi="Calibri"/>
+                <w:szCs w:val="28"/>
+              </w:rPr>
+            </w:pPr>
+            <w:r>
+              <w:rPr>
+                <w:rFonts w:ascii="Calibri" w:hAnsi="Calibri"/>
+                <w:szCs w:val="28"/>
+              </w:rPr>
+              <w:t>3, 13</w:t>
+            </w:r>
+          </w:p>
+        </w:tc>
+        <w:tc>
+          <w:tcPr>
+            <w:tcW w:w="7199" w:type="dxa"/>
+          </w:tcPr>
+          <w:p>
+            <w:pPr>
+              <w:jc w:val="both"/>
+              <w:rPr>
+                <w:rFonts w:ascii="Calibri" w:hAnsi="Calibri"/>
+                <w:b/>
+                <w:i/>
+                <w:szCs w:val="28"/>
+              </w:rPr>
+            </w:pPr>
+            <w:r>
+              <w:rPr>
+                <w:rFonts w:ascii="Calibri" w:hAnsi="Calibri"/>
+                <w:b/>
+                <w:i/>
+                <w:szCs w:val="28"/>
+              </w:rPr>
+              <w:t>Гостиница:</w:t>
+            </w:r>
+          </w:p>
+          <w:p>
+            <w:pPr>
+              <w:jc w:val="both"/>
+              <w:rPr>
+                <w:rFonts w:ascii="Calibri" w:hAnsi="Calibri"/>
+                <w:szCs w:val="28"/>
+              </w:rPr>
+            </w:pPr>
+            <w:r>
+              <w:rPr>
+                <w:rFonts w:ascii="Calibri" w:hAnsi="Calibri"/>
+                <w:i/>
+                <w:szCs w:val="28"/>
+              </w:rPr>
+              <w:t>Номер</w:t>
+            </w:r>
+            <w:r>
+              <w:rPr>
+                <w:rFonts w:ascii="Calibri" w:hAnsi="Calibri"/>
+                <w:szCs w:val="28"/>
+              </w:rPr>
+              <w:t xml:space="preserve"> (номер; этаж; кол-во мест; класс {стандарт, люкс}; стоимость проживания в сутки; …).</w:t>
+            </w:r>
+          </w:p>
+          <w:p>
+            <w:pPr>
+              <w:jc w:val="both"/>
+              <w:rPr>
+                <w:rFonts w:ascii="Calibri" w:hAnsi="Calibri"/>
+                <w:szCs w:val="28"/>
+              </w:rPr>
+            </w:pPr>
+            <w:r>
+              <w:rPr>
+                <w:rFonts w:ascii="Calibri" w:hAnsi="Calibri"/>
+                <w:i/>
+                <w:szCs w:val="28"/>
+              </w:rPr>
+              <w:t>Постоялец</w:t>
+            </w:r>
+            <w:r>
+              <w:rPr>
+                <w:rFonts w:ascii="Calibri" w:hAnsi="Calibri"/>
+                <w:szCs w:val="28"/>
+              </w:rPr>
+              <w:t xml:space="preserve"> (регистрационный номер; фамилия; имя; отчество; номер паспорта; кем выдан паспорт; дата выдачи паспорта; дата рождения; …).</w:t>
+            </w:r>
+          </w:p>
+          <w:p>
+            <w:pPr>
+              <w:jc w:val="both"/>
+              <w:rPr>
+                <w:rFonts w:ascii="Calibri" w:hAnsi="Calibri"/>
+                <w:szCs w:val="28"/>
+              </w:rPr>
+            </w:pPr>
+            <w:r>
+              <w:rPr>
+                <w:rFonts w:ascii="Calibri" w:hAnsi="Calibri"/>
+                <w:i/>
+                <w:szCs w:val="28"/>
+              </w:rPr>
+              <w:t>Регистрация</w:t>
+            </w:r>
+            <w:r>
+              <w:rPr>
+                <w:rFonts w:ascii="Calibri" w:hAnsi="Calibri"/>
+                <w:szCs w:val="28"/>
+              </w:rPr>
+              <w:t xml:space="preserve"> (номер постояльца; дата регистрации; предоставленный номер; дата выбытия; ФИО портье; …).</w:t>
+            </w:r>
+          </w:p>
+          <w:p>
+            <w:pPr>
+              <w:jc w:val="both"/>
+              <w:rPr>
+                <w:rFonts w:ascii="Calibri" w:hAnsi="Calibri"/>
+                <w:szCs w:val="28"/>
+              </w:rPr>
+            </w:pPr>
+            <w:r>
+              <w:rPr>
+                <w:rFonts w:ascii="Calibri" w:hAnsi="Calibri"/>
+                <w:i/>
+                <w:szCs w:val="28"/>
+              </w:rPr>
+              <w:t>Обслуга</w:t>
+            </w:r>
+            <w:r>
+              <w:rPr>
+                <w:rFonts w:ascii="Calibri" w:hAnsi="Calibri"/>
+                <w:szCs w:val="28"/>
+              </w:rPr>
+              <w:t xml:space="preserve"> (ФИО, контактные данные, должность…).</w:t>
+            </w:r>
+          </w:p>
+        </w:tc>
+      </w:tr>
+      <w:tr>
+        <w:tc>
+          <w:tcPr>
+            <w:tcW w:w="0" w:type="auto"/>
+          </w:tcPr>
+          <w:p>
+            <w:pPr>
+              <w:jc w:val="center"/>
+              <w:rPr>
+                <w:rFonts w:ascii="Calibri" w:hAnsi="Calibri"/>
+                <w:szCs w:val="28"/>
+              </w:rPr>
+            </w:pPr>
+            <w:r>
+              <w:rPr>
+                <w:rFonts w:ascii="Calibri" w:hAnsi="Calibri"/>
+                <w:szCs w:val="28"/>
+              </w:rPr>
+              <w:t>4, 14</w:t>
+            </w:r>
+          </w:p>
+        </w:tc>
+        <w:tc>
+          <w:tcPr>
+            <w:tcW w:w="7199" w:type="dxa"/>
+          </w:tcPr>
+          <w:p>
+            <w:pPr>
+              <w:jc w:val="both"/>
+              <w:rPr>
+                <w:rFonts w:ascii="Calibri" w:hAnsi="Calibri"/>
+                <w:b/>
+                <w:i/>
+                <w:szCs w:val="28"/>
+              </w:rPr>
+            </w:pPr>
+            <w:r>
+              <w:rPr>
+                <w:rFonts w:ascii="Calibri" w:hAnsi="Calibri"/>
+                <w:b/>
+                <w:i/>
+                <w:szCs w:val="28"/>
+              </w:rPr>
+              <w:t>Чемпионат по футболу:</w:t>
+            </w:r>
+          </w:p>
+          <w:p>
+            <w:pPr>
+              <w:jc w:val="both"/>
+              <w:rPr>
+                <w:rFonts w:ascii="Calibri" w:hAnsi="Calibri"/>
+                <w:szCs w:val="28"/>
+              </w:rPr>
+            </w:pPr>
+            <w:r>
+              <w:rPr>
+                <w:rFonts w:ascii="Calibri" w:hAnsi="Calibri"/>
+                <w:i/>
+                <w:szCs w:val="28"/>
+              </w:rPr>
+              <w:t>Команда</w:t>
+            </w:r>
+            <w:r>
+              <w:rPr>
+                <w:rFonts w:ascii="Calibri" w:hAnsi="Calibri"/>
+                <w:szCs w:val="28"/>
+              </w:rPr>
+              <w:t xml:space="preserve"> (код; название; город; ФИО тренера; годовой бюджет; …).</w:t>
+            </w:r>
+          </w:p>
+          <w:p>
+            <w:pPr>
+              <w:jc w:val="both"/>
+              <w:rPr>
+                <w:rFonts w:ascii="Calibri" w:hAnsi="Calibri"/>
+                <w:szCs w:val="28"/>
+              </w:rPr>
+            </w:pPr>
+            <w:r>
+              <w:rPr>
+                <w:rFonts w:ascii="Calibri" w:hAnsi="Calibri"/>
+                <w:i/>
+                <w:szCs w:val="28"/>
+              </w:rPr>
+              <w:t>Игрок</w:t>
+            </w:r>
+            <w:r>
+              <w:rPr>
+                <w:rFonts w:ascii="Calibri" w:hAnsi="Calibri"/>
+                <w:szCs w:val="28"/>
+              </w:rPr>
+              <w:t xml:space="preserve"> (команда; фамилия; имя; отчество; специализация {вратарь, защитник, полузащитник, нападающий}; дата рождения; гражданство; дата окончания контракта; …).</w:t>
+            </w:r>
+          </w:p>
+          <w:p>
+            <w:pPr>
+              <w:jc w:val="both"/>
+              <w:rPr>
+                <w:rFonts w:ascii="Calibri" w:hAnsi="Calibri"/>
+                <w:szCs w:val="28"/>
+              </w:rPr>
+            </w:pPr>
+            <w:r>
+              <w:rPr>
+                <w:rFonts w:ascii="Calibri" w:hAnsi="Calibri"/>
+                <w:i/>
+                <w:szCs w:val="28"/>
+              </w:rPr>
+              <w:t>Встреча</w:t>
+            </w:r>
+            <w:r>
+              <w:rPr>
+                <w:rFonts w:ascii="Calibri" w:hAnsi="Calibri"/>
+                <w:szCs w:val="28"/>
+              </w:rPr>
+              <w:t xml:space="preserve"> (принимающая команда; гостевая команда; дата игры; итоговый счет; главный судья встречи; …).</w:t>
+            </w:r>
+          </w:p>
+          <w:p>
+            <w:pPr>
+              <w:jc w:val="both"/>
+              <w:rPr>
+                <w:rFonts w:ascii="Calibri" w:hAnsi="Calibri"/>
+                <w:szCs w:val="28"/>
+              </w:rPr>
+            </w:pPr>
+            <w:r>
+              <w:rPr>
+                <w:rFonts w:ascii="Calibri" w:hAnsi="Calibri"/>
+                <w:i/>
+                <w:szCs w:val="28"/>
+              </w:rPr>
+              <w:lastRenderedPageBreak/>
+              <w:t>Стадион</w:t>
+            </w:r>
+            <w:r>
+              <w:rPr>
+                <w:rFonts w:ascii="Calibri" w:hAnsi="Calibri"/>
+                <w:szCs w:val="28"/>
+              </w:rPr>
+              <w:t xml:space="preserve"> (размещение, число мест, категория {закрытый, </w:t>
+            </w:r>
+            <w:proofErr w:type="gramStart"/>
+            <w:r>
+              <w:rPr>
+                <w:rFonts w:ascii="Calibri" w:hAnsi="Calibri"/>
+                <w:szCs w:val="28"/>
+              </w:rPr>
+              <w:t>открытый}…</w:t>
+            </w:r>
+            <w:proofErr w:type="gramEnd"/>
+            <w:r>
+              <w:rPr>
+                <w:rFonts w:ascii="Calibri" w:hAnsi="Calibri"/>
+                <w:szCs w:val="28"/>
+              </w:rPr>
+              <w:t>)</w:t>
+            </w:r>
+          </w:p>
+        </w:tc>
+      </w:tr>
+      <w:tr>
+        <w:tc>
+          <w:tcPr>
+            <w:tcW w:w="0" w:type="auto"/>
+          </w:tcPr>
+          <w:p>
+            <w:pPr>
+              <w:jc w:val="center"/>
+              <w:rPr>
+                <w:rFonts w:ascii="Calibri" w:hAnsi="Calibri"/>
+                <w:szCs w:val="28"/>
+              </w:rPr>
+            </w:pPr>
+            <w:r>
+              <w:rPr>
+                <w:rFonts w:ascii="Calibri" w:hAnsi="Calibri"/>
+                <w:szCs w:val="28"/>
+              </w:rPr>
+              <w:lastRenderedPageBreak/>
+              <w:t>5, 15</w:t>
+            </w:r>
+          </w:p>
+        </w:tc>
+        <w:tc>
+          <w:tcPr>
+            <w:tcW w:w="7199" w:type="dxa"/>
+          </w:tcPr>
+          <w:p>
+            <w:pPr>
+              <w:jc w:val="both"/>
+              <w:rPr>
+                <w:rFonts w:ascii="Calibri" w:hAnsi="Calibri"/>
+                <w:b/>
+                <w:i/>
+                <w:szCs w:val="28"/>
+              </w:rPr>
+            </w:pPr>
+            <w:r>
+              <w:rPr>
+                <w:rFonts w:ascii="Calibri" w:hAnsi="Calibri"/>
+                <w:b/>
+                <w:i/>
+                <w:szCs w:val="28"/>
+              </w:rPr>
+              <w:t>Спортивный магазин:</w:t>
+            </w:r>
+          </w:p>
+          <w:p>
+            <w:pPr>
+              <w:jc w:val="both"/>
+              <w:rPr>
+                <w:rFonts w:ascii="Calibri" w:hAnsi="Calibri"/>
+                <w:szCs w:val="28"/>
+              </w:rPr>
+            </w:pPr>
+            <w:r>
+              <w:rPr>
+                <w:rFonts w:ascii="Calibri" w:hAnsi="Calibri"/>
+                <w:i/>
+                <w:szCs w:val="28"/>
+              </w:rPr>
+              <w:t>Товар</w:t>
+            </w:r>
+            <w:r>
+              <w:rPr>
+                <w:rFonts w:ascii="Calibri" w:hAnsi="Calibri"/>
+                <w:szCs w:val="28"/>
+              </w:rPr>
+              <w:t xml:space="preserve"> (код; наименование; вид спорта; цена; отдел {спорт. инвентарь, одежда, тренажёры, спортивное питание}; количество на складе, …).</w:t>
+            </w:r>
+          </w:p>
+          <w:p>
+            <w:pPr>
+              <w:jc w:val="both"/>
+              <w:rPr>
+                <w:rFonts w:ascii="Calibri" w:hAnsi="Calibri"/>
+                <w:szCs w:val="28"/>
+              </w:rPr>
+            </w:pPr>
+            <w:r>
+              <w:rPr>
+                <w:rFonts w:ascii="Calibri" w:hAnsi="Calibri"/>
+                <w:i/>
+                <w:szCs w:val="28"/>
+              </w:rPr>
+              <w:t>Работник</w:t>
+            </w:r>
+            <w:r>
+              <w:rPr>
+                <w:rFonts w:ascii="Calibri" w:hAnsi="Calibri"/>
+                <w:szCs w:val="28"/>
+              </w:rPr>
+              <w:t xml:space="preserve"> (личный номер; фамилия; имя; отчество; дата рождения; должность; отдел; дата приема на работу; …).</w:t>
+            </w:r>
+          </w:p>
+          <w:p>
+            <w:pPr>
+              <w:jc w:val="both"/>
+              <w:rPr>
+                <w:rFonts w:ascii="Calibri" w:hAnsi="Calibri"/>
+                <w:szCs w:val="28"/>
+              </w:rPr>
+            </w:pPr>
+            <w:r>
+              <w:rPr>
+                <w:rFonts w:ascii="Calibri" w:hAnsi="Calibri"/>
+                <w:i/>
+                <w:szCs w:val="28"/>
+              </w:rPr>
+              <w:t>Продажа</w:t>
+            </w:r>
+            <w:r>
+              <w:rPr>
+                <w:rFonts w:ascii="Calibri" w:hAnsi="Calibri"/>
+                <w:szCs w:val="28"/>
+              </w:rPr>
+              <w:t xml:space="preserve"> (личный номер работника; дата продажи; товар; количество; итоговая сумма без скидки; % скидки; …).</w:t>
+            </w:r>
+          </w:p>
+          <w:p>
+            <w:pPr>
+              <w:jc w:val="both"/>
+              <w:rPr>
+                <w:rFonts w:ascii="Calibri" w:hAnsi="Calibri"/>
+                <w:szCs w:val="28"/>
+              </w:rPr>
+            </w:pPr>
+            <w:r>
+              <w:rPr>
+                <w:rFonts w:ascii="Calibri" w:hAnsi="Calibri"/>
+                <w:i/>
+                <w:szCs w:val="28"/>
+              </w:rPr>
+              <w:t>Поставщик</w:t>
+            </w:r>
+            <w:r>
+              <w:rPr>
+                <w:rFonts w:ascii="Calibri" w:hAnsi="Calibri"/>
+                <w:szCs w:val="28"/>
+              </w:rPr>
+              <w:t xml:space="preserve"> (название предприятия, размещение, ФИО директора, контактные данные…).</w:t>
+            </w:r>
+          </w:p>
+        </w:tc>
+      </w:tr>
+      <w:tr>
+        <w:tc>
+          <w:tcPr>
+            <w:tcW w:w="0" w:type="auto"/>
+          </w:tcPr>
+          <w:p>
+            <w:pPr>
+              <w:jc w:val="center"/>
+              <w:rPr>
+                <w:rFonts w:ascii="Calibri" w:hAnsi="Calibri"/>
+                <w:szCs w:val="28"/>
+              </w:rPr>
+            </w:pPr>
+            <w:r>
+              <w:rPr>
+                <w:rFonts w:ascii="Calibri" w:hAnsi="Calibri"/>
+                <w:szCs w:val="28"/>
+              </w:rPr>
+              <w:t>6, 16</w:t>
+            </w:r>
+          </w:p>
+        </w:tc>
+        <w:tc>
+          <w:tcPr>
+            <w:tcW w:w="7199" w:type="dxa"/>
+          </w:tcPr>
+          <w:p>
+            <w:pPr>
+              <w:jc w:val="both"/>
+              <w:rPr>
+                <w:rFonts w:ascii="Calibri" w:hAnsi="Calibri"/>
+                <w:b/>
+                <w:i/>
+                <w:szCs w:val="28"/>
+              </w:rPr>
+            </w:pPr>
+            <w:r>
+              <w:rPr>
+                <w:rFonts w:ascii="Calibri" w:hAnsi="Calibri"/>
+                <w:b/>
+                <w:i/>
+                <w:szCs w:val="28"/>
+              </w:rPr>
+              <w:t>Склад:</w:t>
+            </w:r>
+          </w:p>
+          <w:p>
+            <w:pPr>
+              <w:jc w:val="both"/>
+              <w:rPr>
+                <w:rFonts w:ascii="Calibri" w:hAnsi="Calibri"/>
+                <w:szCs w:val="28"/>
+              </w:rPr>
+            </w:pPr>
+            <w:r>
+              <w:rPr>
+                <w:rFonts w:ascii="Calibri" w:hAnsi="Calibri"/>
+                <w:i/>
+                <w:szCs w:val="28"/>
+              </w:rPr>
+              <w:t xml:space="preserve">Продукция </w:t>
+            </w:r>
+            <w:r>
+              <w:rPr>
+                <w:rFonts w:ascii="Calibri" w:hAnsi="Calibri"/>
+                <w:szCs w:val="28"/>
+              </w:rPr>
+              <w:t>(наименование продукции, шифр продукции, единица измерения, цена единицы измерения, код поставщика…).</w:t>
+            </w:r>
+          </w:p>
+          <w:p>
+            <w:pPr>
+              <w:jc w:val="both"/>
+              <w:rPr>
+                <w:rFonts w:ascii="Calibri" w:hAnsi="Calibri"/>
+                <w:i/>
+                <w:szCs w:val="28"/>
+              </w:rPr>
+            </w:pPr>
+            <w:r>
+              <w:rPr>
+                <w:rFonts w:ascii="Calibri" w:hAnsi="Calibri"/>
+                <w:i/>
+                <w:szCs w:val="28"/>
+              </w:rPr>
+              <w:t xml:space="preserve">Поставщик </w:t>
+            </w:r>
+            <w:r>
+              <w:rPr>
+                <w:rFonts w:ascii="Calibri" w:hAnsi="Calibri"/>
+                <w:szCs w:val="28"/>
+              </w:rPr>
+              <w:t xml:space="preserve">(наименование, код, </w:t>
+            </w:r>
+            <w:proofErr w:type="gramStart"/>
+            <w:r>
+              <w:rPr>
+                <w:rFonts w:ascii="Calibri" w:hAnsi="Calibri"/>
+                <w:szCs w:val="28"/>
+              </w:rPr>
+              <w:t>адрес,…</w:t>
+            </w:r>
+            <w:proofErr w:type="gramEnd"/>
+            <w:r>
+              <w:rPr>
+                <w:rFonts w:ascii="Calibri" w:hAnsi="Calibri"/>
+                <w:szCs w:val="28"/>
+              </w:rPr>
+              <w:t>)</w:t>
+            </w:r>
+            <w:r>
+              <w:rPr>
+                <w:rFonts w:ascii="Calibri" w:hAnsi="Calibri"/>
+                <w:i/>
+                <w:szCs w:val="28"/>
+              </w:rPr>
+              <w:t>.</w:t>
+            </w:r>
+          </w:p>
+          <w:p>
+            <w:pPr>
+              <w:jc w:val="both"/>
+              <w:rPr>
+                <w:rFonts w:ascii="Calibri" w:hAnsi="Calibri"/>
+                <w:i/>
+                <w:szCs w:val="28"/>
+              </w:rPr>
+            </w:pPr>
+            <w:r>
+              <w:rPr>
+                <w:rFonts w:ascii="Calibri" w:hAnsi="Calibri"/>
+                <w:i/>
+                <w:szCs w:val="28"/>
+              </w:rPr>
+              <w:t xml:space="preserve">Получатель </w:t>
+            </w:r>
+            <w:r>
+              <w:rPr>
+                <w:rFonts w:ascii="Calibri" w:hAnsi="Calibri"/>
+                <w:szCs w:val="28"/>
+              </w:rPr>
+              <w:t xml:space="preserve">(наименование, код, </w:t>
+            </w:r>
+            <w:proofErr w:type="gramStart"/>
+            <w:r>
+              <w:rPr>
+                <w:rFonts w:ascii="Calibri" w:hAnsi="Calibri"/>
+                <w:szCs w:val="28"/>
+              </w:rPr>
+              <w:t>адрес,…</w:t>
+            </w:r>
+            <w:proofErr w:type="gramEnd"/>
+            <w:r>
+              <w:rPr>
+                <w:rFonts w:ascii="Calibri" w:hAnsi="Calibri"/>
+                <w:szCs w:val="28"/>
+              </w:rPr>
+              <w:t>)</w:t>
+            </w:r>
+            <w:r>
+              <w:rPr>
+                <w:rFonts w:ascii="Calibri" w:hAnsi="Calibri"/>
+                <w:i/>
+                <w:szCs w:val="28"/>
+              </w:rPr>
+              <w:t xml:space="preserve"> .</w:t>
+            </w:r>
+          </w:p>
+          <w:p>
+            <w:pPr>
+              <w:jc w:val="both"/>
+              <w:rPr>
+                <w:rFonts w:ascii="Calibri" w:hAnsi="Calibri"/>
+                <w:szCs w:val="28"/>
+              </w:rPr>
+            </w:pPr>
+            <w:r>
+              <w:rPr>
+                <w:rFonts w:ascii="Calibri" w:hAnsi="Calibri"/>
+                <w:i/>
+                <w:szCs w:val="28"/>
+              </w:rPr>
+              <w:t xml:space="preserve">Поставка </w:t>
+            </w:r>
+            <w:r>
+              <w:rPr>
+                <w:rFonts w:ascii="Calibri" w:hAnsi="Calibri"/>
+                <w:szCs w:val="28"/>
+              </w:rPr>
+              <w:t xml:space="preserve">(наименование продукции, шифр продукции, количество в поставке, дата заказа, плановая дата поставки, фактическая дата поставки, размер штрафа за просрочку </w:t>
+            </w:r>
+            <w:proofErr w:type="gramStart"/>
+            <w:r>
+              <w:rPr>
+                <w:rFonts w:ascii="Calibri" w:hAnsi="Calibri"/>
+                <w:szCs w:val="28"/>
+              </w:rPr>
+              <w:t>поставки,…</w:t>
+            </w:r>
+            <w:proofErr w:type="gramEnd"/>
+            <w:r>
+              <w:rPr>
+                <w:rFonts w:ascii="Calibri" w:hAnsi="Calibri"/>
+                <w:szCs w:val="28"/>
+              </w:rPr>
+              <w:t>).</w:t>
+            </w:r>
+          </w:p>
+        </w:tc>
+      </w:tr>
+      <w:tr>
+        <w:tc>
+          <w:tcPr>
+            <w:tcW w:w="0" w:type="auto"/>
+          </w:tcPr>
+          <w:p>
+            <w:pPr>
+              <w:jc w:val="center"/>
+              <w:rPr>
+                <w:rFonts w:ascii="Calibri" w:hAnsi="Calibri"/>
+                <w:szCs w:val="28"/>
+              </w:rPr>
+            </w:pPr>
+            <w:r>
+              <w:rPr>
+                <w:rFonts w:ascii="Calibri" w:hAnsi="Calibri"/>
+                <w:szCs w:val="28"/>
+              </w:rPr>
+              <w:t>7, 17</w:t>
+            </w:r>
+          </w:p>
+        </w:tc>
+        <w:tc>
+          <w:tcPr>
+            <w:tcW w:w="7199" w:type="dxa"/>
+          </w:tcPr>
+          <w:p>
+            <w:pPr>
+              <w:jc w:val="both"/>
+              <w:rPr>
+                <w:rFonts w:ascii="Calibri" w:hAnsi="Calibri"/>
+                <w:b/>
+                <w:i/>
+                <w:szCs w:val="28"/>
+              </w:rPr>
+            </w:pPr>
+            <w:r>
+              <w:rPr>
+                <w:rFonts w:ascii="Calibri" w:hAnsi="Calibri"/>
+                <w:b/>
+                <w:i/>
+                <w:szCs w:val="28"/>
+              </w:rPr>
+              <w:t>Штат кафедры:</w:t>
+            </w:r>
+          </w:p>
+          <w:p>
+            <w:pPr>
+              <w:jc w:val="both"/>
+              <w:rPr>
+                <w:rFonts w:ascii="Calibri" w:hAnsi="Calibri"/>
+                <w:szCs w:val="28"/>
+              </w:rPr>
+            </w:pPr>
+            <w:r>
+              <w:rPr>
+                <w:rFonts w:ascii="Calibri" w:hAnsi="Calibri"/>
+                <w:i/>
+                <w:szCs w:val="28"/>
+              </w:rPr>
+              <w:t xml:space="preserve">Сотрудник </w:t>
+            </w:r>
+            <w:r>
+              <w:rPr>
+                <w:rFonts w:ascii="Calibri" w:hAnsi="Calibri"/>
+                <w:szCs w:val="28"/>
+              </w:rPr>
+              <w:t xml:space="preserve">(ФИО, табельный номер, стаж, должность, оклад, </w:t>
+            </w:r>
+            <w:proofErr w:type="gramStart"/>
+            <w:r>
+              <w:rPr>
+                <w:rFonts w:ascii="Calibri" w:hAnsi="Calibri"/>
+                <w:szCs w:val="28"/>
+              </w:rPr>
+              <w:t>кафедра,…</w:t>
+            </w:r>
+            <w:proofErr w:type="gramEnd"/>
+            <w:r>
+              <w:rPr>
+                <w:rFonts w:ascii="Calibri" w:hAnsi="Calibri"/>
+                <w:szCs w:val="28"/>
+              </w:rPr>
+              <w:t>).</w:t>
+            </w:r>
+          </w:p>
+          <w:p>
+            <w:pPr>
+              <w:jc w:val="both"/>
+              <w:rPr>
+                <w:rFonts w:ascii="Calibri" w:hAnsi="Calibri"/>
+                <w:szCs w:val="28"/>
+              </w:rPr>
+            </w:pPr>
+            <w:r>
+              <w:rPr>
+                <w:rFonts w:ascii="Calibri" w:hAnsi="Calibri"/>
+                <w:i/>
+                <w:szCs w:val="28"/>
+              </w:rPr>
+              <w:t xml:space="preserve">Кафедра </w:t>
+            </w:r>
+            <w:r>
+              <w:rPr>
+                <w:rFonts w:ascii="Calibri" w:hAnsi="Calibri"/>
+                <w:szCs w:val="28"/>
+              </w:rPr>
+              <w:t xml:space="preserve">(название, месторасположение, ФИО заведующего, телефон, </w:t>
+            </w:r>
+            <w:proofErr w:type="gramStart"/>
+            <w:r>
+              <w:rPr>
+                <w:rFonts w:ascii="Calibri" w:hAnsi="Calibri"/>
+                <w:szCs w:val="28"/>
+              </w:rPr>
+              <w:t>факультет,…</w:t>
+            </w:r>
+            <w:proofErr w:type="gramEnd"/>
+            <w:r>
+              <w:rPr>
+                <w:rFonts w:ascii="Calibri" w:hAnsi="Calibri"/>
+                <w:szCs w:val="28"/>
+              </w:rPr>
+              <w:t>).</w:t>
+            </w:r>
+          </w:p>
+          <w:p>
+            <w:pPr>
+              <w:jc w:val="both"/>
+              <w:rPr>
+                <w:rFonts w:ascii="Calibri" w:hAnsi="Calibri"/>
+                <w:szCs w:val="28"/>
+              </w:rPr>
+            </w:pPr>
+            <w:r>
+              <w:rPr>
+                <w:rFonts w:ascii="Calibri" w:hAnsi="Calibri"/>
+                <w:i/>
+                <w:szCs w:val="28"/>
+              </w:rPr>
+              <w:t>Должность</w:t>
+            </w:r>
+            <w:r>
+              <w:rPr>
+                <w:rFonts w:ascii="Calibri" w:hAnsi="Calibri"/>
+                <w:szCs w:val="28"/>
+              </w:rPr>
+              <w:t xml:space="preserve"> (название, требуемое образование, оклад…)</w:t>
+            </w:r>
+          </w:p>
+          <w:p>
+            <w:pPr>
+              <w:jc w:val="both"/>
+              <w:rPr>
+                <w:rFonts w:ascii="Calibri" w:hAnsi="Calibri"/>
+                <w:szCs w:val="28"/>
+              </w:rPr>
+            </w:pPr>
+            <w:r>
+              <w:rPr>
+                <w:rFonts w:ascii="Calibri" w:hAnsi="Calibri"/>
+                <w:i/>
+                <w:szCs w:val="28"/>
+              </w:rPr>
+              <w:t>Факультет</w:t>
+            </w:r>
+            <w:r>
+              <w:rPr>
+                <w:rFonts w:ascii="Calibri" w:hAnsi="Calibri"/>
+                <w:szCs w:val="28"/>
+              </w:rPr>
+              <w:t xml:space="preserve"> (название, аудитория, ФИО </w:t>
+            </w:r>
+            <w:proofErr w:type="gramStart"/>
+            <w:r>
+              <w:rPr>
+                <w:rFonts w:ascii="Calibri" w:hAnsi="Calibri"/>
+                <w:szCs w:val="28"/>
+              </w:rPr>
+              <w:t>декана,…</w:t>
+            </w:r>
+            <w:proofErr w:type="gramEnd"/>
+            <w:r>
+              <w:rPr>
+                <w:rFonts w:ascii="Calibri" w:hAnsi="Calibri"/>
+                <w:szCs w:val="28"/>
+              </w:rPr>
+              <w:t>)</w:t>
+            </w:r>
+          </w:p>
+        </w:tc>
+      </w:tr>
+      <w:tr>
+        <w:tc>
+          <w:tcPr>
+            <w:tcW w:w="0" w:type="auto"/>
+          </w:tcPr>
+          <w:p>
+            <w:pPr>
+              <w:jc w:val="center"/>
+              <w:rPr>
+                <w:rFonts w:ascii="Calibri" w:hAnsi="Calibri"/>
+                <w:szCs w:val="28"/>
+              </w:rPr>
+            </w:pPr>
+            <w:r>
+              <w:rPr>
+                <w:rFonts w:ascii="Calibri" w:hAnsi="Calibri"/>
+                <w:szCs w:val="28"/>
+              </w:rPr>
+              <w:t>8, 18</w:t>
+            </w:r>
+          </w:p>
+        </w:tc>
+        <w:tc>
+          <w:tcPr>
+            <w:tcW w:w="7199" w:type="dxa"/>
+          </w:tcPr>
+          <w:p>
+            <w:pPr>
+              <w:jc w:val="both"/>
+              <w:rPr>
+                <w:rFonts w:ascii="Calibri" w:hAnsi="Calibri"/>
+                <w:b/>
+                <w:i/>
+                <w:szCs w:val="28"/>
+              </w:rPr>
+            </w:pPr>
+            <w:r>
+              <w:rPr>
+                <w:rFonts w:ascii="Calibri" w:hAnsi="Calibri"/>
+                <w:b/>
+                <w:i/>
+                <w:szCs w:val="28"/>
+              </w:rPr>
+              <w:t>Перевозки:</w:t>
+            </w:r>
+          </w:p>
+          <w:p>
+            <w:pPr>
+              <w:jc w:val="both"/>
+              <w:rPr>
+                <w:rFonts w:ascii="Calibri" w:hAnsi="Calibri"/>
+                <w:szCs w:val="28"/>
+              </w:rPr>
+            </w:pPr>
+            <w:r>
+              <w:rPr>
+                <w:rFonts w:ascii="Calibri" w:hAnsi="Calibri"/>
+                <w:i/>
+                <w:szCs w:val="28"/>
+              </w:rPr>
+              <w:t>Водитель</w:t>
+            </w:r>
+            <w:r>
+              <w:rPr>
+                <w:rFonts w:ascii="Calibri" w:hAnsi="Calibri"/>
+                <w:szCs w:val="28"/>
+              </w:rPr>
+              <w:t xml:space="preserve"> (ФИО водителя, табельный номер водителя, номерной знак его </w:t>
+            </w:r>
+            <w:proofErr w:type="gramStart"/>
+            <w:r>
+              <w:rPr>
+                <w:rFonts w:ascii="Calibri" w:hAnsi="Calibri"/>
+                <w:szCs w:val="28"/>
+              </w:rPr>
+              <w:t>автомобиля,…</w:t>
+            </w:r>
+            <w:proofErr w:type="gramEnd"/>
+            <w:r>
+              <w:rPr>
+                <w:rFonts w:ascii="Calibri" w:hAnsi="Calibri"/>
+                <w:szCs w:val="28"/>
+              </w:rPr>
+              <w:t>).</w:t>
+            </w:r>
+          </w:p>
+          <w:p>
+            <w:pPr>
+              <w:jc w:val="both"/>
+              <w:rPr>
+                <w:rFonts w:ascii="Calibri" w:hAnsi="Calibri"/>
+                <w:szCs w:val="28"/>
+              </w:rPr>
+            </w:pPr>
+            <w:r>
+              <w:rPr>
+                <w:rFonts w:ascii="Calibri" w:hAnsi="Calibri"/>
+                <w:i/>
+                <w:szCs w:val="28"/>
+              </w:rPr>
+              <w:lastRenderedPageBreak/>
+              <w:t xml:space="preserve">Автопарк </w:t>
+            </w:r>
+            <w:r>
+              <w:rPr>
+                <w:rFonts w:ascii="Calibri" w:hAnsi="Calibri"/>
+                <w:szCs w:val="28"/>
+              </w:rPr>
+              <w:t>(номерной знак автомобиля, марка автомобиля, год выпуска, местонахождение автомобиля {ремонт, рейс, база</w:t>
+            </w:r>
+            <w:proofErr w:type="gramStart"/>
+            <w:r>
+              <w:rPr>
+                <w:rFonts w:ascii="Calibri" w:hAnsi="Calibri"/>
+                <w:szCs w:val="28"/>
+              </w:rPr>
+              <w:t>},…</w:t>
+            </w:r>
+            <w:proofErr w:type="gramEnd"/>
+            <w:r>
+              <w:rPr>
+                <w:rFonts w:ascii="Calibri" w:hAnsi="Calibri"/>
+                <w:szCs w:val="28"/>
+              </w:rPr>
+              <w:t>)</w:t>
+            </w:r>
+          </w:p>
+          <w:p>
+            <w:pPr>
+              <w:jc w:val="both"/>
+              <w:rPr>
+                <w:rFonts w:ascii="Calibri" w:hAnsi="Calibri"/>
+                <w:szCs w:val="28"/>
+              </w:rPr>
+            </w:pPr>
+            <w:r>
+              <w:rPr>
+                <w:rFonts w:ascii="Calibri" w:hAnsi="Calibri"/>
+                <w:i/>
+                <w:szCs w:val="28"/>
+              </w:rPr>
+              <w:t>Автомобиль</w:t>
+            </w:r>
+            <w:r>
+              <w:rPr>
+                <w:rFonts w:ascii="Calibri" w:hAnsi="Calibri"/>
+                <w:szCs w:val="28"/>
+              </w:rPr>
+              <w:t xml:space="preserve"> (марка автомобиля, грузоподъемность данной марки, средняя скорость данной марки км/</w:t>
+            </w:r>
+            <w:proofErr w:type="gramStart"/>
+            <w:r>
+              <w:rPr>
+                <w:rFonts w:ascii="Calibri" w:hAnsi="Calibri"/>
+                <w:szCs w:val="28"/>
+              </w:rPr>
+              <w:t>час,…</w:t>
+            </w:r>
+            <w:proofErr w:type="gramEnd"/>
+            <w:r>
+              <w:rPr>
+                <w:rFonts w:ascii="Calibri" w:hAnsi="Calibri"/>
+                <w:szCs w:val="28"/>
+              </w:rPr>
+              <w:t>)</w:t>
+            </w:r>
+          </w:p>
+          <w:p>
+            <w:pPr>
+              <w:jc w:val="both"/>
+              <w:rPr>
+                <w:rFonts w:ascii="Calibri" w:hAnsi="Calibri"/>
+                <w:szCs w:val="28"/>
+              </w:rPr>
+            </w:pPr>
+            <w:r>
+              <w:rPr>
+                <w:rFonts w:ascii="Calibri" w:hAnsi="Calibri"/>
+                <w:i/>
+                <w:szCs w:val="28"/>
+              </w:rPr>
+              <w:t>Поставка</w:t>
+            </w:r>
+            <w:r>
+              <w:rPr>
+                <w:rFonts w:ascii="Calibri" w:hAnsi="Calibri"/>
+                <w:szCs w:val="28"/>
+              </w:rPr>
+              <w:t xml:space="preserve"> (наименование груза, вес груза, отправитель груза, получат</w:t>
+            </w:r>
+            <w:bookmarkStart w:id="0" w:name="_GoBack"/>
+            <w:bookmarkEnd w:id="0"/>
+            <w:r>
+              <w:rPr>
+                <w:rFonts w:ascii="Calibri" w:hAnsi="Calibri"/>
+                <w:szCs w:val="28"/>
+              </w:rPr>
+              <w:t xml:space="preserve">ель груза, но мерной знак автомобиля-перевозчика </w:t>
+            </w:r>
+            <w:proofErr w:type="gramStart"/>
+            <w:r>
+              <w:rPr>
+                <w:rFonts w:ascii="Calibri" w:hAnsi="Calibri"/>
+                <w:szCs w:val="28"/>
+              </w:rPr>
+              <w:t>груза,…</w:t>
+            </w:r>
+            <w:proofErr w:type="gramEnd"/>
+            <w:r>
+              <w:rPr>
+                <w:rFonts w:ascii="Calibri" w:hAnsi="Calibri"/>
+                <w:szCs w:val="28"/>
+              </w:rPr>
+              <w:t>)</w:t>
+            </w:r>
+          </w:p>
+        </w:tc>
+      </w:tr>
+      <w:tr>
+        <w:tc>
+          <w:tcPr>
+            <w:tcW w:w="0" w:type="auto"/>
+          </w:tcPr>
+          <w:p>
+            <w:pPr>
+              <w:jc w:val="center"/>
+              <w:rPr>
+                <w:rFonts w:ascii="Calibri" w:hAnsi="Calibri"/>
+                <w:szCs w:val="28"/>
+              </w:rPr>
+            </w:pPr>
+            <w:r>
+              <w:rPr>
+                <w:rFonts w:ascii="Calibri" w:hAnsi="Calibri"/>
+                <w:szCs w:val="28"/>
+              </w:rPr>
+              <w:lastRenderedPageBreak/>
+              <w:t>9, 19</w:t>
+            </w:r>
+          </w:p>
+        </w:tc>
+        <w:tc>
+          <w:tcPr>
+            <w:tcW w:w="7199" w:type="dxa"/>
+          </w:tcPr>
+          <w:p>
+            <w:pPr>
+              <w:jc w:val="both"/>
+              <w:rPr>
+                <w:rFonts w:ascii="Calibri" w:hAnsi="Calibri"/>
+                <w:b/>
+                <w:i/>
+                <w:szCs w:val="28"/>
+              </w:rPr>
+            </w:pPr>
+            <w:r>
+              <w:rPr>
+                <w:rFonts w:ascii="Calibri" w:hAnsi="Calibri"/>
+                <w:b/>
+                <w:i/>
+                <w:szCs w:val="28"/>
+              </w:rPr>
+              <w:t>Библиотека:</w:t>
+            </w:r>
+          </w:p>
+          <w:p>
+            <w:pPr>
+              <w:jc w:val="both"/>
+              <w:rPr>
+                <w:rFonts w:ascii="Calibri" w:hAnsi="Calibri"/>
+                <w:szCs w:val="28"/>
+              </w:rPr>
+            </w:pPr>
+            <w:r>
+              <w:rPr>
+                <w:rFonts w:ascii="Calibri" w:hAnsi="Calibri"/>
+                <w:i/>
+                <w:szCs w:val="28"/>
+              </w:rPr>
+              <w:t>Книга</w:t>
+            </w:r>
+            <w:r>
+              <w:rPr>
+                <w:rFonts w:ascii="Calibri" w:hAnsi="Calibri"/>
+                <w:szCs w:val="28"/>
+              </w:rPr>
+              <w:t xml:space="preserve"> (название, автор, инвентарный номер, год </w:t>
+            </w:r>
+            <w:proofErr w:type="gramStart"/>
+            <w:r>
+              <w:rPr>
+                <w:rFonts w:ascii="Calibri" w:hAnsi="Calibri"/>
+                <w:szCs w:val="28"/>
+              </w:rPr>
+              <w:t>выпуска,…</w:t>
+            </w:r>
+            <w:proofErr w:type="gramEnd"/>
+            <w:r>
+              <w:rPr>
+                <w:rFonts w:ascii="Calibri" w:hAnsi="Calibri"/>
+                <w:szCs w:val="28"/>
+              </w:rPr>
+              <w:t>).</w:t>
+            </w:r>
+          </w:p>
+          <w:p>
+            <w:pPr>
+              <w:jc w:val="both"/>
+              <w:rPr>
+                <w:rFonts w:ascii="Calibri" w:hAnsi="Calibri"/>
+                <w:szCs w:val="28"/>
+              </w:rPr>
+            </w:pPr>
+            <w:r>
+              <w:rPr>
+                <w:rFonts w:ascii="Calibri" w:hAnsi="Calibri"/>
+                <w:i/>
+                <w:szCs w:val="28"/>
+              </w:rPr>
+              <w:t xml:space="preserve">Читатель </w:t>
+            </w:r>
+            <w:r>
+              <w:rPr>
+                <w:rFonts w:ascii="Calibri" w:hAnsi="Calibri"/>
+                <w:szCs w:val="28"/>
+              </w:rPr>
+              <w:t xml:space="preserve">(ФИО, адрес, контактные данные, номер читательского </w:t>
+            </w:r>
+            <w:proofErr w:type="gramStart"/>
+            <w:r>
+              <w:rPr>
+                <w:rFonts w:ascii="Calibri" w:hAnsi="Calibri"/>
+                <w:szCs w:val="28"/>
+              </w:rPr>
+              <w:t>билета,…</w:t>
+            </w:r>
+            <w:proofErr w:type="gramEnd"/>
+            <w:r>
+              <w:rPr>
+                <w:rFonts w:ascii="Calibri" w:hAnsi="Calibri"/>
+                <w:szCs w:val="28"/>
+              </w:rPr>
+              <w:t>).</w:t>
+            </w:r>
+          </w:p>
+          <w:p>
+            <w:pPr>
+              <w:jc w:val="both"/>
+              <w:rPr>
+                <w:rFonts w:ascii="Calibri" w:hAnsi="Calibri"/>
+                <w:szCs w:val="28"/>
+              </w:rPr>
+            </w:pPr>
+            <w:r>
+              <w:rPr>
+                <w:rFonts w:ascii="Calibri" w:hAnsi="Calibri"/>
+                <w:i/>
+                <w:szCs w:val="28"/>
+              </w:rPr>
+              <w:t xml:space="preserve">Библиотекарь </w:t>
+            </w:r>
+            <w:r>
+              <w:rPr>
+                <w:rFonts w:ascii="Calibri" w:hAnsi="Calibri"/>
+                <w:szCs w:val="28"/>
+              </w:rPr>
+              <w:t xml:space="preserve">(ФИО, контактные </w:t>
+            </w:r>
+            <w:proofErr w:type="gramStart"/>
+            <w:r>
+              <w:rPr>
+                <w:rFonts w:ascii="Calibri" w:hAnsi="Calibri"/>
+                <w:szCs w:val="28"/>
+              </w:rPr>
+              <w:t>данные,…</w:t>
+            </w:r>
+            <w:proofErr w:type="gramEnd"/>
+            <w:r>
+              <w:rPr>
+                <w:rFonts w:ascii="Calibri" w:hAnsi="Calibri"/>
+                <w:szCs w:val="28"/>
+              </w:rPr>
+              <w:t>).</w:t>
+            </w:r>
+          </w:p>
+          <w:p>
+            <w:pPr>
+              <w:jc w:val="both"/>
+              <w:rPr>
+                <w:rFonts w:ascii="Calibri" w:hAnsi="Calibri"/>
+                <w:szCs w:val="28"/>
+              </w:rPr>
+            </w:pPr>
+            <w:r>
+              <w:rPr>
+                <w:rFonts w:ascii="Calibri" w:hAnsi="Calibri"/>
+                <w:i/>
+                <w:szCs w:val="28"/>
+              </w:rPr>
+              <w:t xml:space="preserve">Выдача книги </w:t>
+            </w:r>
+            <w:r>
+              <w:rPr>
+                <w:rFonts w:ascii="Calibri" w:hAnsi="Calibri"/>
+                <w:szCs w:val="28"/>
+              </w:rPr>
+              <w:t xml:space="preserve">(ФИО библиотекаря, инвентарный номер книги, номер читательского билета, дата выдачи, плановая дата возврата, фактическая дата возврата, штраф за задержку </w:t>
+            </w:r>
+            <w:proofErr w:type="gramStart"/>
+            <w:r>
+              <w:rPr>
+                <w:rFonts w:ascii="Calibri" w:hAnsi="Calibri"/>
+                <w:szCs w:val="28"/>
+              </w:rPr>
+              <w:t>книги,…</w:t>
+            </w:r>
+            <w:proofErr w:type="gramEnd"/>
+            <w:r>
+              <w:rPr>
+                <w:rFonts w:ascii="Calibri" w:hAnsi="Calibri"/>
+                <w:szCs w:val="28"/>
+              </w:rPr>
+              <w:t>).</w:t>
+            </w:r>
+          </w:p>
+        </w:tc>
+      </w:tr>
+      <w:tr>
+        <w:tc>
+          <w:tcPr>
+            <w:tcW w:w="0" w:type="auto"/>
+          </w:tcPr>
+          <w:p>
+            <w:pPr>
+              <w:jc w:val="center"/>
+              <w:rPr>
+                <w:rFonts w:ascii="Calibri" w:hAnsi="Calibri"/>
+                <w:szCs w:val="28"/>
+              </w:rPr>
+            </w:pPr>
+            <w:r>
+              <w:rPr>
+                <w:rFonts w:ascii="Calibri" w:hAnsi="Calibri"/>
+                <w:szCs w:val="28"/>
+              </w:rPr>
+              <w:t>10, 20</w:t>
+            </w:r>
+          </w:p>
+        </w:tc>
+        <w:tc>
+          <w:tcPr>
+            <w:tcW w:w="7199" w:type="dxa"/>
+          </w:tcPr>
+          <w:p>
+            <w:pPr>
+              <w:jc w:val="both"/>
+              <w:rPr>
+                <w:rFonts w:ascii="Calibri" w:hAnsi="Calibri"/>
+                <w:b/>
+                <w:i/>
+                <w:szCs w:val="28"/>
+              </w:rPr>
+            </w:pPr>
+            <w:r>
+              <w:rPr>
+                <w:rFonts w:ascii="Calibri" w:hAnsi="Calibri"/>
+                <w:b/>
+                <w:i/>
+                <w:szCs w:val="28"/>
+              </w:rPr>
+              <w:t>Фитнес-клуб:</w:t>
+            </w:r>
+          </w:p>
+          <w:p>
+            <w:pPr>
+              <w:jc w:val="both"/>
+              <w:rPr>
+                <w:rFonts w:ascii="Calibri" w:hAnsi="Calibri"/>
+                <w:szCs w:val="28"/>
+              </w:rPr>
+            </w:pPr>
+            <w:r>
+              <w:rPr>
+                <w:rFonts w:ascii="Calibri" w:hAnsi="Calibri"/>
+                <w:i/>
+                <w:szCs w:val="28"/>
+              </w:rPr>
+              <w:t>Клиент</w:t>
+            </w:r>
+            <w:r>
+              <w:rPr>
+                <w:rFonts w:ascii="Calibri" w:hAnsi="Calibri"/>
+                <w:szCs w:val="28"/>
+              </w:rPr>
+              <w:t xml:space="preserve"> (ФИО, контактные данные, возраст, программа </w:t>
+            </w:r>
+            <w:proofErr w:type="gramStart"/>
+            <w:r>
+              <w:rPr>
+                <w:rFonts w:ascii="Calibri" w:hAnsi="Calibri"/>
+                <w:szCs w:val="28"/>
+              </w:rPr>
+              <w:t>занятий,…</w:t>
+            </w:r>
+            <w:proofErr w:type="gramEnd"/>
+            <w:r>
+              <w:rPr>
+                <w:rFonts w:ascii="Calibri" w:hAnsi="Calibri"/>
+                <w:szCs w:val="28"/>
+              </w:rPr>
+              <w:t>).</w:t>
+            </w:r>
+          </w:p>
+          <w:p>
+            <w:pPr>
+              <w:jc w:val="both"/>
+              <w:rPr>
+                <w:rFonts w:ascii="Calibri" w:hAnsi="Calibri"/>
+                <w:szCs w:val="28"/>
+              </w:rPr>
+            </w:pPr>
+            <w:r>
+              <w:rPr>
+                <w:rFonts w:ascii="Calibri" w:hAnsi="Calibri"/>
+                <w:i/>
+                <w:szCs w:val="28"/>
+              </w:rPr>
+              <w:t>Типовая программа занятий</w:t>
+            </w:r>
+            <w:r>
+              <w:rPr>
+                <w:rFonts w:ascii="Calibri" w:hAnsi="Calibri"/>
+                <w:szCs w:val="28"/>
+              </w:rPr>
+              <w:t xml:space="preserve"> (название, вид упражнения, продолжительность упражнения, стоимость курса </w:t>
+            </w:r>
+            <w:proofErr w:type="gramStart"/>
+            <w:r>
+              <w:rPr>
+                <w:rFonts w:ascii="Calibri" w:hAnsi="Calibri"/>
+                <w:szCs w:val="28"/>
+              </w:rPr>
+              <w:t>занятий,…</w:t>
+            </w:r>
+            <w:proofErr w:type="gramEnd"/>
+            <w:r>
+              <w:rPr>
+                <w:rFonts w:ascii="Calibri" w:hAnsi="Calibri"/>
+                <w:szCs w:val="28"/>
+              </w:rPr>
+              <w:t>).</w:t>
+            </w:r>
+          </w:p>
+          <w:p>
+            <w:pPr>
+              <w:jc w:val="both"/>
+              <w:rPr>
+                <w:rFonts w:ascii="Calibri" w:hAnsi="Calibri"/>
+                <w:szCs w:val="28"/>
+              </w:rPr>
+            </w:pPr>
+            <w:r>
+              <w:rPr>
+                <w:rFonts w:ascii="Calibri" w:hAnsi="Calibri"/>
+                <w:i/>
+                <w:szCs w:val="28"/>
+              </w:rPr>
+              <w:t>Тренер</w:t>
+            </w:r>
+            <w:r>
+              <w:rPr>
+                <w:rFonts w:ascii="Calibri" w:hAnsi="Calibri"/>
+                <w:szCs w:val="28"/>
+              </w:rPr>
+              <w:t xml:space="preserve"> (ФИО, квалификация, специализация, контактные </w:t>
+            </w:r>
+            <w:proofErr w:type="gramStart"/>
+            <w:r>
+              <w:rPr>
+                <w:rFonts w:ascii="Calibri" w:hAnsi="Calibri"/>
+                <w:szCs w:val="28"/>
+              </w:rPr>
+              <w:t>данные,…</w:t>
+            </w:r>
+            <w:proofErr w:type="gramEnd"/>
+            <w:r>
+              <w:rPr>
+                <w:rFonts w:ascii="Calibri" w:hAnsi="Calibri"/>
+                <w:szCs w:val="28"/>
+              </w:rPr>
+              <w:t>).</w:t>
+            </w:r>
+          </w:p>
+          <w:p>
+            <w:pPr>
+              <w:jc w:val="both"/>
+              <w:rPr>
+                <w:rFonts w:ascii="Calibri" w:hAnsi="Calibri"/>
+                <w:szCs w:val="28"/>
+              </w:rPr>
+            </w:pPr>
+            <w:r>
+              <w:rPr>
+                <w:rFonts w:ascii="Calibri" w:hAnsi="Calibri"/>
+                <w:i/>
+                <w:szCs w:val="28"/>
+              </w:rPr>
+              <w:t>Занятия клиента</w:t>
+            </w:r>
+            <w:r>
+              <w:rPr>
+                <w:rFonts w:ascii="Calibri" w:hAnsi="Calibri"/>
+                <w:szCs w:val="28"/>
+              </w:rPr>
+              <w:t xml:space="preserve"> (ФИО клиента, ФИО тренера, программа занятий, дата начала занятий, дата окончания </w:t>
+            </w:r>
+            <w:proofErr w:type="gramStart"/>
+            <w:r>
+              <w:rPr>
+                <w:rFonts w:ascii="Calibri" w:hAnsi="Calibri"/>
+                <w:szCs w:val="28"/>
+              </w:rPr>
+              <w:t>занятий,…</w:t>
+            </w:r>
+            <w:proofErr w:type="gramEnd"/>
+            <w:r>
+              <w:rPr>
+                <w:rFonts w:ascii="Calibri" w:hAnsi="Calibri"/>
+                <w:szCs w:val="28"/>
+              </w:rPr>
+              <w:t>)</w:t>
+            </w:r>
+          </w:p>
+        </w:tc>
+      </w:tr>
+    </w:tbl>
+    <w:p>
+      <w:pPr>
+        <w:spacing w:before="120"/>
+        <w:ind w:firstLine="708"/>
+      </w:pPr>
+    </w:p>
+    <w:p/>
     <w:sectPr>
       <w:pgSz w:w="11906" w:h="16838"/>
       <w:pgMar w:top="1134" w:right="850" w:bottom="1134" w:left="1701" w:header="708" w:footer="708" w:gutter="0"/>
@@ -534,47 +5232,122 @@
 </w:document>
 </file>
 
-<file path=word/endnotes.xml><?xml version="1.0" encoding="utf-8"?>
-<w:endnotes xmlns:wpc="http://schemas.microsoft.com/office/word/2010/wordprocessingCanvas" xmlns:cx="http://schemas.microsoft.com/office/drawing/2014/chartex" xmlns:cx1="http://schemas.microsoft.com/office/drawing/2015/9/8/chartex" xmlns:cx2="http://schemas.microsoft.com/office/drawing/2015/10/21/chartex" xmlns:cx3="http://schemas.microsoft.com/office/drawing/2016/5/9/chartex" xmlns:cx4="http://schemas.microsoft.com/office/drawing/2016/5/10/chartex" xmlns:cx5="http://schemas.microsoft.com/office/drawing/2016/5/11/chartex" xmlns:cx6="http://schemas.microsoft.com/office/drawing/2016/5/12/chartex" xmlns:cx7="http://schemas.microsoft.com/office/drawing/2016/5/13/chartex" xmlns:cx8="http://schemas.microsoft.com/office/drawing/2016/5/14/chartex" xmlns:mc="http://schemas.openxmlformats.org/markup-compatibility/2006" xmlns:aink="http://schemas.microsoft.com/office/drawing/2016/ink" xmlns:am3d="http://schemas.microsoft.com/office/drawing/2017/model3d" xmlns:o="urn:schemas-microsoft-com:office:office" xmlns:r="http://schemas.openxmlformats.org/officeDocument/2006/relationships" xmlns:m="http://schemas.openxmlformats.org/officeDocument/2006/math" xmlns:v="urn:schemas-microsoft-com:vml" xmlns:wp14="http://schemas.microsoft.com/office/word/2010/wordprocessingDrawing" xmlns:wp="http://schemas.openxmlformats.org/drawingml/2006/wordprocessingDrawing" xmlns:w10="urn:schemas-microsoft-com:office:word" xmlns:w="http://schemas.openxmlformats.org/wordprocessingml/2006/main" xmlns:w14="http://schemas.microsoft.com/office/word/2010/wordml" xmlns:w15="http://schemas.microsoft.com/office/word/2012/wordml" xmlns:w16cex="http://schemas.microsoft.com/office/word/2018/wordml/cex" xmlns:w16cid="http://schemas.microsoft.com/office/word/2016/wordml/cid" xmlns:w16="http://schemas.microsoft.com/office/word/2018/wordml" xmlns:w16se="http://schemas.microsoft.com/office/word/2015/wordml/symex" xmlns:wpg="http://schemas.microsoft.com/office/word/2010/wordprocessingGroup" xmlns:wpi="http://schemas.microsoft.com/office/word/2010/wordprocessingInk" xmlns:wne="http://schemas.microsoft.com/office/word/2006/wordml" xmlns:wps="http://schemas.microsoft.com/office/word/2010/wordprocessingShape" mc:Ignorable="w14 w15 w16se w16cid w16 w16cex wp14">
-  <w:endnote w:type="separator" w:id="-1">
-    <w:p>
-      <w:r>
-        <w:separator/>
-      </w:r>
-    </w:p>
-  </w:endnote>
-  <w:endnote w:type="continuationSeparator" w:id="0">
-    <w:p>
-      <w:r>
-        <w:continuationSeparator/>
-      </w:r>
-    </w:p>
-  </w:endnote>
-</w:endnotes>
-</file>
-
-<file path=word/footnotes.xml><?xml version="1.0" encoding="utf-8"?>
-<w:footnotes xmlns:wpc="http://schemas.microsoft.com/office/word/2010/wordprocessingCanvas" xmlns:cx="http://schemas.microsoft.com/office/drawing/2014/chartex" xmlns:cx1="http://schemas.microsoft.com/office/drawing/2015/9/8/chartex" xmlns:cx2="http://schemas.microsoft.com/office/drawing/2015/10/21/chartex" xmlns:cx3="http://schemas.microsoft.com/office/drawing/2016/5/9/chartex" xmlns:cx4="http://schemas.microsoft.com/office/drawing/2016/5/10/chartex" xmlns:cx5="http://schemas.microsoft.com/office/drawing/2016/5/11/chartex" xmlns:cx6="http://schemas.microsoft.com/office/drawing/2016/5/12/chartex" xmlns:cx7="http://schemas.microsoft.com/office/drawing/2016/5/13/chartex" xmlns:cx8="http://schemas.microsoft.com/office/drawing/2016/5/14/chartex" xmlns:mc="http://schemas.openxmlformats.org/markup-compatibility/2006" xmlns:aink="http://schemas.microsoft.com/office/drawing/2016/ink" xmlns:am3d="http://schemas.microsoft.com/office/drawing/2017/model3d" xmlns:o="urn:schemas-microsoft-com:office:office" xmlns:r="http://schemas.openxmlformats.org/officeDocument/2006/relationships" xmlns:m="http://schemas.openxmlformats.org/officeDocument/2006/math" xmlns:v="urn:schemas-microsoft-com:vml" xmlns:wp14="http://schemas.microsoft.com/office/word/2010/wordprocessingDrawing" xmlns:wp="http://schemas.openxmlformats.org/drawingml/2006/wordprocessingDrawing" xmlns:w10="urn:schemas-microsoft-com:office:word" xmlns:w="http://schemas.openxmlformats.org/wordprocessingml/2006/main" xmlns:w14="http://schemas.microsoft.com/office/word/2010/wordml" xmlns:w15="http://schemas.microsoft.com/office/word/2012/wordml" xmlns:w16cex="http://schemas.microsoft.com/office/word/2018/wordml/cex" xmlns:w16cid="http://schemas.microsoft.com/office/word/2016/wordml/cid" xmlns:w16="http://schemas.microsoft.com/office/word/2018/wordml" xmlns:w16se="http://schemas.microsoft.com/office/word/2015/wordml/symex" xmlns:wpg="http://schemas.microsoft.com/office/word/2010/wordprocessingGroup" xmlns:wpi="http://schemas.microsoft.com/office/word/2010/wordprocessingInk" xmlns:wne="http://schemas.microsoft.com/office/word/2006/wordml" xmlns:wps="http://schemas.microsoft.com/office/word/2010/wordprocessingShape" mc:Ignorable="w14 w15 w16se w16cid w16 w16cex wp14">
-  <w:footnote w:type="separator" w:id="-1">
-    <w:p>
-      <w:r>
-        <w:separator/>
-      </w:r>
-    </w:p>
-  </w:footnote>
-  <w:footnote w:type="continuationSeparator" w:id="0">
-    <w:p>
-      <w:r>
-        <w:continuationSeparator/>
-      </w:r>
-    </w:p>
-  </w:footnote>
-</w:footnotes>
-</file>
-
 <file path=word/numbering.xml><?xml version="1.0" encoding="utf-8"?>
 <w:numbering xmlns:wpc="http://schemas.microsoft.com/office/word/2010/wordprocessingCanvas" xmlns:cx="http://schemas.microsoft.com/office/drawing/2014/chartex" xmlns:cx1="http://schemas.microsoft.com/office/drawing/2015/9/8/chartex" xmlns:cx2="http://schemas.microsoft.com/office/drawing/2015/10/21/chartex" xmlns:cx3="http://schemas.microsoft.com/office/drawing/2016/5/9/chartex" xmlns:cx4="http://schemas.microsoft.com/office/drawing/2016/5/10/chartex" xmlns:cx5="http://schemas.microsoft.com/office/drawing/2016/5/11/chartex" xmlns:cx6="http://schemas.microsoft.com/office/drawing/2016/5/12/chartex" xmlns:cx7="http://schemas.microsoft.com/office/drawing/2016/5/13/chartex" xmlns:cx8="http://schemas.microsoft.com/office/drawing/2016/5/14/chartex" xmlns:mc="http://schemas.openxmlformats.org/markup-compatibility/2006" xmlns:aink="http://schemas.microsoft.com/office/drawing/2016/ink" xmlns:am3d="http://schemas.microsoft.com/office/drawing/2017/model3d" xmlns:o="urn:schemas-microsoft-com:office:office" xmlns:r="http://schemas.openxmlformats.org/officeDocument/2006/relationships" xmlns:m="http://schemas.openxmlformats.org/officeDocument/2006/math" xmlns:v="urn:schemas-microsoft-com:vml" xmlns:wp14="http://schemas.microsoft.com/office/word/2010/wordprocessingDrawing" xmlns:wp="http://schemas.openxmlformats.org/drawingml/2006/wordprocessingDrawing" xmlns:w10="urn:schemas-microsoft-com:office:word" xmlns:w="http://schemas.openxmlformats.org/wordprocessingml/2006/main" xmlns:w14="http://schemas.microsoft.com/office/word/2010/wordml" xmlns:w15="http://schemas.microsoft.com/office/word/2012/wordml" xmlns:w16cex="http://schemas.microsoft.com/office/word/2018/wordml/cex" xmlns:w16cid="http://schemas.microsoft.com/office/word/2016/wordml/cid" xmlns:w16="http://schemas.microsoft.com/office/word/2018/wordml" xmlns:w16se="http://schemas.microsoft.com/office/word/2015/wordml/symex" xmlns:wpg="http://schemas.microsoft.com/office/word/2010/wordprocessingGroup" xmlns:wpi="http://schemas.microsoft.com/office/word/2010/wordprocessingInk" xmlns:wne="http://schemas.microsoft.com/office/word/2006/wordml" xmlns:wps="http://schemas.microsoft.com/office/word/2010/wordprocessingShape" mc:Ignorable="w14 w15 w16se w16cid w16 w16cex wp14">
   <w:abstractNum w:abstractNumId="0" w15:restartNumberingAfterBreak="0">
+    <w:nsid w:val="0BA74442"/>
+    <w:multiLevelType w:val="hybridMultilevel"/>
+    <w:tmpl w:val="A358106E"/>
+    <w:lvl w:ilvl="0" w:tplc="0419000F">
+      <w:start w:val="1"/>
+      <w:numFmt w:val="decimal"/>
+      <w:lvlText w:val="%1."/>
+      <w:lvlJc w:val="left"/>
+      <w:pPr>
+        <w:ind w:left="1429" w:hanging="360"/>
+      </w:pPr>
+      <w:rPr>
+        <w:rFonts w:hint="default"/>
+      </w:rPr>
+    </w:lvl>
+    <w:lvl w:ilvl="1" w:tplc="04190003" w:tentative="1">
+      <w:start w:val="1"/>
+      <w:numFmt w:val="bullet"/>
+      <w:lvlText w:val="o"/>
+      <w:lvlJc w:val="left"/>
+      <w:pPr>
+        <w:ind w:left="2149" w:hanging="360"/>
+      </w:pPr>
+      <w:rPr>
+        <w:rFonts w:ascii="Courier New" w:hAnsi="Courier New" w:cs="Courier New" w:hint="default"/>
+      </w:rPr>
+    </w:lvl>
+    <w:lvl w:ilvl="2" w:tplc="04190005" w:tentative="1">
+      <w:start w:val="1"/>
+      <w:numFmt w:val="bullet"/>
+      <w:lvlText w:val=""/>
+      <w:lvlJc w:val="left"/>
+      <w:pPr>
+        <w:ind w:left="2869" w:hanging="360"/>
+      </w:pPr>
+      <w:rPr>
+        <w:rFonts w:ascii="Wingdings" w:hAnsi="Wingdings" w:hint="default"/>
+      </w:rPr>
+    </w:lvl>
+    <w:lvl w:ilvl="3" w:tplc="04190001" w:tentative="1">
+      <w:start w:val="1"/>
+      <w:numFmt w:val="bullet"/>
+      <w:lvlText w:val=""/>
+      <w:lvlJc w:val="left"/>
+      <w:pPr>
+        <w:ind w:left="3589" w:hanging="360"/>
+      </w:pPr>
+      <w:rPr>
+        <w:rFonts w:ascii="Symbol" w:hAnsi="Symbol" w:hint="default"/>
+      </w:rPr>
+    </w:lvl>
+    <w:lvl w:ilvl="4" w:tplc="04190003" w:tentative="1">
+      <w:start w:val="1"/>
+      <w:numFmt w:val="bullet"/>
+      <w:lvlText w:val="o"/>
+      <w:lvlJc w:val="left"/>
+      <w:pPr>
+        <w:ind w:left="4309" w:hanging="360"/>
+      </w:pPr>
+      <w:rPr>
+        <w:rFonts w:ascii="Courier New" w:hAnsi="Courier New" w:cs="Courier New" w:hint="default"/>
+      </w:rPr>
+    </w:lvl>
+    <w:lvl w:ilvl="5" w:tplc="04190005" w:tentative="1">
+      <w:start w:val="1"/>
+      <w:numFmt w:val="bullet"/>
+      <w:lvlText w:val=""/>
+      <w:lvlJc w:val="left"/>
+      <w:pPr>
+        <w:ind w:left="5029" w:hanging="360"/>
+      </w:pPr>
+      <w:rPr>
+        <w:rFonts w:ascii="Wingdings" w:hAnsi="Wingdings" w:hint="default"/>
+      </w:rPr>
+    </w:lvl>
+    <w:lvl w:ilvl="6" w:tplc="04190001" w:tentative="1">
+      <w:start w:val="1"/>
+      <w:numFmt w:val="bullet"/>
+      <w:lvlText w:val=""/>
+      <w:lvlJc w:val="left"/>
+      <w:pPr>
+        <w:ind w:left="5749" w:hanging="360"/>
+      </w:pPr>
+      <w:rPr>
+        <w:rFonts w:ascii="Symbol" w:hAnsi="Symbol" w:hint="default"/>
+      </w:rPr>
+    </w:lvl>
+    <w:lvl w:ilvl="7" w:tplc="04190003" w:tentative="1">
+      <w:start w:val="1"/>
+      <w:numFmt w:val="bullet"/>
+      <w:lvlText w:val="o"/>
+      <w:lvlJc w:val="left"/>
+      <w:pPr>
+        <w:ind w:left="6469" w:hanging="360"/>
+      </w:pPr>
+      <w:rPr>
+        <w:rFonts w:ascii="Courier New" w:hAnsi="Courier New" w:cs="Courier New" w:hint="default"/>
+      </w:rPr>
+    </w:lvl>
+    <w:lvl w:ilvl="8" w:tplc="04190005" w:tentative="1">
+      <w:start w:val="1"/>
+      <w:numFmt w:val="bullet"/>
+      <w:lvlText w:val=""/>
+      <w:lvlJc w:val="left"/>
+      <w:pPr>
+        <w:ind w:left="7189" w:hanging="360"/>
+      </w:pPr>
+      <w:rPr>
+        <w:rFonts w:ascii="Wingdings" w:hAnsi="Wingdings" w:hint="default"/>
+      </w:rPr>
+    </w:lvl>
+  </w:abstractNum>
+  <w:abstractNum w:abstractNumId="1" w15:restartNumberingAfterBreak="0">
     <w:nsid w:val="1329361F"/>
     <w:multiLevelType w:val="hybridMultilevel"/>
     <w:tmpl w:val="DDBE5C7C"/>
@@ -699,7 +5472,7 @@
       </w:pPr>
     </w:lvl>
   </w:abstractNum>
-  <w:abstractNum w:abstractNumId="1" w15:restartNumberingAfterBreak="0">
+  <w:abstractNum w:abstractNumId="2" w15:restartNumberingAfterBreak="0">
     <w:nsid w:val="1F913DDD"/>
     <w:multiLevelType w:val="hybridMultilevel"/>
     <w:tmpl w:val="067C21C8"/>
@@ -812,7 +5585,7 @@
       </w:rPr>
     </w:lvl>
   </w:abstractNum>
-  <w:abstractNum w:abstractNumId="2" w15:restartNumberingAfterBreak="0">
+  <w:abstractNum w:abstractNumId="3" w15:restartNumberingAfterBreak="0">
     <w:nsid w:val="21C528BF"/>
     <w:multiLevelType w:val="hybridMultilevel"/>
     <w:tmpl w:val="0B1EC2A2"/>
@@ -901,7 +5674,7 @@
       </w:pPr>
     </w:lvl>
   </w:abstractNum>
-  <w:abstractNum w:abstractNumId="3" w15:restartNumberingAfterBreak="0">
+  <w:abstractNum w:abstractNumId="4" w15:restartNumberingAfterBreak="0">
     <w:nsid w:val="49017989"/>
     <w:multiLevelType w:val="hybridMultilevel"/>
     <w:tmpl w:val="15D04748"/>
@@ -992,7 +5765,7 @@
       </w:pPr>
     </w:lvl>
   </w:abstractNum>
-  <w:abstractNum w:abstractNumId="4" w15:restartNumberingAfterBreak="0">
+  <w:abstractNum w:abstractNumId="5" w15:restartNumberingAfterBreak="0">
     <w:nsid w:val="539D7948"/>
     <w:multiLevelType w:val="hybridMultilevel"/>
     <w:tmpl w:val="DDBE5C7C"/>
@@ -1117,119 +5890,6 @@
       </w:pPr>
     </w:lvl>
   </w:abstractNum>
-  <w:abstractNum w:abstractNumId="5" w15:restartNumberingAfterBreak="0">
-    <w:nsid w:val="74A52288"/>
-    <w:multiLevelType w:val="multilevel"/>
-    <w:tmpl w:val="BA60A798"/>
-    <w:lvl w:ilvl="0">
-      <w:start w:val="1"/>
-      <w:numFmt w:val="decimal"/>
-      <w:lvlText w:val="%1."/>
-      <w:lvlJc w:val="left"/>
-      <w:pPr>
-        <w:tabs>
-          <w:tab w:val="num" w:pos="720"/>
-        </w:tabs>
-        <w:ind w:left="720" w:hanging="360"/>
-      </w:pPr>
-    </w:lvl>
-    <w:lvl w:ilvl="1">
-      <w:start w:val="1"/>
-      <w:numFmt w:val="decimal"/>
-      <w:lvlText w:val="%2."/>
-      <w:lvlJc w:val="left"/>
-      <w:pPr>
-        <w:tabs>
-          <w:tab w:val="num" w:pos="1440"/>
-        </w:tabs>
-        <w:ind w:left="1440" w:hanging="360"/>
-      </w:pPr>
-    </w:lvl>
-    <w:lvl w:ilvl="2">
-      <w:start w:val="1"/>
-      <w:numFmt w:val="decimal"/>
-      <w:lvlText w:val="%3)"/>
-      <w:lvlJc w:val="left"/>
-      <w:pPr>
-        <w:tabs>
-          <w:tab w:val="num" w:pos="2160"/>
-        </w:tabs>
-        <w:ind w:left="2160" w:hanging="360"/>
-      </w:pPr>
-    </w:lvl>
-    <w:lvl w:ilvl="3" w:tentative="1">
-      <w:start w:val="1"/>
-      <w:numFmt w:val="decimal"/>
-      <w:lvlText w:val="%4."/>
-      <w:lvlJc w:val="left"/>
-      <w:pPr>
-        <w:tabs>
-          <w:tab w:val="num" w:pos="2880"/>
-        </w:tabs>
-        <w:ind w:left="2880" w:hanging="360"/>
-      </w:pPr>
-    </w:lvl>
-    <w:lvl w:ilvl="4" w:tentative="1">
-      <w:start w:val="1"/>
-      <w:numFmt w:val="decimal"/>
-      <w:lvlText w:val="%5."/>
-      <w:lvlJc w:val="left"/>
-      <w:pPr>
-        <w:tabs>
-          <w:tab w:val="num" w:pos="3600"/>
-        </w:tabs>
-        <w:ind w:left="3600" w:hanging="360"/>
-      </w:pPr>
-    </w:lvl>
-    <w:lvl w:ilvl="5" w:tentative="1">
-      <w:start w:val="1"/>
-      <w:numFmt w:val="decimal"/>
-      <w:lvlText w:val="%6."/>
-      <w:lvlJc w:val="left"/>
-      <w:pPr>
-        <w:tabs>
-          <w:tab w:val="num" w:pos="4320"/>
-        </w:tabs>
-        <w:ind w:left="4320" w:hanging="360"/>
-      </w:pPr>
-    </w:lvl>
-    <w:lvl w:ilvl="6" w:tentative="1">
-      <w:start w:val="1"/>
-      <w:numFmt w:val="decimal"/>
-      <w:lvlText w:val="%7."/>
-      <w:lvlJc w:val="left"/>
-      <w:pPr>
-        <w:tabs>
-          <w:tab w:val="num" w:pos="5040"/>
-        </w:tabs>
-        <w:ind w:left="5040" w:hanging="360"/>
-      </w:pPr>
-    </w:lvl>
-    <w:lvl w:ilvl="7" w:tentative="1">
-      <w:start w:val="1"/>
-      <w:numFmt w:val="decimal"/>
-      <w:lvlText w:val="%8."/>
-      <w:lvlJc w:val="left"/>
-      <w:pPr>
-        <w:tabs>
-          <w:tab w:val="num" w:pos="5760"/>
-        </w:tabs>
-        <w:ind w:left="5760" w:hanging="360"/>
-      </w:pPr>
-    </w:lvl>
-    <w:lvl w:ilvl="8" w:tentative="1">
-      <w:start w:val="1"/>
-      <w:numFmt w:val="decimal"/>
-      <w:lvlText w:val="%9."/>
-      <w:lvlJc w:val="left"/>
-      <w:pPr>
-        <w:tabs>
-          <w:tab w:val="num" w:pos="6480"/>
-        </w:tabs>
-        <w:ind w:left="6480" w:hanging="360"/>
-      </w:pPr>
-    </w:lvl>
-  </w:abstractNum>
   <w:abstractNum w:abstractNumId="6" w15:restartNumberingAfterBreak="0">
     <w:nsid w:val="77F9564D"/>
     <w:multiLevelType w:val="hybridMultilevel"/>
@@ -1344,25 +6004,25 @@
     </w:lvl>
   </w:abstractNum>
   <w:num w:numId="1">
+    <w:abstractNumId w:val="2"/>
+  </w:num>
+  <w:num w:numId="2">
     <w:abstractNumId w:val="1"/>
   </w:num>
-  <w:num w:numId="2">
-    <w:abstractNumId w:val="0"/>
-  </w:num>
   <w:num w:numId="3">
-    <w:abstractNumId w:val="3"/>
+    <w:abstractNumId w:val="4"/>
   </w:num>
   <w:num w:numId="4">
     <w:abstractNumId w:val="6"/>
   </w:num>
   <w:num w:numId="5">
-    <w:abstractNumId w:val="2"/>
+    <w:abstractNumId w:val="3"/>
   </w:num>
   <w:num w:numId="6">
-    <w:abstractNumId w:val="4"/>
+    <w:abstractNumId w:val="5"/>
   </w:num>
   <w:num w:numId="7">
-    <w:abstractNumId w:val="5"/>
+    <w:abstractNumId w:val="0"/>
   </w:num>
 </w:numbering>
 </file>
@@ -1375,7 +6035,7 @@
         <w:rFonts w:asciiTheme="minorHAnsi" w:eastAsiaTheme="minorHAnsi" w:hAnsiTheme="minorHAnsi" w:cstheme="minorBidi"/>
         <w:sz w:val="22"/>
         <w:szCs w:val="22"/>
-        <w:lang w:val="ru-RU" w:eastAsia="en-US" w:bidi="ar-SA"/>
+        <w:lang w:val="ru-BY" w:eastAsia="en-US" w:bidi="ar-SA"/>
       </w:rPr>
     </w:rPrDefault>
     <w:pPrDefault>
@@ -1539,7 +6199,7 @@
     <w:lsdException w:name="Table Web 2" w:semiHidden="1" w:unhideWhenUsed="1"/>
     <w:lsdException w:name="Table Web 3" w:semiHidden="1" w:unhideWhenUsed="1"/>
     <w:lsdException w:name="Balloon Text" w:semiHidden="1" w:unhideWhenUsed="1"/>
-    <w:lsdException w:name="Table Grid" w:uiPriority="39"/>
+    <w:lsdException w:name="Table Grid" w:uiPriority="59"/>
     <w:lsdException w:name="Table Theme" w:semiHidden="1" w:unhideWhenUsed="1"/>
     <w:lsdException w:name="Placeholder Text" w:semiHidden="1"/>
     <w:lsdException w:name="No Spacing" w:uiPriority="1" w:qFormat="1"/>
@@ -1765,7 +6425,7 @@
   <w:style w:type="paragraph" w:default="1" w:styleId="a">
     <w:name w:val="Normal"/>
     <w:qFormat/>
-    <w:rsid w:val="008C1A87"/>
+    <w:rsid w:val="00CF1D38"/>
     <w:pPr>
       <w:spacing w:after="0" w:line="240" w:lineRule="auto"/>
       <w:ind w:firstLine="709"/>
@@ -1774,7 +6434,7 @@
       <w:rFonts w:cs="Times New Roman"/>
       <w:sz w:val="28"/>
       <w:szCs w:val="24"/>
-      <w:lang w:eastAsia="ru-RU"/>
+      <w:lang w:val="ru-RU" w:eastAsia="ru-RU"/>
     </w:rPr>
   </w:style>
   <w:style w:type="paragraph" w:styleId="1">
@@ -1784,7 +6444,7 @@
     <w:link w:val="10"/>
     <w:uiPriority w:val="9"/>
     <w:qFormat/>
-    <w:rsid w:val="008C1A87"/>
+    <w:rsid w:val="00CF1D38"/>
     <w:pPr>
       <w:shd w:val="clear" w:color="auto" w:fill="FFCC99"/>
       <w:ind w:firstLine="0"/>
@@ -1805,7 +6465,7 @@
     <w:semiHidden/>
     <w:unhideWhenUsed/>
     <w:qFormat/>
-    <w:rsid w:val="008C1A87"/>
+    <w:rsid w:val="00CF1D38"/>
     <w:pPr>
       <w:keepNext/>
       <w:keepLines/>
@@ -1846,12 +6506,27 @@
     <w:semiHidden/>
     <w:unhideWhenUsed/>
   </w:style>
+  <w:style w:type="character" w:customStyle="1" w:styleId="10">
+    <w:name w:val="Заголовок 1 Знак"/>
+    <w:basedOn w:val="a0"/>
+    <w:link w:val="1"/>
+    <w:uiPriority w:val="9"/>
+    <w:rsid w:val="00CF1D38"/>
+    <w:rPr>
+      <w:rFonts w:cs="Times New Roman"/>
+      <w:b/>
+      <w:sz w:val="32"/>
+      <w:szCs w:val="24"/>
+      <w:shd w:val="clear" w:color="auto" w:fill="FFCC99"/>
+      <w:lang w:val="ru-RU" w:eastAsia="ru-RU"/>
+    </w:rPr>
+  </w:style>
   <w:style w:type="paragraph" w:customStyle="1" w:styleId="a3">
     <w:name w:val="Задание"/>
     <w:basedOn w:val="2"/>
     <w:autoRedefine/>
     <w:qFormat/>
-    <w:rsid w:val="009D7D9D"/>
+    <w:rsid w:val="00CF1D38"/>
     <w:pPr>
       <w:shd w:val="clear" w:color="auto" w:fill="CCFFFF"/>
       <w:spacing w:before="240"/>
@@ -1866,42 +6541,13 @@
       <w:szCs w:val="28"/>
     </w:rPr>
   </w:style>
-  <w:style w:type="character" w:customStyle="1" w:styleId="20">
-    <w:name w:val="Заголовок 2 Знак"/>
-    <w:basedOn w:val="a0"/>
-    <w:link w:val="2"/>
-    <w:uiPriority w:val="9"/>
-    <w:semiHidden/>
-    <w:rsid w:val="008C1A87"/>
-    <w:rPr>
-      <w:rFonts w:asciiTheme="majorHAnsi" w:eastAsiaTheme="majorEastAsia" w:hAnsiTheme="majorHAnsi" w:cstheme="majorBidi"/>
-      <w:color w:val="2F5496" w:themeColor="accent1" w:themeShade="BF"/>
-      <w:sz w:val="26"/>
-      <w:szCs w:val="26"/>
-    </w:rPr>
-  </w:style>
-  <w:style w:type="character" w:customStyle="1" w:styleId="10">
-    <w:name w:val="Заголовок 1 Знак"/>
-    <w:basedOn w:val="a0"/>
-    <w:link w:val="1"/>
-    <w:uiPriority w:val="9"/>
-    <w:rsid w:val="008C1A87"/>
-    <w:rPr>
-      <w:rFonts w:cs="Times New Roman"/>
-      <w:b/>
-      <w:sz w:val="32"/>
-      <w:szCs w:val="24"/>
-      <w:shd w:val="clear" w:color="auto" w:fill="FFCC99"/>
-      <w:lang w:eastAsia="ru-RU"/>
-    </w:rPr>
-  </w:style>
   <w:style w:type="character" w:styleId="a4">
     <w:name w:val="Hyperlink"/>
     <w:basedOn w:val="a0"/>
     <w:uiPriority w:val="99"/>
     <w:semiHidden/>
     <w:unhideWhenUsed/>
-    <w:rsid w:val="009D7D9D"/>
+    <w:rsid w:val="00CF1D38"/>
     <w:rPr>
       <w:color w:val="0000FF"/>
       <w:u w:val="single"/>
@@ -1912,86 +6558,60 @@
     <w:basedOn w:val="a"/>
     <w:uiPriority w:val="34"/>
     <w:qFormat/>
-    <w:rsid w:val="009D7D9D"/>
+    <w:rsid w:val="00CF1D38"/>
     <w:pPr>
       <w:ind w:left="720"/>
       <w:contextualSpacing/>
     </w:pPr>
   </w:style>
-  <w:style w:type="paragraph" w:styleId="a6">
-    <w:name w:val="Normal (Web)"/>
+  <w:style w:type="character" w:customStyle="1" w:styleId="20">
+    <w:name w:val="Заголовок 2 Знак"/>
+    <w:basedOn w:val="a0"/>
+    <w:link w:val="2"/>
+    <w:uiPriority w:val="9"/>
+    <w:semiHidden/>
+    <w:rsid w:val="00CF1D38"/>
+    <w:rPr>
+      <w:rFonts w:asciiTheme="majorHAnsi" w:eastAsiaTheme="majorEastAsia" w:hAnsiTheme="majorHAnsi" w:cstheme="majorBidi"/>
+      <w:color w:val="2F5496" w:themeColor="accent1" w:themeShade="BF"/>
+      <w:sz w:val="26"/>
+      <w:szCs w:val="26"/>
+      <w:lang w:val="ru-RU" w:eastAsia="ru-RU"/>
+    </w:rPr>
+  </w:style>
+  <w:style w:type="paragraph" w:customStyle="1" w:styleId="a6">
+    <w:name w:val="Рисунок"/>
     <w:basedOn w:val="a"/>
-    <w:uiPriority w:val="99"/>
-    <w:semiHidden/>
-    <w:unhideWhenUsed/>
-    <w:rsid w:val="00AE60E5"/>
+    <w:qFormat/>
+    <w:rsid w:val="00CF1D38"/>
     <w:pPr>
-      <w:spacing w:before="100" w:beforeAutospacing="1" w:after="100" w:afterAutospacing="1"/>
+      <w:spacing w:before="120" w:after="120"/>
       <w:ind w:firstLine="0"/>
+      <w:jc w:val="center"/>
+    </w:pPr>
+  </w:style>
+  <w:style w:type="table" w:styleId="a7">
+    <w:name w:val="Table Grid"/>
+    <w:basedOn w:val="a1"/>
+    <w:uiPriority w:val="59"/>
+    <w:rsid w:val="00CF1D38"/>
+    <w:pPr>
+      <w:spacing w:after="0" w:line="240" w:lineRule="auto"/>
     </w:pPr>
     <w:rPr>
-      <w:rFonts w:ascii="Times New Roman" w:eastAsia="Times New Roman" w:hAnsi="Times New Roman"/>
-      <w:sz w:val="24"/>
+      <w:rFonts w:eastAsiaTheme="minorEastAsia"/>
+      <w:lang w:val="ru-RU" w:eastAsia="ru-RU"/>
     </w:rPr>
-  </w:style>
-  <w:style w:type="paragraph" w:styleId="a7">
-    <w:name w:val="header"/>
-    <w:basedOn w:val="a"/>
-    <w:link w:val="a8"/>
-    <w:uiPriority w:val="99"/>
-    <w:unhideWhenUsed/>
-    <w:rsid w:val="004228F0"/>
-    <w:pPr>
-      <w:tabs>
-        <w:tab w:val="center" w:pos="4677"/>
-        <w:tab w:val="right" w:pos="9355"/>
-      </w:tabs>
-    </w:pPr>
-  </w:style>
-  <w:style w:type="character" w:customStyle="1" w:styleId="a8">
-    <w:name w:val="Верхний колонтитул Знак"/>
-    <w:basedOn w:val="a0"/>
-    <w:link w:val="a7"/>
-    <w:uiPriority w:val="99"/>
-    <w:rsid w:val="004228F0"/>
-    <w:rPr>
-      <w:rFonts w:cs="Times New Roman"/>
-      <w:sz w:val="28"/>
-      <w:szCs w:val="24"/>
-      <w:lang w:eastAsia="ru-RU"/>
-    </w:rPr>
-  </w:style>
-  <w:style w:type="paragraph" w:styleId="a9">
-    <w:name w:val="footer"/>
-    <w:basedOn w:val="a"/>
-    <w:link w:val="aa"/>
-    <w:uiPriority w:val="99"/>
-    <w:unhideWhenUsed/>
-    <w:rsid w:val="004228F0"/>
-    <w:pPr>
-      <w:tabs>
-        <w:tab w:val="center" w:pos="4677"/>
-        <w:tab w:val="right" w:pos="9355"/>
-      </w:tabs>
-    </w:pPr>
-  </w:style>
-  <w:style w:type="character" w:customStyle="1" w:styleId="aa">
-    <w:name w:val="Нижний колонтитул Знак"/>
-    <w:basedOn w:val="a0"/>
-    <w:link w:val="a9"/>
-    <w:uiPriority w:val="99"/>
-    <w:rsid w:val="004228F0"/>
-    <w:rPr>
-      <w:rFonts w:cs="Times New Roman"/>
-      <w:sz w:val="28"/>
-      <w:szCs w:val="24"/>
-      <w:lang w:eastAsia="ru-RU"/>
-    </w:rPr>
-  </w:style>
-  <w:style w:type="character" w:customStyle="1" w:styleId="a-breadcrumb-label">
-    <w:name w:val="a-breadcrumb-label"/>
-    <w:basedOn w:val="a0"/>
-    <w:rsid w:val="002473B1"/>
+    <w:tblPr>
+      <w:tblBorders>
+        <w:top w:val="single" w:sz="4" w:space="0" w:color="000000" w:themeColor="text1"/>
+        <w:left w:val="single" w:sz="4" w:space="0" w:color="000000" w:themeColor="text1"/>
+        <w:bottom w:val="single" w:sz="4" w:space="0" w:color="000000" w:themeColor="text1"/>
+        <w:right w:val="single" w:sz="4" w:space="0" w:color="000000" w:themeColor="text1"/>
+        <w:insideH w:val="single" w:sz="4" w:space="0" w:color="000000" w:themeColor="text1"/>
+        <w:insideV w:val="single" w:sz="4" w:space="0" w:color="000000" w:themeColor="text1"/>
+      </w:tblBorders>
+    </w:tblPr>
   </w:style>
 </w:styles>
 </file>
